--- a/王学明开发岗个人简历v2.5.2.docx
+++ b/王学明开发岗个人简历v2.5.2.docx
@@ -132,16 +132,34 @@
           <w:szCs w:val="20"/>
           <w:lang w:val="en-US" w:eastAsia="zh-CN"/>
         </w:rPr>
-        <w:t>求职意向：高级 iOS 开发工程师</w:t>
-      </w:r>
-      <w:r>
-        <w:rPr>
-          <w:rFonts w:hint="eastAsia"/>
-          <w:spacing w:val="-4"/>
-          <w:szCs w:val="22"/>
-          <w:lang w:eastAsia="zh-CN"/>
-        </w:rPr>
-        <w:t xml:space="preserve"> </w:t>
+        <w:t>求职意向：高级前端全栈开发工程师</w:t>
+      </w:r>
+      <w:r>
+        <w:rPr>
+          <w:rFonts w:hint="eastAsia"/>
+          <w:spacing w:val="-4"/>
+          <w:szCs w:val="22"/>
+          <w:lang w:eastAsia="zh-CN"/>
+        </w:rPr>
+        <w:t xml:space="preserve"> （</w:t>
+      </w:r>
+      <w:r>
+        <w:rPr>
+          <w:rFonts w:hint="eastAsia"/>
+          <w:spacing w:val="-4"/>
+          <w:szCs w:val="22"/>
+          <w:lang w:val="en-US" w:eastAsia="zh-CN"/>
+        </w:rPr>
+        <w:t>客户端-小程序-web</w:t>
+      </w:r>
+      <w:r>
+        <w:rPr>
+          <w:rFonts w:hint="eastAsia"/>
+          <w:spacing w:val="-4"/>
+          <w:szCs w:val="22"/>
+          <w:lang w:eastAsia="zh-CN"/>
+        </w:rPr>
+        <w:t>）</w:t>
       </w:r>
     </w:p>
     <w:p>
@@ -178,7 +196,7 @@
       <w:bookmarkEnd w:id="0"/>
       <w:r>
         <w:drawing>
-          <wp:anchor distT="0" distB="0" distL="0" distR="0" simplePos="0" relativeHeight="251664384" behindDoc="0" locked="0" layoutInCell="1" allowOverlap="1">
+          <wp:anchor distT="0" distB="0" distL="0" distR="0" simplePos="0" relativeHeight="251663360" behindDoc="0" locked="0" layoutInCell="1" allowOverlap="1">
             <wp:simplePos x="0" y="0"/>
             <wp:positionH relativeFrom="page">
               <wp:posOffset>532130</wp:posOffset>
@@ -230,7 +248,7 @@
           <w:lang w:eastAsia="zh-CN"/>
         </w:rPr>
         <w:drawing>
-          <wp:anchor distT="0" distB="0" distL="0" distR="0" simplePos="0" relativeHeight="251663360" behindDoc="0" locked="0" layoutInCell="1" allowOverlap="1">
+          <wp:anchor distT="0" distB="0" distL="0" distR="0" simplePos="0" relativeHeight="251662336" behindDoc="0" locked="0" layoutInCell="1" allowOverlap="1">
             <wp:simplePos x="0" y="0"/>
             <wp:positionH relativeFrom="page">
               <wp:posOffset>5951220</wp:posOffset>
@@ -238,10 +256,10 @@
             <wp:positionV relativeFrom="paragraph">
               <wp:posOffset>285750</wp:posOffset>
             </wp:positionV>
-            <wp:extent cx="819785" cy="914400"/>
-            <wp:effectExtent l="0" t="0" r="18415" b="0"/>
+            <wp:extent cx="824865" cy="920750"/>
+            <wp:effectExtent l="0" t="0" r="13335" b="19050"/>
             <wp:wrapSquare wrapText="bothSides"/>
-            <wp:docPr id="3" name="image2.jpeg" descr="/Users/xuemingwang/Downloads/wechat_2025-06-12_102307_431-removebg-preview.pngwechat_2025-06-12_102307_431-removebg-preview"/>
+            <wp:docPr id="3" name="image2.jpeg" descr="/Users/xuemingwang/Downloads/微信图片_20260609222528_2_2.jpg微信图片_20260609222528_2_2"/>
             <wp:cNvGraphicFramePr>
               <a:graphicFrameLocks xmlns:a="http://schemas.openxmlformats.org/drawingml/2006/main" noChangeAspect="1"/>
             </wp:cNvGraphicFramePr>
@@ -249,14 +267,14 @@
               <a:graphicData uri="http://schemas.openxmlformats.org/drawingml/2006/picture">
                 <pic:pic xmlns:pic="http://schemas.openxmlformats.org/drawingml/2006/picture">
                   <pic:nvPicPr>
-                    <pic:cNvPr id="3" name="image2.jpeg" descr="/Users/xuemingwang/Downloads/wechat_2025-06-12_102307_431-removebg-preview.pngwechat_2025-06-12_102307_431-removebg-preview"/>
+                    <pic:cNvPr id="3" name="image2.jpeg" descr="/Users/xuemingwang/Downloads/微信图片_20260609222528_2_2.jpg微信图片_20260609222528_2_2"/>
                     <pic:cNvPicPr>
                       <a:picLocks noChangeAspect="1"/>
                     </pic:cNvPicPr>
                   </pic:nvPicPr>
                   <pic:blipFill>
                     <a:blip r:embed="rId5"/>
-                    <a:srcRect l="35" r="35"/>
+                    <a:srcRect l="5174" r="5174"/>
                     <a:stretch>
                       <a:fillRect/>
                     </a:stretch>
@@ -264,9 +282,9 @@
                   <pic:spPr>
                     <a:xfrm>
                       <a:off x="0" y="0"/>
-                      <a:ext cx="819785" cy="914400"/>
+                      <a:ext cx="824865" cy="920750"/>
                     </a:xfrm>
-                    <a:prstGeom prst="rect">
+                    <a:prstGeom prst="ellipse">
                       <a:avLst/>
                     </a:prstGeom>
                     <a:effectLst/>
@@ -705,8 +723,8 @@
       </w:pPr>
       <w:bookmarkStart w:id="3" w:name="专业技能"/>
       <w:bookmarkEnd w:id="3"/>
-      <w:bookmarkStart w:id="4" w:name="OLE_LINK33"/>
-      <w:bookmarkStart w:id="5" w:name="OLE_LINK34"/>
+      <w:bookmarkStart w:id="4" w:name="OLE_LINK34"/>
+      <w:bookmarkStart w:id="5" w:name="OLE_LINK33"/>
       <w:r>
         <w:rPr>
           <w:color w:val="246EB8"/>
@@ -1336,18 +1354,7 @@
           <w:sz w:val="17"/>
           <w:lang w:val="en-US" w:eastAsia="zh-CN"/>
         </w:rPr>
-        <w:t>工具：PDManager（数据库工具）、BoardMix（甘特图 / ER 图）、XMind（架构设计）、HbuilderX（小程序）、Unity（游戏 SDK ）以及项目版本管理工具git、cocoapods等</w:t>
-      </w:r>
-      <w:bookmarkStart w:id="57" w:name="_GoBack"/>
-      <w:bookmarkEnd w:id="57"/>
-      <w:r>
-        <w:rPr>
-          <w:rFonts w:hint="eastAsia"/>
-          <w:spacing w:val="-4"/>
-          <w:sz w:val="17"/>
-          <w:lang w:val="en-US" w:eastAsia="zh-CN"/>
-        </w:rPr>
-        <w:t>。</w:t>
+        <w:t>工具：PDManager（数据库工具）、BoardMix（甘特图 / ER 图）、XMind（架构设计）、HbuilderX（小程序）、Unity（游戏 SDK ）以及项目版本管理工具git、cocoapods等。</w:t>
       </w:r>
     </w:p>
     <w:p>
@@ -1472,7 +1479,6 @@
         <w:ind w:firstLine="648" w:firstLineChars="400"/>
         <w:textAlignment w:val="auto"/>
         <w:rPr>
-          <w:rStyle w:val="10"/>
           <w:rFonts w:hint="default"/>
           <w:spacing w:val="-4"/>
           <w:sz w:val="17"/>
@@ -1481,150 +1487,12 @@
       </w:pPr>
       <w:r>
         <w:rPr>
-          <w:rFonts w:hint="eastAsia"/>
-          <w:spacing w:val="-4"/>
-          <w:sz w:val="17"/>
-          <w:lang w:val="en-US" w:eastAsia="zh-CN"/>
-        </w:rPr>
-        <w:t>熟悉Web3 技术框架（区块链 / 智能合约 / NFT 平台）</w:t>
-      </w:r>
-      <w:r>
-        <w:rPr>
-          <w:rFonts w:hint="eastAsia"/>
-          <w:spacing w:val="-4"/>
-          <w:sz w:val="17"/>
-          <w:lang w:eastAsia="zh-CN"/>
-        </w:rPr>
-        <w:t>并创作了许多技术文档，如</w:t>
-      </w:r>
-      <w:r>
-        <w:rPr>
-          <w:spacing w:val="-4"/>
-          <w:sz w:val="17"/>
-          <w:lang w:eastAsia="zh-CN"/>
-        </w:rPr>
-        <w:t xml:space="preserve"> </w:t>
-      </w:r>
-      <w:r>
-        <w:rPr>
-          <w:color w:val="0000FF"/>
-        </w:rPr>
-        <w:fldChar w:fldCharType="begin"/>
-      </w:r>
-      <w:r>
-        <w:rPr>
-          <w:color w:val="0000FF"/>
-        </w:rPr>
-        <w:instrText xml:space="preserve"> HYPERLINK "https://drive.google.com/file/d/1vqVXK_lgQz93muuHo9o69RrTGD2dt66A/view" </w:instrText>
-      </w:r>
-      <w:r>
-        <w:rPr>
-          <w:color w:val="0000FF"/>
-        </w:rPr>
-        <w:fldChar w:fldCharType="separate"/>
-      </w:r>
-      <w:r>
-        <w:rPr>
-          <w:rStyle w:val="9"/>
-          <w:rFonts w:hint="eastAsia"/>
-          <w:color w:val="0000FF"/>
-          <w:spacing w:val="-4"/>
-          <w:sz w:val="17"/>
-          <w:lang w:eastAsia="zh-CN"/>
-        </w:rPr>
-        <w:t>《</w:t>
-      </w:r>
-      <w:r>
-        <w:rPr>
-          <w:rStyle w:val="9"/>
-          <w:color w:val="0000FF"/>
-          <w:spacing w:val="-4"/>
-          <w:sz w:val="17"/>
-          <w:lang w:eastAsia="zh-CN"/>
-        </w:rPr>
-        <w:t>比特币生态导航图</w:t>
-      </w:r>
-      <w:r>
-        <w:rPr>
-          <w:rStyle w:val="9"/>
-          <w:rFonts w:hint="eastAsia"/>
-          <w:color w:val="0000FF"/>
-          <w:spacing w:val="-4"/>
-          <w:sz w:val="17"/>
-          <w:lang w:eastAsia="zh-CN"/>
-        </w:rPr>
-        <w:t>》</w:t>
-      </w:r>
-      <w:r>
-        <w:rPr>
-          <w:rStyle w:val="10"/>
-          <w:rFonts w:hint="eastAsia"/>
-          <w:color w:val="0000FF"/>
-          <w:spacing w:val="-4"/>
-          <w:sz w:val="17"/>
-          <w:lang w:eastAsia="zh-CN"/>
-        </w:rPr>
-        <w:fldChar w:fldCharType="end"/>
-      </w:r>
-      <w:r>
-        <w:rPr>
-          <w:rFonts w:hint="eastAsia"/>
-          <w:color w:val="0000FF"/>
-          <w:spacing w:val="-4"/>
-          <w:sz w:val="17"/>
-          <w:lang w:eastAsia="zh-CN"/>
-        </w:rPr>
-        <w:t>、</w:t>
-      </w:r>
-      <w:r>
-        <w:fldChar w:fldCharType="begin"/>
-      </w:r>
-      <w:r>
-        <w:rPr>
-          <w:lang w:eastAsia="zh-CN"/>
-        </w:rPr>
-        <w:instrText xml:space="preserve">HYPERLINK "https://drive.google.com/file/d/1aX6wDLnZcjzBDVzydusAHu4FUYHc0ViQ/view?usp=drive_link"</w:instrText>
-      </w:r>
-      <w:r>
-        <w:fldChar w:fldCharType="separate"/>
-      </w:r>
-      <w:r>
-        <w:rPr>
-          <w:rStyle w:val="10"/>
-          <w:rFonts w:hint="eastAsia"/>
-          <w:spacing w:val="-4"/>
-          <w:sz w:val="17"/>
-          <w:lang w:eastAsia="zh-CN"/>
-        </w:rPr>
-        <w:t>《</w:t>
-      </w:r>
-      <w:r>
-        <w:rPr>
-          <w:rStyle w:val="10"/>
-          <w:spacing w:val="-4"/>
-          <w:sz w:val="17"/>
-          <w:lang w:eastAsia="zh-CN"/>
-        </w:rPr>
-        <w:t>区块链发展趋势图</w:t>
-      </w:r>
-      <w:r>
-        <w:rPr>
-          <w:rStyle w:val="10"/>
-          <w:rFonts w:hint="eastAsia"/>
-          <w:spacing w:val="-4"/>
-          <w:sz w:val="17"/>
-          <w:lang w:eastAsia="zh-CN"/>
-        </w:rPr>
-        <w:t>》</w:t>
-      </w:r>
-      <w:r>
-        <w:rPr>
-          <w:rStyle w:val="10"/>
-          <w:spacing w:val="-4"/>
-          <w:sz w:val="17"/>
-          <w:lang w:eastAsia="zh-CN"/>
-        </w:rPr>
-        <w:fldChar w:fldCharType="end"/>
+          <w:rFonts w:hint="default"/>
+          <w:spacing w:val="-4"/>
+          <w:sz w:val="17"/>
+          <w:lang w:val="en-US" w:eastAsia="zh-CN"/>
+        </w:rPr>
+        <w:t>AI 开发生产力工具：精通 Cursor、CodeX、CloudCode 核心功能与第三方插件，可依托 AI 高效完成编码开发、Bug 排查、代码优化、接口设计、技术文档撰写；具备完整的大模型本地部署、环境搭建、启动运维实战经验，掌握本地模型基础配置与落地使用流程。</w:t>
       </w:r>
     </w:p>
     <w:p>
@@ -1656,6 +1524,189 @@
         <w:textAlignment w:val="auto"/>
         <w:rPr>
           <w:rStyle w:val="10"/>
+          <w:rFonts w:hint="default"/>
+          <w:spacing w:val="-4"/>
+          <w:sz w:val="17"/>
+          <w:lang w:val="en-US" w:eastAsia="zh-CN"/>
+        </w:rPr>
+      </w:pPr>
+      <w:r>
+        <w:rPr>
+          <w:rFonts w:hint="eastAsia"/>
+          <w:spacing w:val="-4"/>
+          <w:sz w:val="17"/>
+          <w:lang w:val="en-US" w:eastAsia="zh-CN"/>
+        </w:rPr>
+        <w:t>熟悉Web3 技术框架（区块链 / 智能合约 / NFT 平台）</w:t>
+      </w:r>
+      <w:r>
+        <w:rPr>
+          <w:rFonts w:hint="eastAsia"/>
+          <w:spacing w:val="-4"/>
+          <w:sz w:val="17"/>
+          <w:lang w:eastAsia="zh-CN"/>
+        </w:rPr>
+        <w:t>并创作了许多技术文档，如</w:t>
+      </w:r>
+      <w:r>
+        <w:rPr>
+          <w:spacing w:val="-4"/>
+          <w:sz w:val="17"/>
+          <w:lang w:eastAsia="zh-CN"/>
+        </w:rPr>
+        <w:t xml:space="preserve"> </w:t>
+      </w:r>
+      <w:r>
+        <w:rPr>
+          <w:color w:val="0000FF"/>
+        </w:rPr>
+        <w:fldChar w:fldCharType="begin"/>
+      </w:r>
+      <w:r>
+        <w:rPr>
+          <w:color w:val="0000FF"/>
+        </w:rPr>
+        <w:instrText xml:space="preserve"> HYPERLINK "https://drive.google.com/file/d/1vqVXK_lgQz93muuHo9o69RrTGD2dt66A/view" </w:instrText>
+      </w:r>
+      <w:r>
+        <w:rPr>
+          <w:color w:val="0000FF"/>
+        </w:rPr>
+        <w:fldChar w:fldCharType="separate"/>
+      </w:r>
+      <w:r>
+        <w:rPr>
+          <w:rStyle w:val="9"/>
+          <w:rFonts w:hint="eastAsia"/>
+          <w:color w:val="0000FF"/>
+          <w:spacing w:val="-4"/>
+          <w:sz w:val="17"/>
+          <w:lang w:eastAsia="zh-CN"/>
+        </w:rPr>
+        <w:t>《</w:t>
+      </w:r>
+      <w:r>
+        <w:rPr>
+          <w:rStyle w:val="9"/>
+          <w:color w:val="0000FF"/>
+          <w:spacing w:val="-4"/>
+          <w:sz w:val="17"/>
+          <w:lang w:eastAsia="zh-CN"/>
+        </w:rPr>
+        <w:t>比特币生态导航图</w:t>
+      </w:r>
+      <w:r>
+        <w:rPr>
+          <w:rStyle w:val="9"/>
+          <w:rFonts w:hint="eastAsia"/>
+          <w:color w:val="0000FF"/>
+          <w:spacing w:val="-4"/>
+          <w:sz w:val="17"/>
+          <w:lang w:eastAsia="zh-CN"/>
+        </w:rPr>
+        <w:t>》</w:t>
+      </w:r>
+      <w:r>
+        <w:rPr>
+          <w:rStyle w:val="10"/>
+          <w:rFonts w:hint="eastAsia"/>
+          <w:color w:val="0000FF"/>
+          <w:spacing w:val="-4"/>
+          <w:sz w:val="17"/>
+          <w:lang w:eastAsia="zh-CN"/>
+        </w:rPr>
+        <w:fldChar w:fldCharType="end"/>
+      </w:r>
+      <w:r>
+        <w:rPr>
+          <w:rFonts w:hint="eastAsia"/>
+          <w:color w:val="0000FF"/>
+          <w:spacing w:val="-4"/>
+          <w:sz w:val="17"/>
+          <w:lang w:eastAsia="zh-CN"/>
+        </w:rPr>
+        <w:t>、</w:t>
+      </w:r>
+      <w:r>
+        <w:fldChar w:fldCharType="begin"/>
+      </w:r>
+      <w:r>
+        <w:rPr>
+          <w:lang w:eastAsia="zh-CN"/>
+        </w:rPr>
+        <w:instrText xml:space="preserve">HYPERLINK "https://drive.google.com/file/d/1aX6wDLnZcjzBDVzydusAHu4FUYHc0ViQ/view?usp=drive_link"</w:instrText>
+      </w:r>
+      <w:r>
+        <w:fldChar w:fldCharType="separate"/>
+      </w:r>
+      <w:r>
+        <w:rPr>
+          <w:rStyle w:val="10"/>
+          <w:rFonts w:hint="eastAsia"/>
+          <w:spacing w:val="-4"/>
+          <w:sz w:val="17"/>
+          <w:lang w:eastAsia="zh-CN"/>
+        </w:rPr>
+        <w:t>《</w:t>
+      </w:r>
+      <w:r>
+        <w:rPr>
+          <w:rStyle w:val="10"/>
+          <w:spacing w:val="-4"/>
+          <w:sz w:val="17"/>
+          <w:lang w:eastAsia="zh-CN"/>
+        </w:rPr>
+        <w:t>区块链发展趋势图</w:t>
+      </w:r>
+      <w:r>
+        <w:rPr>
+          <w:rStyle w:val="10"/>
+          <w:rFonts w:hint="eastAsia"/>
+          <w:spacing w:val="-4"/>
+          <w:sz w:val="17"/>
+          <w:lang w:eastAsia="zh-CN"/>
+        </w:rPr>
+        <w:t>》</w:t>
+      </w:r>
+      <w:r>
+        <w:rPr>
+          <w:rStyle w:val="10"/>
+          <w:spacing w:val="-4"/>
+          <w:sz w:val="17"/>
+          <w:lang w:eastAsia="zh-CN"/>
+        </w:rPr>
+        <w:fldChar w:fldCharType="end"/>
+      </w:r>
+    </w:p>
+    <w:p>
+      <w:pPr>
+        <w:pStyle w:val="12"/>
+        <w:keepNext w:val="0"/>
+        <w:keepLines w:val="0"/>
+        <w:pageBreakBefore w:val="0"/>
+        <w:widowControl w:val="0"/>
+        <w:numPr>
+          <w:ilvl w:val="0"/>
+          <w:numId w:val="0"/>
+        </w:numPr>
+        <w:tabs>
+          <w:tab w:val="left" w:pos="665"/>
+          <w:tab w:val="left" w:pos="666"/>
+        </w:tabs>
+        <w:kinsoku/>
+        <w:wordWrap/>
+        <w:overflowPunct/>
+        <w:topLinePunct w:val="0"/>
+        <w:autoSpaceDE w:val="0"/>
+        <w:autoSpaceDN w:val="0"/>
+        <w:bidi w:val="0"/>
+        <w:adjustRightInd/>
+        <w:snapToGrid/>
+        <w:spacing w:before="85" w:line="192" w:lineRule="auto"/>
+        <w:ind w:firstLine="648" w:firstLineChars="400"/>
+        <w:textAlignment w:val="auto"/>
+        <w:rPr>
+          <w:rStyle w:val="10"/>
           <w:rFonts w:hint="eastAsia"/>
           <w:spacing w:val="-4"/>
           <w:sz w:val="17"/>
@@ -1721,7 +1772,7 @@
           <w:bCs/>
         </w:rPr>
         <w:drawing>
-          <wp:anchor distT="0" distB="0" distL="0" distR="0" simplePos="0" relativeHeight="251665408" behindDoc="0" locked="0" layoutInCell="1" allowOverlap="1">
+          <wp:anchor distT="0" distB="0" distL="0" distR="0" simplePos="0" relativeHeight="251664384" behindDoc="0" locked="0" layoutInCell="1" allowOverlap="1">
             <wp:simplePos x="0" y="0"/>
             <wp:positionH relativeFrom="page">
               <wp:posOffset>553720</wp:posOffset>
@@ -1930,7 +1981,7 @@
       </w:pPr>
       <w:r>
         <w:drawing>
-          <wp:anchor distT="0" distB="0" distL="0" distR="0" simplePos="0" relativeHeight="251662336" behindDoc="0" locked="0" layoutInCell="1" allowOverlap="1">
+          <wp:anchor distT="0" distB="0" distL="0" distR="0" simplePos="0" relativeHeight="251661312" behindDoc="0" locked="0" layoutInCell="1" allowOverlap="1">
             <wp:simplePos x="0" y="0"/>
             <wp:positionH relativeFrom="page">
               <wp:posOffset>544830</wp:posOffset>
@@ -1998,42 +2049,10 @@
         </w:tabs>
         <w:ind w:left="240" w:leftChars="0" w:firstLine="486" w:firstLineChars="300"/>
         <w:rPr>
-          <w:rFonts w:hint="eastAsia"/>
-          <w:spacing w:val="-4"/>
-          <w:sz w:val="17"/>
-          <w:lang w:val="en-US" w:eastAsia="zh-CN"/>
-        </w:rPr>
-      </w:pPr>
-      <w:r>
-        <w:rPr>
-          <w:rFonts w:hint="eastAsia"/>
-          <w:spacing w:val="-4"/>
-          <w:sz w:val="17"/>
-          <w:lang w:val="en-US" w:eastAsia="zh-CN"/>
-        </w:rPr>
-        <w:t xml:space="preserve"> 辅修计算机科学相关课程 - 通过自学与项目实践掌握 iOS 开发核心技术</w:t>
-      </w:r>
-    </w:p>
-    <w:p>
-      <w:pPr>
-        <w:pStyle w:val="12"/>
-        <w:widowControl w:val="0"/>
-        <w:numPr>
-          <w:ilvl w:val="0"/>
-          <w:numId w:val="0"/>
-        </w:numPr>
-        <w:tabs>
-          <w:tab w:val="left" w:pos="619"/>
-          <w:tab w:val="left" w:pos="620"/>
-        </w:tabs>
-        <w:autoSpaceDE w:val="0"/>
-        <w:autoSpaceDN w:val="0"/>
-        <w:spacing w:before="87"/>
-        <w:rPr>
-          <w:rFonts w:hint="eastAsia"/>
-          <w:spacing w:val="-4"/>
-          <w:sz w:val="17"/>
-          <w:lang w:eastAsia="zh-CN"/>
+          <w:rFonts w:hint="default"/>
+          <w:spacing w:val="-4"/>
+          <w:sz w:val="17"/>
+          <w:lang w:val="en-US" w:eastAsia="zh-CN"/>
         </w:rPr>
         <w:sectPr>
           <w:type w:val="continuous"/>
@@ -2042,6 +2061,17 @@
           <w:cols w:space="720" w:num="1"/>
         </w:sectPr>
       </w:pPr>
+      <w:r>
+        <w:rPr>
+          <w:rFonts w:hint="eastAsia"/>
+          <w:spacing w:val="-4"/>
+          <w:sz w:val="17"/>
+          <w:lang w:val="en-US" w:eastAsia="zh-CN"/>
+        </w:rPr>
+        <w:t xml:space="preserve"> 辅修计算机科学相关课程 - 通过自学与项目实践掌握 iOS 开发核心技术。后深度拥抱并学习AI，逐渐担任前端全栈开发工作。</w:t>
+      </w:r>
+      <w:bookmarkStart w:id="56" w:name="_GoBack"/>
+      <w:bookmarkEnd w:id="56"/>
     </w:p>
     <w:p>
       <w:pPr>
@@ -2097,6 +2127,11 @@
         </w:tabs>
         <w:spacing w:before="135"/>
         <w:rPr>
+          <w:rFonts w:ascii="Arial Unicode MS" w:hAnsi="Arial Unicode MS" w:eastAsia="Arial Unicode MS" w:cs="Arial Unicode MS"/>
+          <w:b w:val="0"/>
+          <w:bCs w:val="0"/>
+          <w:spacing w:val="-4"/>
+          <w:szCs w:val="22"/>
           <w:lang w:eastAsia="zh-CN"/>
         </w:rPr>
       </w:pPr>
@@ -2106,7 +2141,7 @@
       <w:bookmarkStart w:id="10" w:name="OLE_LINK38"/>
       <w:r>
         <w:drawing>
-          <wp:anchor distT="0" distB="0" distL="0" distR="0" simplePos="0" relativeHeight="251661312" behindDoc="0" locked="0" layoutInCell="1" allowOverlap="1">
+          <wp:anchor distT="0" distB="0" distL="0" distR="0" simplePos="0" relativeHeight="251665408" behindDoc="0" locked="0" layoutInCell="1" allowOverlap="1">
             <wp:simplePos x="0" y="0"/>
             <wp:positionH relativeFrom="page">
               <wp:posOffset>544830</wp:posOffset>
@@ -2117,7 +2152,7 @@
             <wp:extent cx="6353810" cy="45085"/>
             <wp:effectExtent l="0" t="0" r="0" b="0"/>
             <wp:wrapTopAndBottom/>
-            <wp:docPr id="2" name="image1.png"/>
+            <wp:docPr id="5" name="image1.png"/>
             <wp:cNvGraphicFramePr>
               <a:graphicFrameLocks xmlns:a="http://schemas.openxmlformats.org/drawingml/2006/main" noChangeAspect="1"/>
             </wp:cNvGraphicFramePr>
@@ -2125,7 +2160,7 @@
               <a:graphicData uri="http://schemas.openxmlformats.org/drawingml/2006/picture">
                 <pic:pic xmlns:pic="http://schemas.openxmlformats.org/drawingml/2006/picture">
                   <pic:nvPicPr>
-                    <pic:cNvPr id="2" name="image1.png"/>
+                    <pic:cNvPr id="5" name="image1.png"/>
                     <pic:cNvPicPr>
                       <a:picLocks noChangeAspect="1"/>
                     </pic:cNvPicPr>
@@ -2164,7 +2199,7 @@
           <w:w w:val="120"/>
           <w:lang w:val="en-US" w:eastAsia="zh-CN"/>
         </w:rPr>
-        <w:t>24</w:t>
+        <w:t>25</w:t>
       </w:r>
       <w:r>
         <w:rPr>
@@ -2179,7 +2214,7 @@
           <w:w w:val="120"/>
           <w:lang w:val="en-US" w:eastAsia="zh-CN"/>
         </w:rPr>
-        <w:t>12</w:t>
+        <w:t>7</w:t>
       </w:r>
       <w:r>
         <w:rPr>
@@ -2205,27 +2240,11 @@
       </w:r>
       <w:r>
         <w:rPr>
-          <w:rFonts w:hint="default"/>
+          <w:rFonts w:hint="eastAsia"/>
           <w:w w:val="120"/>
           <w:lang w:val="en-US" w:eastAsia="zh-CN"/>
         </w:rPr>
-        <w:t>2025</w:t>
-      </w:r>
-      <w:r>
-        <w:rPr>
-          <w:rFonts w:hint="eastAsia"/>
-          <w:w w:val="120"/>
-          <w:lang w:val="en-US" w:eastAsia="zh-CN"/>
-        </w:rPr>
-        <w:t xml:space="preserve"> - </w:t>
-      </w:r>
-      <w:r>
-        <w:rPr>
-          <w:rFonts w:hint="default"/>
-          <w:w w:val="120"/>
-          <w:lang w:val="en-US" w:eastAsia="zh-CN"/>
-        </w:rPr>
-        <w:t>4</w:t>
+        <w:t>今</w:t>
       </w:r>
       <w:r>
         <w:rPr>
@@ -2236,11 +2255,9 @@
       <w:r>
         <w:rPr>
           <w:rFonts w:hint="eastAsia"/>
-          <w:spacing w:val="16"/>
-          <w:w w:val="105"/>
-          <w:lang w:val="en-US" w:eastAsia="zh-CN"/>
-        </w:rPr>
-        <w:t>朗致集团</w:t>
+          <w:lang w:val="en-US" w:eastAsia="zh-CN"/>
+        </w:rPr>
+        <w:t>开开华彩</w:t>
       </w:r>
     </w:p>
     <w:p>
@@ -2251,90 +2268,6 @@
           <w:tab w:val="left" w:pos="620"/>
           <w:tab w:val="left" w:pos="2619"/>
         </w:tabs>
-        <w:spacing w:before="135" w:line="180" w:lineRule="auto"/>
-        <w:ind w:left="240" w:leftChars="100" w:firstLine="486" w:firstLineChars="300"/>
-        <w:rPr>
-          <w:rFonts w:ascii="Arial Unicode MS" w:hAnsi="Arial Unicode MS" w:eastAsia="Arial Unicode MS" w:cs="Arial Unicode MS"/>
-          <w:b w:val="0"/>
-          <w:bCs w:val="0"/>
-          <w:spacing w:val="-4"/>
-          <w:szCs w:val="22"/>
-          <w:lang w:eastAsia="zh-CN"/>
-        </w:rPr>
-      </w:pPr>
-      <w:r>
-        <w:rPr>
-          <w:rFonts w:hint="eastAsia" w:ascii="Arial Unicode MS" w:hAnsi="Arial Unicode MS" w:eastAsia="Arial Unicode MS" w:cs="Arial Unicode MS"/>
-          <w:b w:val="0"/>
-          <w:bCs w:val="0"/>
-          <w:spacing w:val="-4"/>
-          <w:szCs w:val="22"/>
-          <w:lang w:eastAsia="zh-CN"/>
-        </w:rPr>
-        <w:t>公司介绍：</w:t>
-      </w:r>
-    </w:p>
-    <w:p>
-      <w:pPr>
-        <w:pStyle w:val="3"/>
-        <w:tabs>
-          <w:tab w:val="left" w:pos="619"/>
-          <w:tab w:val="left" w:pos="620"/>
-          <w:tab w:val="left" w:pos="2619"/>
-        </w:tabs>
-        <w:spacing w:before="135"/>
-        <w:ind w:left="720" w:leftChars="300" w:firstLine="324" w:firstLineChars="200"/>
-        <w:rPr>
-          <w:rFonts w:hint="eastAsia" w:ascii="Arial Unicode MS" w:hAnsi="Arial Unicode MS" w:eastAsia="Arial Unicode MS" w:cs="Arial Unicode MS"/>
-          <w:b w:val="0"/>
-          <w:bCs w:val="0"/>
-          <w:spacing w:val="-4"/>
-          <w:szCs w:val="22"/>
-          <w:lang w:eastAsia="zh-CN"/>
-        </w:rPr>
-      </w:pPr>
-      <w:r>
-        <w:rPr>
-          <w:rFonts w:hint="eastAsia" w:ascii="Arial Unicode MS" w:hAnsi="Arial Unicode MS" w:eastAsia="Arial Unicode MS" w:cs="Arial Unicode MS"/>
-          <w:b w:val="0"/>
-          <w:bCs w:val="0"/>
-          <w:spacing w:val="-4"/>
-          <w:szCs w:val="22"/>
-          <w:lang w:eastAsia="zh-CN"/>
-        </w:rPr>
-        <w:t>朗致集团是一家集医药行业投资、研发、生产、营销于一身</w:t>
-      </w:r>
-      <w:r>
-        <w:rPr>
-          <w:rFonts w:hint="eastAsia" w:ascii="Arial Unicode MS" w:hAnsi="Arial Unicode MS" w:eastAsia="Arial Unicode MS" w:cs="Arial Unicode MS"/>
-          <w:b w:val="0"/>
-          <w:bCs w:val="0"/>
-          <w:spacing w:val="-4"/>
-          <w:szCs w:val="22"/>
-          <w:lang w:val="en-US" w:eastAsia="zh-CN"/>
-        </w:rPr>
-        <w:t>的医药集团，</w:t>
-      </w:r>
-      <w:r>
-        <w:rPr>
-          <w:rFonts w:hint="eastAsia" w:ascii="Arial Unicode MS" w:hAnsi="Arial Unicode MS" w:eastAsia="Arial Unicode MS" w:cs="Arial Unicode MS"/>
-          <w:b w:val="0"/>
-          <w:bCs w:val="0"/>
-          <w:spacing w:val="-4"/>
-          <w:szCs w:val="22"/>
-          <w:lang w:eastAsia="zh-CN"/>
-        </w:rPr>
-        <w:t>致力于独特领域的独特药品的高品质打造，</w:t>
-      </w:r>
-    </w:p>
-    <w:p>
-      <w:pPr>
-        <w:pStyle w:val="3"/>
-        <w:tabs>
-          <w:tab w:val="left" w:pos="619"/>
-          <w:tab w:val="left" w:pos="620"/>
-          <w:tab w:val="left" w:pos="2619"/>
-        </w:tabs>
         <w:spacing w:before="135"/>
         <w:ind w:left="732" w:leftChars="305" w:firstLine="0" w:firstLineChars="0"/>
         <w:rPr>
@@ -2352,7 +2285,7 @@
           <w:szCs w:val="22"/>
           <w:lang w:eastAsia="zh-CN"/>
         </w:rPr>
-        <w:t>及国际健康医疗服务和互联网解决方案等领域的探索，是传统企业数字化转型的探路者。</w:t>
+        <w:t>公司介绍：银发族的精神家园，兴趣学习+同好社交，让退休生活更精彩，让我们一起变年轻！</w:t>
       </w:r>
     </w:p>
     <w:p>
@@ -2363,43 +2296,19 @@
         </w:tabs>
         <w:ind w:left="744"/>
         <w:rPr>
-          <w:rFonts w:hint="eastAsia"/>
-          <w:spacing w:val="-4"/>
-          <w:szCs w:val="22"/>
-          <w:lang w:eastAsia="zh-CN"/>
-        </w:rPr>
-      </w:pPr>
-      <w:r>
-        <w:rPr>
-          <w:rFonts w:hint="eastAsia"/>
-          <w:spacing w:val="-4"/>
-          <w:szCs w:val="22"/>
-          <w:lang w:eastAsia="zh-CN"/>
-        </w:rPr>
-        <w:t>任职经历：</w:t>
-      </w:r>
-    </w:p>
-    <w:p>
-      <w:pPr>
-        <w:pStyle w:val="4"/>
-        <w:tabs>
-          <w:tab w:val="left" w:pos="2974"/>
-        </w:tabs>
-        <w:ind w:left="744"/>
-        <w:rPr>
-          <w:spacing w:val="-4"/>
-          <w:szCs w:val="22"/>
-          <w:lang w:eastAsia="zh-CN"/>
-        </w:rPr>
-      </w:pPr>
-      <w:r>
-        <w:rPr>
-          <w:rFonts w:hint="eastAsia"/>
-          <w:spacing w:val="-4"/>
-          <w:szCs w:val="22"/>
-          <w:lang w:eastAsia="zh-CN"/>
-        </w:rPr>
-        <w:t>2</w:t>
+          <w:spacing w:val="-4"/>
+          <w:szCs w:val="22"/>
+          <w:lang w:eastAsia="zh-CN"/>
+        </w:rPr>
+      </w:pPr>
+      <w:r>
+        <w:rPr>
+          <w:rFonts w:hint="eastAsia"/>
+          <w:spacing w:val="-4"/>
+          <w:szCs w:val="22"/>
+          <w:lang w:eastAsia="zh-CN"/>
+        </w:rPr>
+        <w:t>任职经历：2</w:t>
       </w:r>
       <w:r>
         <w:rPr>
@@ -2416,7 +2325,7 @@
           <w:szCs w:val="22"/>
           <w:lang w:val="en-US" w:eastAsia="zh-CN"/>
         </w:rPr>
-        <w:t>4</w:t>
+        <w:t>5</w:t>
       </w:r>
       <w:r>
         <w:rPr>
@@ -2433,7 +2342,7 @@
           <w:szCs w:val="22"/>
           <w:lang w:val="en-US" w:eastAsia="zh-CN"/>
         </w:rPr>
-        <w:t>12</w:t>
+        <w:t>7</w:t>
       </w:r>
       <w:r>
         <w:rPr>
@@ -2450,16 +2359,7 @@
           <w:szCs w:val="22"/>
           <w:lang w:val="en-US" w:eastAsia="zh-CN"/>
         </w:rPr>
-        <w:t xml:space="preserve"> </w:t>
-      </w:r>
-      <w:r>
-        <w:rPr>
-          <w:rFonts w:hint="default"/>
-          <w:spacing w:val="-4"/>
-          <w:szCs w:val="22"/>
-          <w:lang w:val="en-US" w:eastAsia="zh-CN"/>
-        </w:rPr>
-        <w:t>2025.4</w:t>
+        <w:t xml:space="preserve"> 今</w:t>
       </w:r>
       <w:r>
         <w:rPr>
@@ -2500,7 +2400,7 @@
             </w14:solidFill>
           </w14:textFill>
         </w:rPr>
-        <w:t>集团数字化效能集群</w:t>
+        <w:t>产研团队</w:t>
       </w:r>
       <w:r>
         <w:rPr>
@@ -2543,7 +2443,7 @@
             </w14:solidFill>
           </w14:textFill>
         </w:rPr>
-        <w:t xml:space="preserve"> C</w:t>
+        <w:t xml:space="preserve"> </w:t>
       </w:r>
       <w:r>
         <w:rPr>
@@ -2558,7 +2458,7 @@
             </w14:solidFill>
           </w14:textFill>
         </w:rPr>
-        <w:t>I</w:t>
+        <w:t>客户端开发组长</w:t>
       </w:r>
       <w:r>
         <w:rPr>
@@ -2572,7 +2472,7 @@
             </w14:solidFill>
           </w14:textFill>
         </w:rPr>
-        <w:t>O助理｜</w:t>
+        <w:t>｜</w:t>
       </w:r>
     </w:p>
     <w:p>
@@ -2583,20 +2483,20 @@
         </w:tabs>
         <w:ind w:left="744" w:firstLine="324" w:firstLineChars="200"/>
         <w:rPr>
-          <w:rFonts w:hint="eastAsia"/>
-          <w:spacing w:val="-4"/>
-          <w:szCs w:val="22"/>
-          <w:lang w:val="en-US" w:eastAsia="zh-CN"/>
-        </w:rPr>
-      </w:pPr>
-      <w:r>
-        <w:rPr>
-          <w:rFonts w:hint="eastAsia"/>
-          <w:spacing w:val="-4"/>
-          <w:szCs w:val="22"/>
-          <w:lang w:val="en-US" w:eastAsia="zh-CN"/>
-        </w:rPr>
-        <w:t>负责辅助CIO进行集团公司数字化转型有关工作。负责“小盒子”项目（微型服务器）、“乐企”服务平台、等保备案等相关工作。</w:t>
+          <w:rFonts w:hint="default"/>
+          <w:spacing w:val="-4"/>
+          <w:szCs w:val="22"/>
+          <w:lang w:val="en-US" w:eastAsia="zh-CN"/>
+        </w:rPr>
+      </w:pPr>
+      <w:r>
+        <w:rPr>
+          <w:rFonts w:hint="eastAsia"/>
+          <w:spacing w:val="-4"/>
+          <w:szCs w:val="22"/>
+          <w:lang w:val="en-US" w:eastAsia="zh-CN"/>
+        </w:rPr>
+        <w:t>负责进行公司战略级产品《开开华彩》的开发工作，功能微信小程序《开开华彩兴趣课堂》、运营管理后台的开发。</w:t>
       </w:r>
     </w:p>
     <w:p>
@@ -2619,7 +2519,7 @@
           <w:szCs w:val="22"/>
           <w:lang w:val="en-US" w:eastAsia="zh-CN"/>
         </w:rPr>
-        <w:t>主导企业微信外部群群助手调研开发，企业内部产品客户端优化工作。</w:t>
+        <w:t>辅助CTO进行日常团队管理。</w:t>
       </w:r>
     </w:p>
     <w:p>
@@ -2644,28 +2544,42 @@
           <w:w w:val="120"/>
           <w:lang w:eastAsia="zh-CN"/>
         </w:rPr>
-        <w:t xml:space="preserve">2019 </w:t>
-      </w:r>
-      <w:bookmarkStart w:id="11" w:name="OLE_LINK19"/>
-      <w:r>
-        <w:rPr>
+        <w:t>20</w:t>
+      </w:r>
+      <w:r>
+        <w:rPr>
+          <w:rFonts w:hint="eastAsia"/>
           <w:w w:val="120"/>
-          <w:lang w:eastAsia="zh-CN"/>
-        </w:rPr>
-        <w:t>-</w:t>
-      </w:r>
-      <w:bookmarkEnd w:id="11"/>
+          <w:lang w:val="en-US" w:eastAsia="zh-CN"/>
+        </w:rPr>
+        <w:t>24</w:t>
+      </w:r>
       <w:r>
         <w:rPr>
           <w:w w:val="120"/>
           <w:lang w:eastAsia="zh-CN"/>
         </w:rPr>
-        <w:t xml:space="preserve"> 04 </w:t>
+        <w:t xml:space="preserve"> - </w:t>
       </w:r>
       <w:r>
         <w:rPr>
           <w:rFonts w:hint="eastAsia"/>
           <w:w w:val="120"/>
+          <w:lang w:val="en-US" w:eastAsia="zh-CN"/>
+        </w:rPr>
+        <w:t>12</w:t>
+      </w:r>
+      <w:r>
+        <w:rPr>
+          <w:w w:val="120"/>
+          <w:lang w:eastAsia="zh-CN"/>
+        </w:rPr>
+        <w:t xml:space="preserve"> </w:t>
+      </w:r>
+      <w:r>
+        <w:rPr>
+          <w:rFonts w:hint="eastAsia"/>
+          <w:w w:val="120"/>
           <w:lang w:eastAsia="zh-CN"/>
         </w:rPr>
         <w:t>——</w:t>
@@ -2679,11 +2593,27 @@
       </w:r>
       <w:r>
         <w:rPr>
-          <w:rFonts w:hint="eastAsia"/>
+          <w:rFonts w:hint="default"/>
           <w:w w:val="120"/>
           <w:lang w:val="en-US" w:eastAsia="zh-CN"/>
         </w:rPr>
-        <w:t>2024-12</w:t>
+        <w:t>2025</w:t>
+      </w:r>
+      <w:r>
+        <w:rPr>
+          <w:rFonts w:hint="eastAsia"/>
+          <w:w w:val="120"/>
+          <w:lang w:val="en-US" w:eastAsia="zh-CN"/>
+        </w:rPr>
+        <w:t xml:space="preserve"> - </w:t>
+      </w:r>
+      <w:r>
+        <w:rPr>
+          <w:rFonts w:hint="default"/>
+          <w:w w:val="120"/>
+          <w:lang w:val="en-US" w:eastAsia="zh-CN"/>
+        </w:rPr>
+        <w:t>4</w:t>
       </w:r>
       <w:r>
         <w:rPr>
@@ -2693,20 +2623,12 @@
       </w:r>
       <w:r>
         <w:rPr>
+          <w:rFonts w:hint="eastAsia"/>
           <w:spacing w:val="16"/>
           <w:w w:val="105"/>
-          <w:lang w:eastAsia="zh-CN"/>
-        </w:rPr>
-        <w:t>蓝港互动集团</w:t>
-      </w:r>
-      <w:r>
-        <w:rPr>
-          <w:rFonts w:hint="eastAsia"/>
-          <w:spacing w:val="16"/>
-          <w:w w:val="105"/>
-          <w:lang w:eastAsia="zh-CN"/>
-        </w:rPr>
-        <w:t>（已上市）</w:t>
+          <w:lang w:val="en-US" w:eastAsia="zh-CN"/>
+        </w:rPr>
+        <w:t>朗致集团</w:t>
       </w:r>
     </w:p>
     <w:p>
@@ -2717,31 +2639,49 @@
           <w:tab w:val="left" w:pos="620"/>
           <w:tab w:val="left" w:pos="2619"/>
         </w:tabs>
-        <w:spacing w:before="135" w:line="180" w:lineRule="auto"/>
-        <w:ind w:left="240" w:leftChars="100" w:firstLine="486" w:firstLineChars="300"/>
-        <w:rPr>
-          <w:rFonts w:ascii="Arial Unicode MS" w:hAnsi="Arial Unicode MS" w:eastAsia="Arial Unicode MS" w:cs="Arial Unicode MS"/>
-          <w:b w:val="0"/>
-          <w:bCs w:val="0"/>
-          <w:spacing w:val="-4"/>
-          <w:szCs w:val="22"/>
-          <w:lang w:eastAsia="zh-CN"/>
-        </w:rPr>
-      </w:pPr>
-      <w:bookmarkStart w:id="12" w:name="OLE_LINK53"/>
-      <w:bookmarkStart w:id="13" w:name="OLE_LINK54"/>
-      <w:bookmarkStart w:id="14" w:name="OLE_LINK26"/>
-      <w:bookmarkStart w:id="15" w:name="OLE_LINK25"/>
-      <w:r>
-        <w:rPr>
-          <w:rFonts w:hint="eastAsia" w:ascii="Arial Unicode MS" w:hAnsi="Arial Unicode MS" w:eastAsia="Arial Unicode MS" w:cs="Arial Unicode MS"/>
-          <w:b w:val="0"/>
-          <w:bCs w:val="0"/>
-          <w:spacing w:val="-4"/>
-          <w:szCs w:val="22"/>
-          <w:lang w:eastAsia="zh-CN"/>
-        </w:rPr>
-        <w:t>公司介绍：</w:t>
+        <w:spacing w:before="135"/>
+        <w:ind w:left="732" w:leftChars="305" w:firstLine="0" w:firstLineChars="0"/>
+        <w:rPr>
+          <w:rFonts w:hint="eastAsia" w:ascii="Arial Unicode MS" w:hAnsi="Arial Unicode MS" w:eastAsia="Arial Unicode MS" w:cs="Arial Unicode MS"/>
+          <w:b w:val="0"/>
+          <w:bCs w:val="0"/>
+          <w:spacing w:val="-4"/>
+          <w:szCs w:val="22"/>
+          <w:lang w:eastAsia="zh-CN"/>
+        </w:rPr>
+      </w:pPr>
+      <w:r>
+        <w:rPr>
+          <w:rFonts w:hint="eastAsia" w:ascii="Arial Unicode MS" w:hAnsi="Arial Unicode MS" w:eastAsia="Arial Unicode MS" w:cs="Arial Unicode MS"/>
+          <w:b w:val="0"/>
+          <w:bCs w:val="0"/>
+          <w:spacing w:val="-4"/>
+          <w:szCs w:val="22"/>
+          <w:lang w:eastAsia="zh-CN"/>
+        </w:rPr>
+        <w:t>公司介绍：朗致集团是一家集医药行业投资、研发、生产、营销于一身</w:t>
+      </w:r>
+      <w:r>
+        <w:rPr>
+          <w:rFonts w:hint="eastAsia" w:ascii="Arial Unicode MS" w:hAnsi="Arial Unicode MS" w:eastAsia="Arial Unicode MS" w:cs="Arial Unicode MS"/>
+          <w:b w:val="0"/>
+          <w:bCs w:val="0"/>
+          <w:spacing w:val="-4"/>
+          <w:szCs w:val="22"/>
+          <w:lang w:val="en-US" w:eastAsia="zh-CN"/>
+        </w:rPr>
+        <w:t>的医药集团，</w:t>
+      </w:r>
+      <w:r>
+        <w:rPr>
+          <w:rFonts w:hint="eastAsia" w:ascii="Arial Unicode MS" w:hAnsi="Arial Unicode MS" w:eastAsia="Arial Unicode MS" w:cs="Arial Unicode MS"/>
+          <w:b w:val="0"/>
+          <w:bCs w:val="0"/>
+          <w:spacing w:val="-4"/>
+          <w:szCs w:val="22"/>
+          <w:lang w:eastAsia="zh-CN"/>
+        </w:rPr>
+        <w:t>致力于独特领域的独特药品的高品质打造，</w:t>
       </w:r>
     </w:p>
     <w:p>
@@ -2753,149 +2693,161 @@
           <w:tab w:val="left" w:pos="2619"/>
         </w:tabs>
         <w:spacing w:before="135"/>
-        <w:ind w:left="720" w:leftChars="300" w:firstLine="324" w:firstLineChars="200"/>
-        <w:rPr>
-          <w:spacing w:val="-4"/>
-          <w:szCs w:val="22"/>
-          <w:lang w:eastAsia="zh-CN"/>
-        </w:rPr>
-      </w:pPr>
-      <w:r>
-        <w:rPr>
-          <w:rFonts w:hint="eastAsia" w:ascii="Arial Unicode MS" w:hAnsi="Arial Unicode MS" w:eastAsia="Arial Unicode MS" w:cs="Arial Unicode MS"/>
-          <w:b w:val="0"/>
-          <w:bCs w:val="0"/>
-          <w:spacing w:val="-4"/>
-          <w:szCs w:val="22"/>
-          <w:lang w:val="en-US" w:eastAsia="zh-CN"/>
-        </w:rPr>
-        <w:t>2007年蓝港在线成立，成为中国知名的互动娱乐内容平台商。2014年12月，蓝港互动登陆港交所创业板。                                                  旗下拥有蓝港游戏、蓝港影业、LK Venture 以及Web3等业务。创始人王峰曾任金山软件高级副总裁，先后负责金山词霸、                     金山毒霸、网络游戏及市场营销业务。与求伯君、雷军并称“金山三杰”。</w:t>
-      </w:r>
-      <w:bookmarkEnd w:id="12"/>
-      <w:bookmarkEnd w:id="13"/>
-      <w:r>
-        <w:rPr>
-          <w:rFonts w:hint="eastAsia" w:ascii="Arial Unicode MS" w:hAnsi="Arial Unicode MS" w:eastAsia="Arial Unicode MS" w:cs="Arial Unicode MS"/>
-          <w:b w:val="0"/>
-          <w:bCs w:val="0"/>
+        <w:ind w:left="732" w:leftChars="305" w:firstLine="0" w:firstLineChars="0"/>
+        <w:rPr>
+          <w:spacing w:val="-4"/>
+          <w:szCs w:val="22"/>
+          <w:lang w:eastAsia="zh-CN"/>
+        </w:rPr>
+      </w:pPr>
+      <w:r>
+        <w:rPr>
+          <w:rFonts w:hint="eastAsia" w:ascii="Arial Unicode MS" w:hAnsi="Arial Unicode MS" w:eastAsia="Arial Unicode MS" w:cs="Arial Unicode MS"/>
+          <w:b w:val="0"/>
+          <w:bCs w:val="0"/>
+          <w:spacing w:val="-4"/>
+          <w:szCs w:val="22"/>
+          <w:lang w:eastAsia="zh-CN"/>
+        </w:rPr>
+        <w:t>及国际健康医疗服务和互联网解决方案等领域的探索，是传统企业数字化转型的探路者。</w:t>
+      </w:r>
+    </w:p>
+    <w:p>
+      <w:pPr>
+        <w:pStyle w:val="4"/>
+        <w:tabs>
+          <w:tab w:val="left" w:pos="2974"/>
+        </w:tabs>
+        <w:ind w:left="744"/>
+        <w:rPr>
+          <w:spacing w:val="-4"/>
+          <w:szCs w:val="22"/>
+          <w:lang w:eastAsia="zh-CN"/>
+        </w:rPr>
+      </w:pPr>
+      <w:r>
+        <w:rPr>
+          <w:rFonts w:hint="eastAsia"/>
+          <w:spacing w:val="-4"/>
+          <w:szCs w:val="22"/>
+          <w:lang w:eastAsia="zh-CN"/>
+        </w:rPr>
+        <w:t>任职经历：2</w:t>
+      </w:r>
+      <w:r>
+        <w:rPr>
+          <w:spacing w:val="-4"/>
+          <w:szCs w:val="22"/>
+          <w:lang w:eastAsia="zh-CN"/>
+        </w:rPr>
+        <w:t>02</w:t>
+      </w:r>
+      <w:r>
+        <w:rPr>
+          <w:rFonts w:hint="eastAsia"/>
+          <w:spacing w:val="-4"/>
+          <w:szCs w:val="22"/>
+          <w:lang w:val="en-US" w:eastAsia="zh-CN"/>
+        </w:rPr>
+        <w:t>4</w:t>
+      </w:r>
+      <w:r>
+        <w:rPr>
+          <w:spacing w:val="-4"/>
+          <w:szCs w:val="22"/>
+          <w:lang w:eastAsia="zh-CN"/>
+        </w:rPr>
+        <w:t>.</w:t>
+      </w:r>
+      <w:r>
+        <w:rPr>
+          <w:rFonts w:hint="eastAsia"/>
+          <w:spacing w:val="-4"/>
+          <w:szCs w:val="22"/>
+          <w:lang w:val="en-US" w:eastAsia="zh-CN"/>
+        </w:rPr>
+        <w:t>12</w:t>
+      </w:r>
+      <w:r>
+        <w:rPr>
+          <w:spacing w:val="-4"/>
+          <w:szCs w:val="22"/>
+          <w:lang w:eastAsia="zh-CN"/>
+        </w:rPr>
+        <w:t xml:space="preserve"> -</w:t>
+      </w:r>
+      <w:r>
+        <w:rPr>
+          <w:rFonts w:hint="eastAsia"/>
           <w:spacing w:val="-4"/>
           <w:szCs w:val="22"/>
           <w:lang w:val="en-US" w:eastAsia="zh-CN"/>
         </w:rPr>
         <w:t xml:space="preserve"> </w:t>
       </w:r>
-    </w:p>
-    <w:p>
-      <w:pPr>
-        <w:pStyle w:val="4"/>
-        <w:tabs>
-          <w:tab w:val="left" w:pos="2974"/>
-        </w:tabs>
-        <w:ind w:left="744"/>
-        <w:rPr>
-          <w:spacing w:val="-4"/>
-          <w:szCs w:val="22"/>
-          <w:lang w:eastAsia="zh-CN"/>
-        </w:rPr>
-      </w:pPr>
-      <w:bookmarkStart w:id="16" w:name="OLE_LINK55"/>
-      <w:bookmarkStart w:id="17" w:name="OLE_LINK36"/>
-      <w:bookmarkStart w:id="18" w:name="OLE_LINK37"/>
-      <w:r>
-        <w:rPr>
-          <w:rFonts w:hint="eastAsia"/>
-          <w:spacing w:val="-4"/>
-          <w:szCs w:val="22"/>
-          <w:lang w:eastAsia="zh-CN"/>
-        </w:rPr>
-        <w:t>任职经历：</w:t>
-      </w:r>
-      <w:bookmarkEnd w:id="14"/>
-      <w:bookmarkEnd w:id="15"/>
-      <w:bookmarkEnd w:id="16"/>
-      <w:bookmarkStart w:id="19" w:name="OLE_LINK68"/>
-      <w:bookmarkStart w:id="20" w:name="OLE_LINK43"/>
-      <w:bookmarkStart w:id="21" w:name="OLE_LINK42"/>
-    </w:p>
-    <w:bookmarkEnd w:id="19"/>
-    <w:p>
-      <w:pPr>
-        <w:pStyle w:val="4"/>
-        <w:tabs>
-          <w:tab w:val="left" w:pos="2974"/>
-        </w:tabs>
-        <w:ind w:left="744"/>
-        <w:rPr>
-          <w:spacing w:val="-4"/>
-          <w:szCs w:val="22"/>
-          <w:lang w:eastAsia="zh-CN"/>
-        </w:rPr>
-      </w:pPr>
-      <w:r>
-        <w:rPr>
-          <w:spacing w:val="-4"/>
-          <w:szCs w:val="22"/>
-          <w:lang w:eastAsia="zh-CN"/>
-        </w:rPr>
-        <w:t xml:space="preserve">2020.07 </w:t>
-      </w:r>
-      <w:bookmarkStart w:id="22" w:name="OLE_LINK17"/>
-      <w:bookmarkStart w:id="23" w:name="OLE_LINK18"/>
-      <w:r>
-        <w:rPr>
-          <w:spacing w:val="-4"/>
-          <w:szCs w:val="22"/>
-          <w:lang w:eastAsia="zh-CN"/>
-        </w:rPr>
-        <w:t xml:space="preserve">- </w:t>
-      </w:r>
-      <w:bookmarkEnd w:id="22"/>
-      <w:bookmarkEnd w:id="23"/>
-      <w:r>
-        <w:rPr>
-          <w:rFonts w:hint="eastAsia"/>
-          <w:spacing w:val="-4"/>
-          <w:szCs w:val="22"/>
-          <w:lang w:val="en-US" w:eastAsia="zh-CN"/>
-        </w:rPr>
-        <w:t>2024-12</w:t>
-      </w:r>
-      <w:r>
-        <w:rPr>
-          <w:spacing w:val="-4"/>
-          <w:szCs w:val="22"/>
-          <w:lang w:eastAsia="zh-CN"/>
-        </w:rPr>
-        <w:t xml:space="preserve">             </w:t>
-      </w:r>
-      <w:r>
-        <w:rPr>
+      <w:r>
+        <w:rPr>
+          <w:rFonts w:hint="default"/>
+          <w:spacing w:val="-4"/>
+          <w:szCs w:val="22"/>
+          <w:lang w:val="en-US" w:eastAsia="zh-CN"/>
+        </w:rPr>
+        <w:t>2025.4</w:t>
+      </w:r>
+      <w:r>
+        <w:rPr>
+          <w:rFonts w:hint="eastAsia"/>
+          <w:spacing w:val="-4"/>
+          <w:szCs w:val="22"/>
+          <w:lang w:eastAsia="zh-CN"/>
+        </w:rPr>
+        <w:t xml:space="preserve">    </w:t>
+      </w:r>
+      <w:r>
+        <w:rPr>
+          <w:spacing w:val="-4"/>
+          <w:szCs w:val="22"/>
+          <w:lang w:eastAsia="zh-CN"/>
+        </w:rPr>
+        <w:t xml:space="preserve">        </w:t>
+      </w:r>
+      <w:r>
+        <w:rPr>
+          <w:rFonts w:hint="eastAsia"/>
+          <w:spacing w:val="-4"/>
+          <w:szCs w:val="22"/>
+          <w:lang w:val="en-US" w:eastAsia="zh-CN"/>
+        </w:rPr>
+        <w:t xml:space="preserve">    </w:t>
+      </w:r>
+      <w:r>
+        <w:rPr>
+          <w:rFonts w:hint="eastAsia"/>
           <w:color w:val="4F81BD" w:themeColor="accent1"/>
           <w:spacing w:val="-4"/>
           <w:szCs w:val="22"/>
-          <w:lang w:eastAsia="zh-CN"/>
+          <w:lang w:val="en-US" w:eastAsia="zh-CN"/>
           <w14:textFill>
             <w14:solidFill>
               <w14:schemeClr w14:val="accent1"/>
             </w14:solidFill>
           </w14:textFill>
         </w:rPr>
-        <w:t xml:space="preserve">蓝港游戏平台支持部  | </w:t>
-      </w:r>
-      <w:r>
-        <w:rPr>
-          <w:rFonts w:hint="eastAsia"/>
+        <w:t>集团数字化效能集群</w:t>
+      </w:r>
+      <w:r>
+        <w:rPr>
           <w:color w:val="4F81BD" w:themeColor="accent1"/>
           <w:spacing w:val="-4"/>
           <w:szCs w:val="22"/>
-          <w:lang w:val="en-US" w:eastAsia="zh-CN"/>
+          <w:lang w:eastAsia="zh-CN"/>
           <w14:textFill>
             <w14:solidFill>
               <w14:schemeClr w14:val="accent1"/>
             </w14:solidFill>
           </w14:textFill>
         </w:rPr>
-        <w:t>客户端</w:t>
+        <w:t xml:space="preserve"> </w:t>
       </w:r>
       <w:r>
         <w:rPr>
@@ -2910,7 +2862,7 @@
             </w14:solidFill>
           </w14:textFill>
         </w:rPr>
-        <w:t>负责人</w:t>
+        <w:t>｜</w:t>
       </w:r>
       <w:r>
         <w:rPr>
@@ -2924,293 +2876,22 @@
             </w14:solidFill>
           </w14:textFill>
         </w:rPr>
-        <w:t xml:space="preserve"> | </w:t>
-      </w:r>
-      <w:r>
-        <w:rPr>
-          <w:rFonts w:hint="eastAsia"/>
-          <w:color w:val="C0504D" w:themeColor="accent2"/>
-          <w:spacing w:val="-4"/>
-          <w:szCs w:val="22"/>
-          <w:lang w:eastAsia="zh-CN"/>
-          <w14:textFill>
-            <w14:solidFill>
-              <w14:schemeClr w14:val="accent2"/>
-            </w14:solidFill>
-          </w14:textFill>
-        </w:rPr>
-        <w:t>【</w:t>
-      </w:r>
-      <w:r>
-        <w:rPr>
-          <w:rFonts w:hint="eastAsia"/>
-          <w:color w:val="C0504D" w:themeColor="accent2"/>
-          <w:spacing w:val="-4"/>
-          <w:szCs w:val="22"/>
-          <w:lang w:val="en-US" w:eastAsia="zh-CN"/>
-          <w14:textFill>
-            <w14:solidFill>
-              <w14:schemeClr w14:val="accent2"/>
-            </w14:solidFill>
-          </w14:textFill>
-        </w:rPr>
-        <w:t>兼</w:t>
-      </w:r>
-      <w:r>
-        <w:rPr>
-          <w:rFonts w:hint="eastAsia"/>
-          <w:color w:val="C0504D" w:themeColor="accent2"/>
-          <w:spacing w:val="-4"/>
-          <w:szCs w:val="22"/>
-          <w:lang w:eastAsia="zh-CN"/>
-          <w14:textFill>
-            <w14:solidFill>
-              <w14:schemeClr w14:val="accent2"/>
-            </w14:solidFill>
-          </w14:textFill>
-        </w:rPr>
-        <w:t>】</w:t>
-      </w:r>
-      <w:r>
-        <w:rPr>
-          <w:spacing w:val="-4"/>
-          <w:szCs w:val="22"/>
-          <w:lang w:eastAsia="zh-CN"/>
-        </w:rPr>
-        <w:t xml:space="preserve"> </w:t>
-      </w:r>
-      <w:r>
-        <w:rPr>
-          <w:spacing w:val="-4"/>
-          <w:szCs w:val="22"/>
-          <w:lang w:eastAsia="zh-CN"/>
-        </w:rPr>
-        <w:fldChar w:fldCharType="begin"/>
-      </w:r>
-      <w:r>
-        <w:rPr>
-          <w:spacing w:val="-4"/>
-          <w:szCs w:val="22"/>
-          <w:lang w:eastAsia="zh-CN"/>
-        </w:rPr>
-        <w:instrText xml:space="preserve"> HYPERLINK "https://x.com/wangfeng_0128" </w:instrText>
-      </w:r>
-      <w:r>
-        <w:rPr>
-          <w:spacing w:val="-4"/>
-          <w:szCs w:val="22"/>
-          <w:lang w:eastAsia="zh-CN"/>
-        </w:rPr>
-        <w:fldChar w:fldCharType="separate"/>
-      </w:r>
-      <w:r>
-        <w:rPr>
-          <w:rStyle w:val="10"/>
-          <w:spacing w:val="-4"/>
-          <w:szCs w:val="22"/>
-          <w:lang w:eastAsia="zh-CN"/>
-        </w:rPr>
-        <w:t xml:space="preserve"> 王峰</w:t>
-      </w:r>
-      <w:r>
-        <w:rPr>
-          <w:spacing w:val="-4"/>
-          <w:szCs w:val="22"/>
-          <w:lang w:eastAsia="zh-CN"/>
-        </w:rPr>
-        <w:fldChar w:fldCharType="end"/>
-      </w:r>
-      <w:r>
-        <w:rPr>
+        <w:t xml:space="preserve"> C</w:t>
+      </w:r>
+      <w:r>
+        <w:rPr>
+          <w:rFonts w:hint="eastAsia"/>
           <w:color w:val="4F81BD" w:themeColor="accent1"/>
           <w:spacing w:val="-4"/>
           <w:szCs w:val="22"/>
-          <w:lang w:eastAsia="zh-CN"/>
+          <w:lang w:val="en-US" w:eastAsia="zh-CN"/>
           <w14:textFill>
             <w14:solidFill>
               <w14:schemeClr w14:val="accent1"/>
             </w14:solidFill>
           </w14:textFill>
         </w:rPr>
-        <w:t>CEO技术助理</w:t>
-      </w:r>
-    </w:p>
-    <w:p>
-      <w:pPr>
-        <w:pStyle w:val="4"/>
-        <w:tabs>
-          <w:tab w:val="left" w:pos="2974"/>
-        </w:tabs>
-        <w:ind w:firstLine="405" w:firstLineChars="250"/>
-        <w:rPr>
-          <w:spacing w:val="-4"/>
-          <w:szCs w:val="22"/>
-          <w:lang w:eastAsia="zh-CN"/>
-        </w:rPr>
-      </w:pPr>
-      <w:bookmarkStart w:id="24" w:name="OLE_LINK56"/>
-      <w:r>
-        <w:rPr>
-          <w:spacing w:val="-4"/>
-          <w:szCs w:val="22"/>
-          <w:lang w:eastAsia="zh-CN"/>
-        </w:rPr>
-        <w:t>负责游戏平台App的开发与维护，以及游戏</w:t>
-      </w:r>
-      <w:r>
-        <w:rPr>
-          <w:rFonts w:hint="eastAsia"/>
-          <w:spacing w:val="-4"/>
-          <w:szCs w:val="22"/>
-          <w:lang w:eastAsia="zh-CN"/>
-        </w:rPr>
-        <w:t>客户端</w:t>
-      </w:r>
-      <w:r>
-        <w:rPr>
-          <w:spacing w:val="-4"/>
-          <w:szCs w:val="22"/>
-          <w:lang w:eastAsia="zh-CN"/>
-        </w:rPr>
-        <w:t>SDK</w:t>
-      </w:r>
-      <w:r>
-        <w:rPr>
-          <w:rFonts w:hint="eastAsia"/>
-          <w:spacing w:val="-4"/>
-          <w:szCs w:val="22"/>
-          <w:lang w:eastAsia="zh-CN"/>
-        </w:rPr>
-        <w:t>的开发</w:t>
-      </w:r>
-      <w:r>
-        <w:rPr>
-          <w:spacing w:val="-4"/>
-          <w:szCs w:val="22"/>
-          <w:lang w:eastAsia="zh-CN"/>
-        </w:rPr>
-        <w:t>支持工作，确保平台的稳定运行和用户体验的持续优化。</w:t>
-      </w:r>
-      <w:r>
-        <w:rPr>
-          <w:rFonts w:hint="eastAsia"/>
-          <w:spacing w:val="-4"/>
-          <w:szCs w:val="22"/>
-          <w:lang w:val="en-US" w:eastAsia="zh-CN"/>
-        </w:rPr>
-        <w:t>兼集团CEO</w:t>
-      </w:r>
-      <w:r>
-        <w:rPr>
-          <w:rFonts w:hint="eastAsia"/>
-          <w:color w:val="0000FF"/>
-          <w:spacing w:val="-4"/>
-          <w:szCs w:val="22"/>
-          <w:lang w:val="en-US" w:eastAsia="zh-CN"/>
-        </w:rPr>
-        <w:fldChar w:fldCharType="begin"/>
-      </w:r>
-      <w:r>
-        <w:rPr>
-          <w:rFonts w:hint="eastAsia"/>
-          <w:color w:val="0000FF"/>
-          <w:spacing w:val="-4"/>
-          <w:szCs w:val="22"/>
-          <w:lang w:val="en-US" w:eastAsia="zh-CN"/>
-        </w:rPr>
-        <w:instrText xml:space="preserve"> HYPERLINK "https://baike.baidu.com/item/%E7%8E%8B%E5%B3%B0/3556661" </w:instrText>
-      </w:r>
-      <w:r>
-        <w:rPr>
-          <w:rFonts w:hint="eastAsia"/>
-          <w:color w:val="0000FF"/>
-          <w:spacing w:val="-4"/>
-          <w:szCs w:val="22"/>
-          <w:lang w:val="en-US" w:eastAsia="zh-CN"/>
-        </w:rPr>
-        <w:fldChar w:fldCharType="separate"/>
-      </w:r>
-      <w:r>
-        <w:rPr>
-          <w:rStyle w:val="9"/>
-          <w:rFonts w:hint="eastAsia"/>
-          <w:color w:val="0000FF"/>
-          <w:spacing w:val="-4"/>
-          <w:szCs w:val="22"/>
-          <w:lang w:val="en-US" w:eastAsia="zh-CN"/>
-        </w:rPr>
-        <w:t>王峰</w:t>
-      </w:r>
-      <w:r>
-        <w:rPr>
-          <w:rFonts w:hint="eastAsia"/>
-          <w:color w:val="0000FF"/>
-          <w:spacing w:val="-4"/>
-          <w:szCs w:val="22"/>
-          <w:lang w:val="en-US" w:eastAsia="zh-CN"/>
-        </w:rPr>
-        <w:fldChar w:fldCharType="end"/>
-      </w:r>
-      <w:r>
-        <w:rPr>
-          <w:rFonts w:hint="eastAsia"/>
-          <w:spacing w:val="-4"/>
-          <w:szCs w:val="22"/>
-          <w:lang w:val="en-US" w:eastAsia="zh-CN"/>
-        </w:rPr>
-        <w:t>的技术助理，在</w:t>
-      </w:r>
-      <w:r>
-        <w:rPr>
-          <w:spacing w:val="-4"/>
-          <w:szCs w:val="22"/>
-          <w:lang w:eastAsia="zh-CN"/>
-        </w:rPr>
-        <w:t>Web3领域投研、协助CEO深入理解相关技术框架，辅助决策以及推动集团Web3项目的开发进程。</w:t>
-      </w:r>
-    </w:p>
-    <w:bookmarkEnd w:id="24"/>
-    <w:p>
-      <w:pPr>
-        <w:pStyle w:val="4"/>
-        <w:tabs>
-          <w:tab w:val="left" w:pos="2974"/>
-          <w:tab w:val="left" w:pos="5777"/>
-        </w:tabs>
-        <w:spacing w:before="97"/>
-        <w:ind w:left="744"/>
-        <w:rPr>
-          <w:spacing w:val="-4"/>
-          <w:szCs w:val="22"/>
-          <w:lang w:eastAsia="zh-CN"/>
-        </w:rPr>
-      </w:pPr>
-      <w:bookmarkStart w:id="25" w:name="OLE_LINK27"/>
-      <w:r>
-        <w:rPr>
-          <w:spacing w:val="-4"/>
-          <w:szCs w:val="22"/>
-          <w:lang w:eastAsia="zh-CN"/>
-        </w:rPr>
-        <w:t>2019.04 - 2020.07</w:t>
-      </w:r>
-      <w:bookmarkEnd w:id="25"/>
-      <w:r>
-        <w:rPr>
-          <w:spacing w:val="-4"/>
-          <w:szCs w:val="22"/>
-          <w:lang w:eastAsia="zh-CN"/>
-        </w:rPr>
-        <w:t xml:space="preserve">   </w:t>
-      </w:r>
-      <w:r>
-        <w:rPr>
-          <w:rFonts w:hint="eastAsia"/>
-          <w:spacing w:val="-4"/>
-          <w:szCs w:val="22"/>
-          <w:lang w:val="en-US" w:eastAsia="zh-CN"/>
-        </w:rPr>
-        <w:t xml:space="preserve">          </w:t>
+        <w:t>I</w:t>
       </w:r>
       <w:r>
         <w:rPr>
@@ -3224,36 +2905,294 @@
             </w14:solidFill>
           </w14:textFill>
         </w:rPr>
-        <w:t>蓝港旗下</w:t>
-      </w:r>
-      <w:r>
-        <w:rPr>
-          <w:rFonts w:hint="eastAsia"/>
+        <w:t>O助理｜</w:t>
+      </w:r>
+    </w:p>
+    <w:p>
+      <w:pPr>
+        <w:pStyle w:val="4"/>
+        <w:tabs>
+          <w:tab w:val="left" w:pos="2974"/>
+        </w:tabs>
+        <w:ind w:left="744" w:firstLine="324" w:firstLineChars="200"/>
+        <w:rPr>
+          <w:rFonts w:hint="eastAsia"/>
+          <w:spacing w:val="-4"/>
+          <w:szCs w:val="22"/>
+          <w:lang w:val="en-US" w:eastAsia="zh-CN"/>
+        </w:rPr>
+      </w:pPr>
+      <w:r>
+        <w:rPr>
+          <w:rFonts w:hint="eastAsia"/>
+          <w:spacing w:val="-4"/>
+          <w:szCs w:val="22"/>
+          <w:lang w:val="en-US" w:eastAsia="zh-CN"/>
+        </w:rPr>
+        <w:t>负责辅助CIO进行集团公司数字化转型有关工作。负责“小盒子”项目（微型服务器）、“乐企”服务平台、等保备案等相关工作。</w:t>
+      </w:r>
+    </w:p>
+    <w:p>
+      <w:pPr>
+        <w:pStyle w:val="4"/>
+        <w:tabs>
+          <w:tab w:val="left" w:pos="2974"/>
+        </w:tabs>
+        <w:rPr>
+          <w:rFonts w:hint="default"/>
+          <w:spacing w:val="-4"/>
+          <w:szCs w:val="22"/>
+          <w:lang w:val="en-US" w:eastAsia="zh-CN"/>
+        </w:rPr>
+      </w:pPr>
+      <w:r>
+        <w:rPr>
+          <w:rFonts w:hint="eastAsia"/>
+          <w:spacing w:val="-4"/>
+          <w:szCs w:val="22"/>
+          <w:lang w:val="en-US" w:eastAsia="zh-CN"/>
+        </w:rPr>
+        <w:t>主导企业微信外部群群助手调研开发，企业内部产品客户端优化工作。</w:t>
+      </w:r>
+    </w:p>
+    <w:p>
+      <w:pPr>
+        <w:pStyle w:val="3"/>
+        <w:numPr>
+          <w:ilvl w:val="0"/>
+          <w:numId w:val="3"/>
+        </w:numPr>
+        <w:tabs>
+          <w:tab w:val="left" w:pos="619"/>
+          <w:tab w:val="left" w:pos="620"/>
+          <w:tab w:val="left" w:pos="2619"/>
+        </w:tabs>
+        <w:spacing w:before="135"/>
+        <w:rPr>
+          <w:lang w:eastAsia="zh-CN"/>
+        </w:rPr>
+      </w:pPr>
+      <w:r>
+        <w:rPr>
+          <w:w w:val="120"/>
+          <w:lang w:eastAsia="zh-CN"/>
+        </w:rPr>
+        <w:t xml:space="preserve">2019 </w:t>
+      </w:r>
+      <w:bookmarkStart w:id="11" w:name="OLE_LINK19"/>
+      <w:r>
+        <w:rPr>
+          <w:w w:val="120"/>
+          <w:lang w:eastAsia="zh-CN"/>
+        </w:rPr>
+        <w:t>-</w:t>
+      </w:r>
+      <w:bookmarkEnd w:id="11"/>
+      <w:r>
+        <w:rPr>
+          <w:w w:val="120"/>
+          <w:lang w:eastAsia="zh-CN"/>
+        </w:rPr>
+        <w:t xml:space="preserve"> 04 </w:t>
+      </w:r>
+      <w:r>
+        <w:rPr>
+          <w:rFonts w:hint="eastAsia"/>
+          <w:w w:val="120"/>
+          <w:lang w:eastAsia="zh-CN"/>
+        </w:rPr>
+        <w:t>——</w:t>
+      </w:r>
+      <w:r>
+        <w:rPr>
+          <w:w w:val="120"/>
+          <w:lang w:eastAsia="zh-CN"/>
+        </w:rPr>
+        <w:t xml:space="preserve"> </w:t>
+      </w:r>
+      <w:r>
+        <w:rPr>
+          <w:rFonts w:hint="eastAsia"/>
+          <w:w w:val="120"/>
+          <w:lang w:val="en-US" w:eastAsia="zh-CN"/>
+        </w:rPr>
+        <w:t>2024-12</w:t>
+      </w:r>
+      <w:r>
+        <w:rPr>
+          <w:lang w:eastAsia="zh-CN"/>
+        </w:rPr>
+        <w:tab/>
+      </w:r>
+      <w:r>
+        <w:rPr>
+          <w:spacing w:val="16"/>
+          <w:w w:val="105"/>
+          <w:lang w:eastAsia="zh-CN"/>
+        </w:rPr>
+        <w:t>蓝港互动集团</w:t>
+      </w:r>
+      <w:r>
+        <w:rPr>
+          <w:rFonts w:hint="eastAsia"/>
+          <w:spacing w:val="16"/>
+          <w:w w:val="105"/>
+          <w:lang w:eastAsia="zh-CN"/>
+        </w:rPr>
+        <w:t>（已上市）</w:t>
+      </w:r>
+    </w:p>
+    <w:p>
+      <w:pPr>
+        <w:pStyle w:val="3"/>
+        <w:tabs>
+          <w:tab w:val="left" w:pos="619"/>
+          <w:tab w:val="left" w:pos="620"/>
+          <w:tab w:val="left" w:pos="2619"/>
+        </w:tabs>
+        <w:spacing w:before="135" w:line="180" w:lineRule="auto"/>
+        <w:ind w:left="240" w:leftChars="100" w:firstLine="486" w:firstLineChars="300"/>
+        <w:rPr>
+          <w:spacing w:val="-4"/>
+          <w:szCs w:val="22"/>
+          <w:lang w:eastAsia="zh-CN"/>
+        </w:rPr>
+      </w:pPr>
+      <w:bookmarkStart w:id="12" w:name="OLE_LINK54"/>
+      <w:bookmarkStart w:id="13" w:name="OLE_LINK53"/>
+      <w:bookmarkStart w:id="14" w:name="OLE_LINK26"/>
+      <w:bookmarkStart w:id="15" w:name="OLE_LINK25"/>
+      <w:r>
+        <w:rPr>
+          <w:rFonts w:hint="eastAsia" w:ascii="Arial Unicode MS" w:hAnsi="Arial Unicode MS" w:eastAsia="Arial Unicode MS" w:cs="Arial Unicode MS"/>
+          <w:b w:val="0"/>
+          <w:bCs w:val="0"/>
+          <w:spacing w:val="-4"/>
+          <w:szCs w:val="22"/>
+          <w:lang w:eastAsia="zh-CN"/>
+        </w:rPr>
+        <w:t>公司介绍：</w:t>
+      </w:r>
+      <w:r>
+        <w:rPr>
+          <w:rFonts w:hint="eastAsia" w:ascii="Arial Unicode MS" w:hAnsi="Arial Unicode MS" w:eastAsia="Arial Unicode MS" w:cs="Arial Unicode MS"/>
+          <w:b w:val="0"/>
+          <w:bCs w:val="0"/>
+          <w:spacing w:val="-4"/>
+          <w:szCs w:val="22"/>
+          <w:lang w:val="en-US" w:eastAsia="zh-CN"/>
+        </w:rPr>
+        <w:t>2007年蓝港在线成立，成为中国知名的互动娱乐内容平台商。2014年12月，蓝港互动登陆港交所创业板。                                                  旗下拥有蓝港游戏、蓝港影业、LK Venture 以及Web3等业务。创始人王峰曾任金山软件高级副总裁，先后负责金山词霸、金山毒霸、网络游戏及市场营销业务。与求伯君、雷军并称“金山三杰”。</w:t>
+      </w:r>
+      <w:bookmarkEnd w:id="12"/>
+      <w:bookmarkEnd w:id="13"/>
+      <w:r>
+        <w:rPr>
+          <w:rFonts w:hint="eastAsia" w:ascii="Arial Unicode MS" w:hAnsi="Arial Unicode MS" w:eastAsia="Arial Unicode MS" w:cs="Arial Unicode MS"/>
+          <w:b w:val="0"/>
+          <w:bCs w:val="0"/>
+          <w:spacing w:val="-4"/>
+          <w:szCs w:val="22"/>
+          <w:lang w:val="en-US" w:eastAsia="zh-CN"/>
+        </w:rPr>
+        <w:t xml:space="preserve"> </w:t>
+      </w:r>
+    </w:p>
+    <w:p>
+      <w:pPr>
+        <w:pStyle w:val="4"/>
+        <w:tabs>
+          <w:tab w:val="left" w:pos="2974"/>
+        </w:tabs>
+        <w:ind w:left="744"/>
+        <w:rPr>
+          <w:spacing w:val="-4"/>
+          <w:szCs w:val="22"/>
+          <w:lang w:eastAsia="zh-CN"/>
+        </w:rPr>
+      </w:pPr>
+      <w:bookmarkStart w:id="16" w:name="OLE_LINK55"/>
+      <w:bookmarkStart w:id="17" w:name="OLE_LINK36"/>
+      <w:bookmarkStart w:id="18" w:name="OLE_LINK37"/>
+      <w:r>
+        <w:rPr>
+          <w:rFonts w:hint="eastAsia"/>
+          <w:spacing w:val="-4"/>
+          <w:szCs w:val="22"/>
+          <w:lang w:eastAsia="zh-CN"/>
+        </w:rPr>
+        <w:t>任职经历：</w:t>
+      </w:r>
+      <w:bookmarkEnd w:id="14"/>
+      <w:bookmarkEnd w:id="15"/>
+      <w:bookmarkEnd w:id="16"/>
+      <w:bookmarkStart w:id="19" w:name="OLE_LINK43"/>
+      <w:bookmarkStart w:id="20" w:name="OLE_LINK42"/>
+      <w:r>
+        <w:rPr>
+          <w:spacing w:val="-4"/>
+          <w:szCs w:val="22"/>
+          <w:lang w:eastAsia="zh-CN"/>
+        </w:rPr>
+        <w:t xml:space="preserve">2020.07 </w:t>
+      </w:r>
+      <w:bookmarkStart w:id="21" w:name="OLE_LINK17"/>
+      <w:bookmarkStart w:id="22" w:name="OLE_LINK18"/>
+      <w:r>
+        <w:rPr>
+          <w:spacing w:val="-4"/>
+          <w:szCs w:val="22"/>
+          <w:lang w:eastAsia="zh-CN"/>
+        </w:rPr>
+        <w:t xml:space="preserve">- </w:t>
+      </w:r>
+      <w:bookmarkEnd w:id="21"/>
+      <w:bookmarkEnd w:id="22"/>
+      <w:r>
+        <w:rPr>
+          <w:rFonts w:hint="eastAsia"/>
+          <w:spacing w:val="-4"/>
+          <w:szCs w:val="22"/>
+          <w:lang w:val="en-US" w:eastAsia="zh-CN"/>
+        </w:rPr>
+        <w:t>2024-12</w:t>
+      </w:r>
+      <w:r>
+        <w:rPr>
+          <w:spacing w:val="-4"/>
+          <w:szCs w:val="22"/>
+          <w:lang w:eastAsia="zh-CN"/>
+        </w:rPr>
+        <w:t xml:space="preserve">             </w:t>
+      </w:r>
+      <w:r>
+        <w:rPr>
           <w:color w:val="4F81BD" w:themeColor="accent1"/>
           <w:spacing w:val="-4"/>
           <w:szCs w:val="22"/>
-          <w:lang w:val="en-US" w:eastAsia="zh-CN"/>
+          <w:lang w:eastAsia="zh-CN"/>
           <w14:textFill>
             <w14:solidFill>
               <w14:schemeClr w14:val="accent1"/>
             </w14:solidFill>
           </w14:textFill>
         </w:rPr>
-        <w:t xml:space="preserve"> -- </w:t>
-      </w:r>
-      <w:r>
-        <w:rPr>
+        <w:t xml:space="preserve">蓝港游戏平台支持部  | </w:t>
+      </w:r>
+      <w:r>
+        <w:rPr>
+          <w:rFonts w:hint="eastAsia"/>
           <w:color w:val="4F81BD" w:themeColor="accent1"/>
           <w:spacing w:val="-4"/>
           <w:szCs w:val="22"/>
-          <w:lang w:eastAsia="zh-CN"/>
+          <w:lang w:val="en-US" w:eastAsia="zh-CN"/>
           <w14:textFill>
             <w14:solidFill>
               <w14:schemeClr w14:val="accent1"/>
             </w14:solidFill>
           </w14:textFill>
         </w:rPr>
-        <w:t xml:space="preserve">麦思加教育  | </w:t>
+        <w:t>客户端</w:t>
       </w:r>
       <w:r>
         <w:rPr>
@@ -3268,26 +3207,73 @@
             </w14:solidFill>
           </w14:textFill>
         </w:rPr>
-        <w:t>iOS</w:t>
-      </w:r>
-      <w:r>
-        <w:rPr>
-          <w:rFonts w:hint="eastAsia"/>
+        <w:t>负责人</w:t>
+      </w:r>
+      <w:r>
+        <w:rPr>
           <w:color w:val="4F81BD" w:themeColor="accent1"/>
           <w:spacing w:val="-4"/>
           <w:szCs w:val="22"/>
-          <w:lang w:val="en-US" w:eastAsia="zh-CN"/>
+          <w:lang w:eastAsia="zh-CN"/>
           <w14:textFill>
             <w14:solidFill>
               <w14:schemeClr w14:val="accent1"/>
             </w14:solidFill>
           </w14:textFill>
         </w:rPr>
-        <w:t>负责人</w:t>
-      </w:r>
-      <w:r>
-        <w:rPr>
-          <w:rFonts w:hint="eastAsia"/>
+        <w:t xml:space="preserve"> | </w:t>
+      </w:r>
+      <w:r>
+        <w:rPr>
+          <w:spacing w:val="-4"/>
+          <w:szCs w:val="22"/>
+          <w:lang w:eastAsia="zh-CN"/>
+        </w:rPr>
+        <w:t xml:space="preserve"> </w:t>
+      </w:r>
+      <w:r>
+        <w:rPr>
+          <w:spacing w:val="-4"/>
+          <w:szCs w:val="22"/>
+          <w:lang w:eastAsia="zh-CN"/>
+        </w:rPr>
+        <w:fldChar w:fldCharType="begin"/>
+      </w:r>
+      <w:r>
+        <w:rPr>
+          <w:spacing w:val="-4"/>
+          <w:szCs w:val="22"/>
+          <w:lang w:eastAsia="zh-CN"/>
+        </w:rPr>
+        <w:instrText xml:space="preserve"> HYPERLINK "https://x.com/wangfeng_0128" </w:instrText>
+      </w:r>
+      <w:r>
+        <w:rPr>
+          <w:spacing w:val="-4"/>
+          <w:szCs w:val="22"/>
+          <w:lang w:eastAsia="zh-CN"/>
+        </w:rPr>
+        <w:fldChar w:fldCharType="separate"/>
+      </w:r>
+      <w:r>
+        <w:rPr>
+          <w:rStyle w:val="10"/>
+          <w:spacing w:val="-4"/>
+          <w:szCs w:val="22"/>
+          <w:lang w:eastAsia="zh-CN"/>
+        </w:rPr>
+        <w:t xml:space="preserve"> 王峰</w:t>
+      </w:r>
+      <w:r>
+        <w:rPr>
+          <w:spacing w:val="-4"/>
+          <w:szCs w:val="22"/>
+          <w:lang w:eastAsia="zh-CN"/>
+        </w:rPr>
+        <w:fldChar w:fldCharType="end"/>
+      </w:r>
+      <w:r>
+        <w:rPr>
           <w:color w:val="4F81BD" w:themeColor="accent1"/>
           <w:spacing w:val="-4"/>
           <w:szCs w:val="22"/>
@@ -3298,7 +3284,185 @@
             </w14:solidFill>
           </w14:textFill>
         </w:rPr>
-        <w:t xml:space="preserve"> </w:t>
+        <w:t>CEO技术助理</w:t>
+      </w:r>
+    </w:p>
+    <w:p>
+      <w:pPr>
+        <w:pStyle w:val="4"/>
+        <w:tabs>
+          <w:tab w:val="left" w:pos="2974"/>
+        </w:tabs>
+        <w:ind w:firstLine="405" w:firstLineChars="250"/>
+        <w:rPr>
+          <w:spacing w:val="-4"/>
+          <w:szCs w:val="22"/>
+          <w:lang w:eastAsia="zh-CN"/>
+        </w:rPr>
+      </w:pPr>
+      <w:bookmarkStart w:id="23" w:name="OLE_LINK56"/>
+      <w:r>
+        <w:rPr>
+          <w:spacing w:val="-4"/>
+          <w:szCs w:val="22"/>
+          <w:lang w:eastAsia="zh-CN"/>
+        </w:rPr>
+        <w:t>负责游戏平台App的开发与维护，以及游戏</w:t>
+      </w:r>
+      <w:r>
+        <w:rPr>
+          <w:rFonts w:hint="eastAsia"/>
+          <w:spacing w:val="-4"/>
+          <w:szCs w:val="22"/>
+          <w:lang w:eastAsia="zh-CN"/>
+        </w:rPr>
+        <w:t>客户端</w:t>
+      </w:r>
+      <w:r>
+        <w:rPr>
+          <w:spacing w:val="-4"/>
+          <w:szCs w:val="22"/>
+          <w:lang w:eastAsia="zh-CN"/>
+        </w:rPr>
+        <w:t>SDK</w:t>
+      </w:r>
+      <w:r>
+        <w:rPr>
+          <w:rFonts w:hint="eastAsia"/>
+          <w:spacing w:val="-4"/>
+          <w:szCs w:val="22"/>
+          <w:lang w:eastAsia="zh-CN"/>
+        </w:rPr>
+        <w:t>的开发</w:t>
+      </w:r>
+      <w:r>
+        <w:rPr>
+          <w:spacing w:val="-4"/>
+          <w:szCs w:val="22"/>
+          <w:lang w:eastAsia="zh-CN"/>
+        </w:rPr>
+        <w:t>支持工作，确保平台的稳定运行和用户体验的持续优化。</w:t>
+      </w:r>
+      <w:r>
+        <w:rPr>
+          <w:rFonts w:hint="eastAsia"/>
+          <w:spacing w:val="-4"/>
+          <w:szCs w:val="22"/>
+          <w:lang w:val="en-US" w:eastAsia="zh-CN"/>
+        </w:rPr>
+        <w:t>兼集团CEO</w:t>
+      </w:r>
+      <w:r>
+        <w:rPr>
+          <w:rFonts w:hint="eastAsia"/>
+          <w:color w:val="0000FF"/>
+          <w:spacing w:val="-4"/>
+          <w:szCs w:val="22"/>
+          <w:lang w:val="en-US" w:eastAsia="zh-CN"/>
+        </w:rPr>
+        <w:fldChar w:fldCharType="begin"/>
+      </w:r>
+      <w:r>
+        <w:rPr>
+          <w:rFonts w:hint="eastAsia"/>
+          <w:color w:val="0000FF"/>
+          <w:spacing w:val="-4"/>
+          <w:szCs w:val="22"/>
+          <w:lang w:val="en-US" w:eastAsia="zh-CN"/>
+        </w:rPr>
+        <w:instrText xml:space="preserve"> HYPERLINK "https://baike.baidu.com/item/%E7%8E%8B%E5%B3%B0/3556661" </w:instrText>
+      </w:r>
+      <w:r>
+        <w:rPr>
+          <w:rFonts w:hint="eastAsia"/>
+          <w:color w:val="0000FF"/>
+          <w:spacing w:val="-4"/>
+          <w:szCs w:val="22"/>
+          <w:lang w:val="en-US" w:eastAsia="zh-CN"/>
+        </w:rPr>
+        <w:fldChar w:fldCharType="separate"/>
+      </w:r>
+      <w:r>
+        <w:rPr>
+          <w:rStyle w:val="9"/>
+          <w:rFonts w:hint="eastAsia"/>
+          <w:color w:val="0000FF"/>
+          <w:spacing w:val="-4"/>
+          <w:szCs w:val="22"/>
+          <w:lang w:val="en-US" w:eastAsia="zh-CN"/>
+        </w:rPr>
+        <w:t>王峰</w:t>
+      </w:r>
+      <w:r>
+        <w:rPr>
+          <w:rFonts w:hint="eastAsia"/>
+          <w:color w:val="0000FF"/>
+          <w:spacing w:val="-4"/>
+          <w:szCs w:val="22"/>
+          <w:lang w:val="en-US" w:eastAsia="zh-CN"/>
+        </w:rPr>
+        <w:fldChar w:fldCharType="end"/>
+      </w:r>
+      <w:r>
+        <w:rPr>
+          <w:rFonts w:hint="eastAsia"/>
+          <w:spacing w:val="-4"/>
+          <w:szCs w:val="22"/>
+          <w:lang w:val="en-US" w:eastAsia="zh-CN"/>
+        </w:rPr>
+        <w:t>的技术助理，在</w:t>
+      </w:r>
+      <w:r>
+        <w:rPr>
+          <w:spacing w:val="-4"/>
+          <w:szCs w:val="22"/>
+          <w:lang w:eastAsia="zh-CN"/>
+        </w:rPr>
+        <w:t>Web3领域投研、协助CEO深入理解相关技术框架，辅助决策以及推动集团Web3项目的开发进程。</w:t>
+      </w:r>
+    </w:p>
+    <w:bookmarkEnd w:id="23"/>
+    <w:p>
+      <w:pPr>
+        <w:pStyle w:val="4"/>
+        <w:tabs>
+          <w:tab w:val="left" w:pos="2974"/>
+          <w:tab w:val="left" w:pos="5777"/>
+        </w:tabs>
+        <w:spacing w:before="97"/>
+        <w:ind w:firstLine="810" w:firstLineChars="500"/>
+        <w:rPr>
+          <w:spacing w:val="-4"/>
+          <w:szCs w:val="22"/>
+          <w:lang w:eastAsia="zh-CN"/>
+        </w:rPr>
+      </w:pPr>
+      <w:bookmarkStart w:id="24" w:name="OLE_LINK27"/>
+      <w:r>
+        <w:rPr>
+          <w:spacing w:val="-4"/>
+          <w:szCs w:val="22"/>
+          <w:lang w:eastAsia="zh-CN"/>
+        </w:rPr>
+        <w:t>2019.04 - 2020.07</w:t>
+      </w:r>
+      <w:bookmarkEnd w:id="24"/>
+      <w:r>
+        <w:rPr>
+          <w:spacing w:val="-4"/>
+          <w:szCs w:val="22"/>
+          <w:lang w:eastAsia="zh-CN"/>
+        </w:rPr>
+        <w:t xml:space="preserve">   </w:t>
+      </w:r>
+      <w:r>
+        <w:rPr>
+          <w:rFonts w:hint="eastAsia"/>
+          <w:spacing w:val="-4"/>
+          <w:szCs w:val="22"/>
+          <w:lang w:val="en-US" w:eastAsia="zh-CN"/>
+        </w:rPr>
+        <w:t xml:space="preserve">          </w:t>
       </w:r>
       <w:r>
         <w:rPr>
@@ -3312,6 +3476,94 @@
             </w14:solidFill>
           </w14:textFill>
         </w:rPr>
+        <w:t>蓝港旗下</w:t>
+      </w:r>
+      <w:r>
+        <w:rPr>
+          <w:rFonts w:hint="eastAsia"/>
+          <w:color w:val="4F81BD" w:themeColor="accent1"/>
+          <w:spacing w:val="-4"/>
+          <w:szCs w:val="22"/>
+          <w:lang w:val="en-US" w:eastAsia="zh-CN"/>
+          <w14:textFill>
+            <w14:solidFill>
+              <w14:schemeClr w14:val="accent1"/>
+            </w14:solidFill>
+          </w14:textFill>
+        </w:rPr>
+        <w:t xml:space="preserve"> -- </w:t>
+      </w:r>
+      <w:r>
+        <w:rPr>
+          <w:color w:val="4F81BD" w:themeColor="accent1"/>
+          <w:spacing w:val="-4"/>
+          <w:szCs w:val="22"/>
+          <w:lang w:eastAsia="zh-CN"/>
+          <w14:textFill>
+            <w14:solidFill>
+              <w14:schemeClr w14:val="accent1"/>
+            </w14:solidFill>
+          </w14:textFill>
+        </w:rPr>
+        <w:t xml:space="preserve">麦思加教育  | </w:t>
+      </w:r>
+      <w:r>
+        <w:rPr>
+          <w:rFonts w:hint="eastAsia"/>
+          <w:color w:val="4F81BD" w:themeColor="accent1"/>
+          <w:spacing w:val="-4"/>
+          <w:szCs w:val="22"/>
+          <w:lang w:eastAsia="zh-CN"/>
+          <w14:textFill>
+            <w14:solidFill>
+              <w14:schemeClr w14:val="accent1"/>
+            </w14:solidFill>
+          </w14:textFill>
+        </w:rPr>
+        <w:t>iOS</w:t>
+      </w:r>
+      <w:r>
+        <w:rPr>
+          <w:rFonts w:hint="eastAsia"/>
+          <w:color w:val="4F81BD" w:themeColor="accent1"/>
+          <w:spacing w:val="-4"/>
+          <w:szCs w:val="22"/>
+          <w:lang w:val="en-US" w:eastAsia="zh-CN"/>
+          <w14:textFill>
+            <w14:solidFill>
+              <w14:schemeClr w14:val="accent1"/>
+            </w14:solidFill>
+          </w14:textFill>
+        </w:rPr>
+        <w:t>负责人</w:t>
+      </w:r>
+      <w:r>
+        <w:rPr>
+          <w:rFonts w:hint="eastAsia"/>
+          <w:color w:val="4F81BD" w:themeColor="accent1"/>
+          <w:spacing w:val="-4"/>
+          <w:szCs w:val="22"/>
+          <w:lang w:eastAsia="zh-CN"/>
+          <w14:textFill>
+            <w14:solidFill>
+              <w14:schemeClr w14:val="accent1"/>
+            </w14:solidFill>
+          </w14:textFill>
+        </w:rPr>
+        <w:t xml:space="preserve"> </w:t>
+      </w:r>
+      <w:r>
+        <w:rPr>
+          <w:color w:val="4F81BD" w:themeColor="accent1"/>
+          <w:spacing w:val="-4"/>
+          <w:szCs w:val="22"/>
+          <w:lang w:eastAsia="zh-CN"/>
+          <w14:textFill>
+            <w14:solidFill>
+              <w14:schemeClr w14:val="accent1"/>
+            </w14:solidFill>
+          </w14:textFill>
+        </w:rPr>
         <w:t xml:space="preserve">|  </w:t>
       </w:r>
     </w:p>
@@ -3410,8 +3662,8 @@
     </w:p>
     <w:bookmarkEnd w:id="17"/>
     <w:bookmarkEnd w:id="18"/>
+    <w:bookmarkEnd w:id="19"/>
     <w:bookmarkEnd w:id="20"/>
-    <w:bookmarkEnd w:id="21"/>
     <w:p>
       <w:pPr>
         <w:pStyle w:val="4"/>
@@ -3440,8 +3692,8 @@
           <w:lang w:eastAsia="zh-CN"/>
         </w:rPr>
       </w:pPr>
-      <w:bookmarkStart w:id="26" w:name="2017_.08_–_2019.04___神州佳教（北京）信息服务股份有限公司"/>
-      <w:bookmarkEnd w:id="26"/>
+      <w:bookmarkStart w:id="25" w:name="2017_.08_–_2019.04___神州佳教（北京）信息服务股份有限公司"/>
+      <w:bookmarkEnd w:id="25"/>
       <w:r>
         <w:rPr>
           <w:w w:val="120"/>
@@ -3477,7 +3729,7 @@
         </w:rPr>
         <w:tab/>
       </w:r>
-      <w:bookmarkStart w:id="27" w:name="OLE_LINK24"/>
+      <w:bookmarkStart w:id="26" w:name="OLE_LINK24"/>
       <w:r>
         <w:rPr>
           <w:spacing w:val="16"/>
@@ -3516,7 +3768,7 @@
         </w:rPr>
         <w:t xml:space="preserve"> 信息服务股份有限公司</w:t>
       </w:r>
-      <w:bookmarkEnd w:id="27"/>
+      <w:bookmarkEnd w:id="26"/>
     </w:p>
     <w:p>
       <w:pPr>
@@ -3529,18 +3781,15 @@
         <w:spacing w:before="135" w:line="180" w:lineRule="auto"/>
         <w:ind w:left="240" w:leftChars="100" w:firstLine="486" w:firstLineChars="300"/>
         <w:rPr>
-          <w:rFonts w:ascii="Arial Unicode MS" w:hAnsi="Arial Unicode MS" w:eastAsia="Arial Unicode MS" w:cs="Arial Unicode MS"/>
-          <w:b w:val="0"/>
-          <w:bCs w:val="0"/>
-          <w:spacing w:val="-4"/>
-          <w:szCs w:val="22"/>
-          <w:lang w:eastAsia="zh-CN"/>
-        </w:rPr>
-      </w:pPr>
-      <w:bookmarkStart w:id="28" w:name="___________________________产品研发部_|_iOS_高"/>
-      <w:bookmarkEnd w:id="28"/>
+          <w:spacing w:val="-4"/>
+          <w:szCs w:val="22"/>
+          <w:lang w:eastAsia="zh-CN"/>
+        </w:rPr>
+      </w:pPr>
+      <w:bookmarkStart w:id="27" w:name="___________________________产品研发部_|_iOS_高"/>
+      <w:bookmarkEnd w:id="27"/>
+      <w:bookmarkStart w:id="28" w:name="OLE_LINK30"/>
       <w:bookmarkStart w:id="29" w:name="OLE_LINK29"/>
-      <w:bookmarkStart w:id="30" w:name="OLE_LINK30"/>
       <w:r>
         <w:rPr>
           <w:rFonts w:hint="eastAsia" w:ascii="Arial Unicode MS" w:hAnsi="Arial Unicode MS" w:eastAsia="Arial Unicode MS" w:cs="Arial Unicode MS"/>
@@ -3552,23 +3801,6 @@
         </w:rPr>
         <w:t>公司介绍：</w:t>
       </w:r>
-    </w:p>
-    <w:p>
-      <w:pPr>
-        <w:pStyle w:val="3"/>
-        <w:tabs>
-          <w:tab w:val="left" w:pos="619"/>
-          <w:tab w:val="left" w:pos="620"/>
-          <w:tab w:val="left" w:pos="2619"/>
-        </w:tabs>
-        <w:spacing w:before="135"/>
-        <w:ind w:left="720" w:leftChars="300" w:firstLine="324" w:firstLineChars="200"/>
-        <w:rPr>
-          <w:spacing w:val="-4"/>
-          <w:szCs w:val="22"/>
-          <w:lang w:eastAsia="zh-CN"/>
-        </w:rPr>
-      </w:pPr>
       <w:r>
         <w:rPr>
           <w:rFonts w:hint="eastAsia" w:ascii="Arial Unicode MS" w:hAnsi="Arial Unicode MS" w:eastAsia="Arial Unicode MS" w:cs="Arial Unicode MS"/>
@@ -3580,8 +3812,8 @@
         </w:rPr>
         <w:t>2013年公司</w:t>
       </w:r>
-      <w:bookmarkStart w:id="31" w:name="lemma-summary"/>
-      <w:bookmarkEnd w:id="31"/>
+      <w:bookmarkStart w:id="30" w:name="lemma-summary"/>
+      <w:bookmarkEnd w:id="30"/>
       <w:r>
         <w:rPr>
           <w:rFonts w:hint="eastAsia" w:ascii="Arial Unicode MS" w:hAnsi="Arial Unicode MS" w:eastAsia="Arial Unicode MS" w:cs="Arial Unicode MS"/>
@@ -3594,31 +3826,6 @@
         <w:t>成立，经历B轮融资，是中国专业教育O2O社区化服务平台，通过移动互联网和大数据分析技术，为广大中国家长和孩子、 教育培训机构、教师、以及教育行业其他从业者提供优质服务，创造核心价值。</w:t>
       </w:r>
     </w:p>
-    <w:p>
-      <w:pPr>
-        <w:pStyle w:val="4"/>
-        <w:tabs>
-          <w:tab w:val="left" w:pos="2974"/>
-        </w:tabs>
-        <w:ind w:left="744"/>
-        <w:rPr>
-          <w:spacing w:val="-4"/>
-          <w:szCs w:val="22"/>
-          <w:lang w:eastAsia="zh-CN"/>
-        </w:rPr>
-      </w:pPr>
-      <w:r>
-        <w:rPr>
-          <w:rFonts w:hint="eastAsia"/>
-          <w:spacing w:val="-4"/>
-          <w:szCs w:val="22"/>
-          <w:lang w:eastAsia="zh-CN"/>
-        </w:rPr>
-        <w:t>任职经历：</w:t>
-      </w:r>
-    </w:p>
-    <w:bookmarkEnd w:id="29"/>
-    <w:bookmarkEnd w:id="30"/>
     <w:p>
       <w:pPr>
         <w:pStyle w:val="4"/>
@@ -3637,8 +3844,19 @@
           </w14:textFill>
         </w:rPr>
       </w:pPr>
-      <w:bookmarkStart w:id="32" w:name="OLE_LINK31"/>
-      <w:bookmarkStart w:id="33" w:name="OLE_LINK48"/>
+      <w:r>
+        <w:rPr>
+          <w:rFonts w:hint="eastAsia"/>
+          <w:spacing w:val="-4"/>
+          <w:szCs w:val="22"/>
+          <w:lang w:eastAsia="zh-CN"/>
+        </w:rPr>
+        <w:t>任职经历：</w:t>
+      </w:r>
+      <w:bookmarkEnd w:id="28"/>
+      <w:bookmarkEnd w:id="29"/>
+      <w:bookmarkStart w:id="31" w:name="OLE_LINK31"/>
+      <w:bookmarkStart w:id="32" w:name="OLE_LINK48"/>
       <w:r>
         <w:rPr>
           <w:spacing w:val="-4"/>
@@ -3647,7 +3865,7 @@
         </w:rPr>
         <w:t xml:space="preserve">2018.08 - 2019.04 </w:t>
       </w:r>
-      <w:bookmarkEnd w:id="32"/>
+      <w:bookmarkEnd w:id="31"/>
       <w:r>
         <w:rPr>
           <w:spacing w:val="-4"/>
@@ -3708,7 +3926,7 @@
         </w:rPr>
         <w:t xml:space="preserve">  iOS 高级开发工程师    |    负责《爬梯朗读》语文等在线教育相关项目</w:t>
       </w:r>
-      <w:bookmarkEnd w:id="33"/>
+      <w:bookmarkEnd w:id="32"/>
     </w:p>
     <w:p>
       <w:pPr>
@@ -3726,8 +3944,8 @@
           <w:lang w:eastAsia="zh-CN"/>
         </w:rPr>
       </w:pPr>
-      <w:bookmarkStart w:id="34" w:name="2015.09_-__2017_.08____石家庄惠远邮电设计咨询有限公司_"/>
-      <w:bookmarkEnd w:id="34"/>
+      <w:bookmarkStart w:id="33" w:name="2015.09_-__2017_.08____石家庄惠远邮电设计咨询有限公司_"/>
+      <w:bookmarkEnd w:id="33"/>
     </w:p>
     <w:p>
       <w:pPr>
@@ -3821,7 +4039,7 @@
         </w:rPr>
         <w:tab/>
       </w:r>
-      <w:bookmarkStart w:id="35" w:name="OLE_LINK28"/>
+      <w:bookmarkStart w:id="34" w:name="OLE_LINK28"/>
       <w:r>
         <w:rPr>
           <w:spacing w:val="14"/>
@@ -3830,7 +4048,7 @@
         </w:rPr>
         <w:t>石家庄惠远邮电设计咨询有限公司</w:t>
       </w:r>
-      <w:bookmarkEnd w:id="35"/>
+      <w:bookmarkEnd w:id="34"/>
     </w:p>
     <w:p>
       <w:pPr>
@@ -3843,12 +4061,12 @@
         <w:spacing w:before="135" w:line="180" w:lineRule="auto"/>
         <w:ind w:left="240" w:leftChars="100" w:firstLine="486" w:firstLineChars="300"/>
         <w:rPr>
-          <w:rFonts w:ascii="Arial Unicode MS" w:hAnsi="Arial Unicode MS" w:eastAsia="Arial Unicode MS" w:cs="Arial Unicode MS"/>
-          <w:b w:val="0"/>
-          <w:bCs w:val="0"/>
-          <w:spacing w:val="-4"/>
-          <w:szCs w:val="22"/>
-          <w:lang w:eastAsia="zh-CN"/>
+          <w:rFonts w:hint="eastAsia" w:ascii="Arial Unicode MS" w:hAnsi="Arial Unicode MS" w:eastAsia="Arial Unicode MS" w:cs="Arial Unicode MS"/>
+          <w:b w:val="0"/>
+          <w:bCs w:val="0"/>
+          <w:spacing w:val="-4"/>
+          <w:szCs w:val="22"/>
+          <w:lang w:val="en-US" w:eastAsia="zh-CN"/>
         </w:rPr>
       </w:pPr>
       <w:r>
@@ -3861,6 +4079,17 @@
           <w:lang w:eastAsia="zh-CN"/>
         </w:rPr>
         <w:t>公司介绍：</w:t>
+      </w:r>
+      <w:r>
+        <w:rPr>
+          <w:rFonts w:hint="eastAsia" w:ascii="Arial Unicode MS" w:hAnsi="Arial Unicode MS" w:eastAsia="Arial Unicode MS" w:cs="Arial Unicode MS"/>
+          <w:b w:val="0"/>
+          <w:bCs w:val="0"/>
+          <w:spacing w:val="-4"/>
+          <w:szCs w:val="22"/>
+          <w:lang w:val="en-US" w:eastAsia="zh-CN"/>
+        </w:rPr>
+        <w:t>成立于1992年8月，隶属于中国邮政集团公司培训中心（石家庄邮电职业技术学院）。具有有线通信专业甲级、无线通信和                   邮政工程专业乙级，工程勘察乙级，通信信息网络系统集成乙级，安全技术防范一级资质证书。</w:t>
       </w:r>
     </w:p>
     <w:p>
@@ -3874,37 +4103,6 @@
         <w:spacing w:before="135"/>
         <w:ind w:left="720" w:leftChars="300" w:firstLine="324" w:firstLineChars="200"/>
         <w:rPr>
-          <w:rFonts w:hint="eastAsia" w:ascii="Arial Unicode MS" w:hAnsi="Arial Unicode MS" w:eastAsia="Arial Unicode MS" w:cs="Arial Unicode MS"/>
-          <w:b w:val="0"/>
-          <w:bCs w:val="0"/>
-          <w:spacing w:val="-4"/>
-          <w:szCs w:val="22"/>
-          <w:lang w:val="en-US" w:eastAsia="zh-CN"/>
-        </w:rPr>
-      </w:pPr>
-      <w:r>
-        <w:rPr>
-          <w:rFonts w:hint="eastAsia" w:ascii="Arial Unicode MS" w:hAnsi="Arial Unicode MS" w:eastAsia="Arial Unicode MS" w:cs="Arial Unicode MS"/>
-          <w:b w:val="0"/>
-          <w:bCs w:val="0"/>
-          <w:spacing w:val="-4"/>
-          <w:szCs w:val="22"/>
-          <w:lang w:val="en-US" w:eastAsia="zh-CN"/>
-        </w:rPr>
-        <w:t>成立于1992年8月，隶属于中国邮政集团公司培训中心（石家庄邮电职业技术学院）。具有有线通信专业甲级、无线通信和                   邮政工程专业乙级，工程勘察乙级，通信信息网络系统集成乙级，安全技术防范一级资质证书。</w:t>
-      </w:r>
-    </w:p>
-    <w:p>
-      <w:pPr>
-        <w:pStyle w:val="3"/>
-        <w:tabs>
-          <w:tab w:val="left" w:pos="619"/>
-          <w:tab w:val="left" w:pos="620"/>
-          <w:tab w:val="left" w:pos="2619"/>
-        </w:tabs>
-        <w:spacing w:before="135"/>
-        <w:ind w:left="720" w:leftChars="300" w:firstLine="324" w:firstLineChars="200"/>
-        <w:rPr>
           <w:spacing w:val="-4"/>
           <w:szCs w:val="22"/>
           <w:lang w:eastAsia="zh-CN"/>
@@ -3929,30 +4127,6 @@
           <w:tab w:val="left" w:pos="2974"/>
         </w:tabs>
         <w:ind w:left="744"/>
-        <w:rPr>
-          <w:spacing w:val="-4"/>
-          <w:szCs w:val="22"/>
-          <w:lang w:eastAsia="zh-CN"/>
-        </w:rPr>
-      </w:pPr>
-      <w:r>
-        <w:rPr>
-          <w:rFonts w:hint="eastAsia"/>
-          <w:spacing w:val="-4"/>
-          <w:szCs w:val="22"/>
-          <w:lang w:eastAsia="zh-CN"/>
-        </w:rPr>
-        <w:t>任职经历：</w:t>
-      </w:r>
-    </w:p>
-    <w:p>
-      <w:pPr>
-        <w:pStyle w:val="4"/>
-        <w:tabs>
-          <w:tab w:val="left" w:pos="6197"/>
-        </w:tabs>
-        <w:spacing w:before="145"/>
-        <w:ind w:left="0" w:firstLine="729" w:firstLineChars="450"/>
         <w:rPr>
           <w:color w:val="4F81BD" w:themeColor="accent1"/>
           <w:spacing w:val="-4"/>
@@ -3965,7 +4139,16 @@
           </w14:textFill>
         </w:rPr>
       </w:pPr>
-      <w:bookmarkStart w:id="36" w:name="OLE_LINK45"/>
+      <w:r>
+        <w:rPr>
+          <w:rFonts w:hint="eastAsia"/>
+          <w:spacing w:val="-4"/>
+          <w:szCs w:val="22"/>
+          <w:lang w:eastAsia="zh-CN"/>
+        </w:rPr>
+        <w:t>任职经历：</w:t>
+      </w:r>
+      <w:bookmarkStart w:id="35" w:name="OLE_LINK45"/>
       <w:r>
         <w:rPr>
           <w:spacing w:val="-4"/>
@@ -4071,7 +4254,7 @@
     </w:p>
     <w:bookmarkEnd w:id="9"/>
     <w:bookmarkEnd w:id="10"/>
-    <w:bookmarkEnd w:id="36"/>
+    <w:bookmarkEnd w:id="35"/>
     <w:p>
       <w:pPr>
         <w:pStyle w:val="2"/>
@@ -4087,14 +4270,74 @@
     <w:p>
       <w:pPr>
         <w:pStyle w:val="2"/>
+        <w:spacing w:before="157"/>
+        <w:ind w:left="0" w:leftChars="0" w:firstLine="0" w:firstLineChars="0"/>
+        <w:rPr>
+          <w:color w:val="246EB8"/>
+          <w:spacing w:val="-2"/>
+          <w:lang w:eastAsia="zh-CN"/>
+        </w:rPr>
+      </w:pPr>
+    </w:p>
+    <w:p>
+      <w:pPr>
+        <w:pStyle w:val="2"/>
+        <w:spacing w:before="157"/>
+        <w:ind w:left="0" w:leftChars="0" w:firstLine="0" w:firstLineChars="0"/>
+        <w:rPr>
+          <w:color w:val="246EB8"/>
+          <w:spacing w:val="-2"/>
+          <w:lang w:eastAsia="zh-CN"/>
+        </w:rPr>
+      </w:pPr>
+    </w:p>
+    <w:p>
+      <w:pPr>
+        <w:pStyle w:val="2"/>
+        <w:spacing w:before="157"/>
+        <w:ind w:left="0" w:leftChars="0" w:firstLine="0" w:firstLineChars="0"/>
+        <w:rPr>
+          <w:color w:val="246EB8"/>
+          <w:spacing w:val="-2"/>
+          <w:lang w:eastAsia="zh-CN"/>
+        </w:rPr>
+      </w:pPr>
+    </w:p>
+    <w:p>
+      <w:pPr>
+        <w:pStyle w:val="2"/>
+        <w:spacing w:before="157"/>
+        <w:ind w:left="0" w:leftChars="0" w:firstLine="0" w:firstLineChars="0"/>
+        <w:rPr>
+          <w:color w:val="246EB8"/>
+          <w:spacing w:val="-2"/>
+          <w:lang w:eastAsia="zh-CN"/>
+        </w:rPr>
+      </w:pPr>
+    </w:p>
+    <w:p>
+      <w:pPr>
+        <w:pStyle w:val="2"/>
+        <w:spacing w:before="157"/>
+        <w:ind w:left="0" w:leftChars="0" w:firstLine="0" w:firstLineChars="0"/>
+        <w:rPr>
+          <w:color w:val="246EB8"/>
+          <w:spacing w:val="-2"/>
+          <w:lang w:eastAsia="zh-CN"/>
+        </w:rPr>
+      </w:pPr>
+    </w:p>
+    <w:p>
+      <w:pPr>
+        <w:pStyle w:val="2"/>
         <w:spacing w:before="44"/>
         <w:rPr>
           <w:color w:val="246EB8"/>
           <w:spacing w:val="-10"/>
         </w:rPr>
       </w:pPr>
-      <w:bookmarkStart w:id="37" w:name="项目经验"/>
-      <w:bookmarkEnd w:id="37"/>
+      <w:bookmarkStart w:id="36" w:name="项目经验"/>
+      <w:bookmarkEnd w:id="36"/>
       <w:r>
         <w:rPr>
           <w:color w:val="246EB8"/>
@@ -4249,7 +4492,7 @@
           <w:w w:val="110"/>
           <w:lang w:val="en-US" w:eastAsia="zh-CN"/>
         </w:rPr>
-        <w:t>集团数字化转型项目 |  CIO助理（数字化转型方向）</w:t>
+        <w:t>开开华彩APP及其相关产品</w:t>
       </w:r>
       <w:r>
         <w:rPr>
@@ -4264,7 +4507,7 @@
           <w:w w:val="110"/>
           <w:lang w:val="en-US" w:eastAsia="zh-CN"/>
         </w:rPr>
-        <w:t>集团CIO小组成员</w:t>
+        <w:t>客户端开发组长</w:t>
       </w:r>
       <w:r>
         <w:rPr>
@@ -4283,7 +4526,7 @@
           <w:w w:val="110"/>
           <w:lang w:val="en-US" w:eastAsia="zh-CN"/>
         </w:rPr>
-        <w:t>4</w:t>
+        <w:t>5</w:t>
       </w:r>
       <w:r>
         <w:rPr>
@@ -4292,7 +4535,7 @@
           <w:w w:val="110"/>
           <w:lang w:eastAsia="zh-CN"/>
         </w:rPr>
-        <w:t>.1</w:t>
+        <w:t>.</w:t>
       </w:r>
       <w:r>
         <w:rPr>
@@ -4302,7 +4545,7 @@
           <w:w w:val="110"/>
           <w:lang w:val="en-US" w:eastAsia="zh-CN"/>
         </w:rPr>
-        <w:t>2</w:t>
+        <w:t>7</w:t>
       </w:r>
       <w:r>
         <w:rPr>
@@ -4330,7 +4573,7 @@
           <w:w w:val="110"/>
           <w:lang w:val="en-US" w:eastAsia="zh-CN"/>
         </w:rPr>
-        <w:t>2025.4</w:t>
+        <w:t>今</w:t>
       </w:r>
       <w:r>
         <w:rPr>
@@ -4424,6 +4667,642 @@
         </w:tabs>
         <w:ind w:left="140" w:leftChars="0" w:firstLine="486" w:firstLineChars="300"/>
         <w:rPr>
+          <w:rFonts w:hint="default" w:ascii="Arial Unicode MS" w:hAnsi="Arial Unicode MS" w:eastAsia="Arial Unicode MS" w:cs="Arial Unicode MS"/>
+          <w:b w:val="0"/>
+          <w:bCs w:val="0"/>
+          <w:spacing w:val="-4"/>
+          <w:sz w:val="17"/>
+          <w:szCs w:val="22"/>
+          <w:lang w:val="en-US" w:eastAsia="zh-CN" w:bidi="ar-SA"/>
+        </w:rPr>
+      </w:pPr>
+      <w:r>
+        <w:rPr>
+          <w:rFonts w:hint="eastAsia" w:ascii="Arial Unicode MS" w:hAnsi="Arial Unicode MS" w:eastAsia="Arial Unicode MS" w:cs="Arial Unicode MS"/>
+          <w:b w:val="0"/>
+          <w:bCs w:val="0"/>
+          <w:spacing w:val="-4"/>
+          <w:sz w:val="17"/>
+          <w:szCs w:val="22"/>
+          <w:lang w:val="en-US" w:eastAsia="zh-CN" w:bidi="ar-SA"/>
+        </w:rPr>
+        <w:t>1.</w:t>
+      </w:r>
+      <w:r>
+        <w:rPr>
+          <w:rFonts w:hint="default" w:ascii="Arial Unicode MS" w:hAnsi="Arial Unicode MS" w:eastAsia="Arial Unicode MS" w:cs="Arial Unicode MS"/>
+          <w:b w:val="0"/>
+          <w:bCs w:val="0"/>
+          <w:spacing w:val="-4"/>
+          <w:sz w:val="17"/>
+          <w:szCs w:val="22"/>
+          <w:lang w:val="en-US" w:eastAsia="zh-CN" w:bidi="ar-SA"/>
+        </w:rPr>
+        <w:t>负责「开开华彩」APP 客户端核心功能开发，采用 Flutter Add-to-App 架构，将 Flutter 业务模块嵌入 Android / iOS</w:t>
+      </w:r>
+      <w:r>
+        <w:rPr>
+          <w:rFonts w:hint="eastAsia" w:ascii="Arial Unicode MS" w:hAnsi="Arial Unicode MS" w:eastAsia="Arial Unicode MS" w:cs="Arial Unicode MS"/>
+          <w:b w:val="0"/>
+          <w:bCs w:val="0"/>
+          <w:spacing w:val="-4"/>
+          <w:sz w:val="17"/>
+          <w:szCs w:val="22"/>
+          <w:lang w:val="en-US" w:eastAsia="zh-CN" w:bidi="ar-SA"/>
+        </w:rPr>
+        <w:t xml:space="preserve"> / 鸿蒙</w:t>
+      </w:r>
+      <w:r>
+        <w:rPr>
+          <w:rFonts w:hint="default" w:ascii="Arial Unicode MS" w:hAnsi="Arial Unicode MS" w:eastAsia="Arial Unicode MS" w:cs="Arial Unicode MS"/>
+          <w:b w:val="0"/>
+          <w:bCs w:val="0"/>
+          <w:spacing w:val="-4"/>
+          <w:sz w:val="17"/>
+          <w:szCs w:val="22"/>
+          <w:lang w:val="en-US" w:eastAsia="zh-CN" w:bidi="ar-SA"/>
+        </w:rPr>
+        <w:t xml:space="preserve"> 原生宿主，实现跨端业务复用与原生能力协同。</w:t>
+      </w:r>
+    </w:p>
+    <w:p>
+      <w:pPr>
+        <w:pStyle w:val="3"/>
+        <w:numPr>
+          <w:ilvl w:val="0"/>
+          <w:numId w:val="0"/>
+        </w:numPr>
+        <w:tabs>
+          <w:tab w:val="left" w:pos="619"/>
+          <w:tab w:val="left" w:pos="620"/>
+        </w:tabs>
+        <w:ind w:left="140" w:leftChars="0" w:firstLine="486" w:firstLineChars="300"/>
+        <w:rPr>
+          <w:rFonts w:hint="default" w:ascii="Arial Unicode MS" w:hAnsi="Arial Unicode MS" w:eastAsia="Arial Unicode MS" w:cs="Arial Unicode MS"/>
+          <w:b w:val="0"/>
+          <w:bCs w:val="0"/>
+          <w:spacing w:val="-4"/>
+          <w:sz w:val="17"/>
+          <w:szCs w:val="22"/>
+          <w:lang w:val="en-US" w:eastAsia="zh-CN" w:bidi="ar-SA"/>
+        </w:rPr>
+      </w:pPr>
+      <w:r>
+        <w:rPr>
+          <w:rFonts w:hint="eastAsia" w:ascii="Arial Unicode MS" w:hAnsi="Arial Unicode MS" w:eastAsia="Arial Unicode MS" w:cs="Arial Unicode MS"/>
+          <w:b w:val="0"/>
+          <w:bCs w:val="0"/>
+          <w:spacing w:val="-4"/>
+          <w:sz w:val="17"/>
+          <w:szCs w:val="22"/>
+          <w:lang w:val="en-US" w:eastAsia="zh-CN" w:bidi="ar-SA"/>
+        </w:rPr>
+        <w:t>2.</w:t>
+      </w:r>
+      <w:r>
+        <w:rPr>
+          <w:rFonts w:hint="default" w:ascii="Arial Unicode MS" w:hAnsi="Arial Unicode MS" w:eastAsia="Arial Unicode MS" w:cs="Arial Unicode MS"/>
+          <w:b w:val="0"/>
+          <w:bCs w:val="0"/>
+          <w:spacing w:val="-4"/>
+          <w:sz w:val="17"/>
+          <w:szCs w:val="22"/>
+          <w:lang w:val="en-US" w:eastAsia="zh-CN" w:bidi="ar-SA"/>
+        </w:rPr>
+        <w:t>负责 Flutter 业务模块开发与维护，参与课程、作业、订单、直播、支付、IM、音视频等业务域建设，基于 go_router、dio、provider、get_it 等技术完成页面路由、网络请求、状态管理及依赖管理。</w:t>
+      </w:r>
+    </w:p>
+    <w:p>
+      <w:pPr>
+        <w:pStyle w:val="3"/>
+        <w:numPr>
+          <w:ilvl w:val="0"/>
+          <w:numId w:val="0"/>
+        </w:numPr>
+        <w:tabs>
+          <w:tab w:val="left" w:pos="619"/>
+          <w:tab w:val="left" w:pos="620"/>
+        </w:tabs>
+        <w:ind w:left="140" w:leftChars="0" w:firstLine="486" w:firstLineChars="300"/>
+        <w:rPr>
+          <w:rFonts w:hint="default" w:ascii="Arial Unicode MS" w:hAnsi="Arial Unicode MS" w:eastAsia="Arial Unicode MS" w:cs="Arial Unicode MS"/>
+          <w:b w:val="0"/>
+          <w:bCs w:val="0"/>
+          <w:spacing w:val="-4"/>
+          <w:sz w:val="17"/>
+          <w:szCs w:val="22"/>
+          <w:lang w:val="en-US" w:eastAsia="zh-CN" w:bidi="ar-SA"/>
+        </w:rPr>
+      </w:pPr>
+      <w:r>
+        <w:rPr>
+          <w:rFonts w:hint="eastAsia" w:ascii="Arial Unicode MS" w:hAnsi="Arial Unicode MS" w:eastAsia="Arial Unicode MS" w:cs="Arial Unicode MS"/>
+          <w:b w:val="0"/>
+          <w:bCs w:val="0"/>
+          <w:spacing w:val="-4"/>
+          <w:sz w:val="17"/>
+          <w:szCs w:val="22"/>
+          <w:lang w:val="en-US" w:eastAsia="zh-CN" w:bidi="ar-SA"/>
+        </w:rPr>
+        <w:t>3.</w:t>
+      </w:r>
+      <w:r>
+        <w:rPr>
+          <w:rFonts w:hint="default" w:ascii="Arial Unicode MS" w:hAnsi="Arial Unicode MS" w:eastAsia="Arial Unicode MS" w:cs="Arial Unicode MS"/>
+          <w:b w:val="0"/>
+          <w:bCs w:val="0"/>
+          <w:spacing w:val="-4"/>
+          <w:sz w:val="17"/>
+          <w:szCs w:val="22"/>
+          <w:lang w:val="en-US" w:eastAsia="zh-CN" w:bidi="ar-SA"/>
+        </w:rPr>
+        <w:t>负责 Flutter 与 Android / iOS</w:t>
+      </w:r>
+      <w:r>
+        <w:rPr>
+          <w:rFonts w:hint="eastAsia" w:ascii="Arial Unicode MS" w:hAnsi="Arial Unicode MS" w:eastAsia="Arial Unicode MS" w:cs="Arial Unicode MS"/>
+          <w:b w:val="0"/>
+          <w:bCs w:val="0"/>
+          <w:spacing w:val="-4"/>
+          <w:sz w:val="17"/>
+          <w:szCs w:val="22"/>
+          <w:lang w:val="en-US" w:eastAsia="zh-CN" w:bidi="ar-SA"/>
+        </w:rPr>
+        <w:t xml:space="preserve"> /鸿蒙</w:t>
+      </w:r>
+      <w:r>
+        <w:rPr>
+          <w:rFonts w:hint="default" w:ascii="Arial Unicode MS" w:hAnsi="Arial Unicode MS" w:eastAsia="Arial Unicode MS" w:cs="Arial Unicode MS"/>
+          <w:b w:val="0"/>
+          <w:bCs w:val="0"/>
+          <w:spacing w:val="-4"/>
+          <w:sz w:val="17"/>
+          <w:szCs w:val="22"/>
+          <w:lang w:val="en-US" w:eastAsia="zh-CN" w:bidi="ar-SA"/>
+        </w:rPr>
+        <w:t xml:space="preserve"> 原生能力桥接方案设计与落地，通过 MethodChannel / native_channel 对接推送、微信、支付、系统权限、音视频、相机、音量控制等能力，保障跨端功能一致性。</w:t>
+      </w:r>
+    </w:p>
+    <w:p>
+      <w:pPr>
+        <w:pStyle w:val="3"/>
+        <w:numPr>
+          <w:ilvl w:val="0"/>
+          <w:numId w:val="0"/>
+        </w:numPr>
+        <w:tabs>
+          <w:tab w:val="left" w:pos="619"/>
+          <w:tab w:val="left" w:pos="620"/>
+        </w:tabs>
+        <w:ind w:left="140" w:leftChars="0" w:firstLine="486" w:firstLineChars="300"/>
+        <w:rPr>
+          <w:rFonts w:hint="default" w:ascii="Arial Unicode MS" w:hAnsi="Arial Unicode MS" w:eastAsia="Arial Unicode MS" w:cs="Arial Unicode MS"/>
+          <w:b w:val="0"/>
+          <w:bCs w:val="0"/>
+          <w:spacing w:val="-4"/>
+          <w:sz w:val="17"/>
+          <w:szCs w:val="22"/>
+          <w:lang w:val="en-US" w:eastAsia="zh-CN" w:bidi="ar-SA"/>
+        </w:rPr>
+      </w:pPr>
+      <w:r>
+        <w:rPr>
+          <w:rFonts w:hint="eastAsia" w:ascii="Arial Unicode MS" w:hAnsi="Arial Unicode MS" w:eastAsia="Arial Unicode MS" w:cs="Arial Unicode MS"/>
+          <w:b w:val="0"/>
+          <w:bCs w:val="0"/>
+          <w:spacing w:val="-4"/>
+          <w:sz w:val="17"/>
+          <w:szCs w:val="22"/>
+          <w:lang w:val="en-US" w:eastAsia="zh-CN" w:bidi="ar-SA"/>
+        </w:rPr>
+        <w:t>4.</w:t>
+      </w:r>
+      <w:r>
+        <w:rPr>
+          <w:rFonts w:hint="default" w:ascii="Arial Unicode MS" w:hAnsi="Arial Unicode MS" w:eastAsia="Arial Unicode MS" w:cs="Arial Unicode MS"/>
+          <w:b w:val="0"/>
+          <w:bCs w:val="0"/>
+          <w:spacing w:val="-4"/>
+          <w:sz w:val="17"/>
+          <w:szCs w:val="22"/>
+          <w:lang w:val="en-US" w:eastAsia="zh-CN" w:bidi="ar-SA"/>
+        </w:rPr>
+        <w:t>参与 Android / iOS 宿主工程维护，配合完成极光推送、友盟统计、支付宝、微信、融云 IM、火山 RTC 等第三方 SDK 的集成、调试与问题排查。</w:t>
+      </w:r>
+    </w:p>
+    <w:p>
+      <w:pPr>
+        <w:pStyle w:val="3"/>
+        <w:numPr>
+          <w:ilvl w:val="0"/>
+          <w:numId w:val="0"/>
+        </w:numPr>
+        <w:tabs>
+          <w:tab w:val="left" w:pos="619"/>
+          <w:tab w:val="left" w:pos="620"/>
+        </w:tabs>
+        <w:ind w:left="140" w:leftChars="0" w:firstLine="486" w:firstLineChars="300"/>
+        <w:rPr>
+          <w:rFonts w:hint="default" w:ascii="Arial Unicode MS" w:hAnsi="Arial Unicode MS" w:eastAsia="Arial Unicode MS" w:cs="Arial Unicode MS"/>
+          <w:b w:val="0"/>
+          <w:bCs w:val="0"/>
+          <w:spacing w:val="-4"/>
+          <w:sz w:val="17"/>
+          <w:szCs w:val="22"/>
+          <w:lang w:val="en-US" w:eastAsia="zh-CN" w:bidi="ar-SA"/>
+        </w:rPr>
+      </w:pPr>
+      <w:r>
+        <w:rPr>
+          <w:rFonts w:hint="eastAsia" w:ascii="Arial Unicode MS" w:hAnsi="Arial Unicode MS" w:eastAsia="Arial Unicode MS" w:cs="Arial Unicode MS"/>
+          <w:b w:val="0"/>
+          <w:bCs w:val="0"/>
+          <w:spacing w:val="-4"/>
+          <w:sz w:val="17"/>
+          <w:szCs w:val="22"/>
+          <w:lang w:val="en-US" w:eastAsia="zh-CN" w:bidi="ar-SA"/>
+        </w:rPr>
+        <w:t>5.</w:t>
+      </w:r>
+      <w:r>
+        <w:rPr>
+          <w:rFonts w:hint="default" w:ascii="Arial Unicode MS" w:hAnsi="Arial Unicode MS" w:eastAsia="Arial Unicode MS" w:cs="Arial Unicode MS"/>
+          <w:b w:val="0"/>
+          <w:bCs w:val="0"/>
+          <w:spacing w:val="-4"/>
+          <w:sz w:val="17"/>
+          <w:szCs w:val="22"/>
+          <w:lang w:val="en-US" w:eastAsia="zh-CN" w:bidi="ar-SA"/>
+        </w:rPr>
+        <w:t>负责微信小程序「开开华彩兴趣课堂」及运营管理后台相关功能开发</w:t>
+      </w:r>
+      <w:r>
+        <w:rPr>
+          <w:rFonts w:hint="eastAsia" w:ascii="Arial Unicode MS" w:hAnsi="Arial Unicode MS" w:eastAsia="Arial Unicode MS" w:cs="Arial Unicode MS"/>
+          <w:b w:val="0"/>
+          <w:bCs w:val="0"/>
+          <w:spacing w:val="-4"/>
+          <w:sz w:val="17"/>
+          <w:szCs w:val="22"/>
+          <w:lang w:val="en-US" w:eastAsia="zh-CN" w:bidi="ar-SA"/>
+        </w:rPr>
+        <w:t>,首创基于小程序的登录流程</w:t>
+      </w:r>
+      <w:r>
+        <w:rPr>
+          <w:rFonts w:hint="default" w:ascii="Arial Unicode MS" w:hAnsi="Arial Unicode MS" w:eastAsia="Arial Unicode MS" w:cs="Arial Unicode MS"/>
+          <w:b w:val="0"/>
+          <w:bCs w:val="0"/>
+          <w:spacing w:val="-4"/>
+          <w:sz w:val="17"/>
+          <w:szCs w:val="22"/>
+          <w:lang w:val="en-US" w:eastAsia="zh-CN" w:bidi="ar-SA"/>
+        </w:rPr>
+        <w:t>，支撑课程运营、活动配置、用户管理、订单管理等业务需求，提升内部运营效率。</w:t>
+      </w:r>
+    </w:p>
+    <w:p>
+      <w:pPr>
+        <w:pStyle w:val="3"/>
+        <w:numPr>
+          <w:ilvl w:val="0"/>
+          <w:numId w:val="0"/>
+        </w:numPr>
+        <w:tabs>
+          <w:tab w:val="left" w:pos="619"/>
+          <w:tab w:val="left" w:pos="620"/>
+        </w:tabs>
+        <w:ind w:left="140" w:leftChars="0" w:firstLine="486" w:firstLineChars="300"/>
+        <w:rPr>
+          <w:rFonts w:hint="default" w:ascii="Arial Unicode MS" w:hAnsi="Arial Unicode MS" w:eastAsia="Arial Unicode MS" w:cs="Arial Unicode MS"/>
+          <w:b w:val="0"/>
+          <w:bCs w:val="0"/>
+          <w:spacing w:val="-4"/>
+          <w:sz w:val="17"/>
+          <w:szCs w:val="22"/>
+          <w:lang w:val="en-US" w:eastAsia="zh-CN" w:bidi="ar-SA"/>
+        </w:rPr>
+      </w:pPr>
+      <w:r>
+        <w:rPr>
+          <w:rFonts w:hint="eastAsia" w:ascii="Arial Unicode MS" w:hAnsi="Arial Unicode MS" w:eastAsia="Arial Unicode MS" w:cs="Arial Unicode MS"/>
+          <w:b w:val="0"/>
+          <w:bCs w:val="0"/>
+          <w:spacing w:val="-4"/>
+          <w:sz w:val="17"/>
+          <w:szCs w:val="22"/>
+          <w:lang w:val="en-US" w:eastAsia="zh-CN" w:bidi="ar-SA"/>
+        </w:rPr>
+        <w:t>6.</w:t>
+      </w:r>
+      <w:r>
+        <w:rPr>
+          <w:rFonts w:hint="default" w:ascii="Arial Unicode MS" w:hAnsi="Arial Unicode MS" w:eastAsia="Arial Unicode MS" w:cs="Arial Unicode MS"/>
+          <w:b w:val="0"/>
+          <w:bCs w:val="0"/>
+          <w:spacing w:val="-4"/>
+          <w:sz w:val="17"/>
+          <w:szCs w:val="22"/>
+          <w:lang w:val="en-US" w:eastAsia="zh-CN" w:bidi="ar-SA"/>
+        </w:rPr>
+        <w:t>参与 H5 小游戏及活动页接入工作，配合 App WebView / 活动链接完成小游戏资源部署、联调和业务闭环。</w:t>
+      </w:r>
+    </w:p>
+    <w:p>
+      <w:pPr>
+        <w:pStyle w:val="3"/>
+        <w:numPr>
+          <w:ilvl w:val="0"/>
+          <w:numId w:val="0"/>
+        </w:numPr>
+        <w:tabs>
+          <w:tab w:val="left" w:pos="619"/>
+          <w:tab w:val="left" w:pos="620"/>
+        </w:tabs>
+        <w:ind w:left="140" w:leftChars="0" w:firstLine="486" w:firstLineChars="300"/>
+        <w:rPr>
+          <w:rFonts w:hint="eastAsia" w:ascii="Arial Unicode MS" w:hAnsi="Arial Unicode MS" w:eastAsia="Arial Unicode MS" w:cs="Arial Unicode MS"/>
+          <w:b w:val="0"/>
+          <w:bCs w:val="0"/>
+          <w:spacing w:val="-4"/>
+          <w:sz w:val="17"/>
+          <w:szCs w:val="22"/>
+          <w:lang w:val="en-US" w:eastAsia="zh-CN" w:bidi="ar-SA"/>
+        </w:rPr>
+      </w:pPr>
+      <w:r>
+        <w:rPr>
+          <w:rFonts w:hint="eastAsia" w:ascii="Arial Unicode MS" w:hAnsi="Arial Unicode MS" w:eastAsia="Arial Unicode MS" w:cs="Arial Unicode MS"/>
+          <w:b w:val="0"/>
+          <w:bCs w:val="0"/>
+          <w:spacing w:val="-4"/>
+          <w:sz w:val="17"/>
+          <w:szCs w:val="22"/>
+          <w:lang w:val="en-US" w:eastAsia="zh-CN" w:bidi="ar-SA"/>
+        </w:rPr>
+        <w:t>7.担任客户端开发组长，负责客户端技术方案设计、任务拆解、研发排期、代码质量把控及版本交付，并辅助 CTO 进行团队管理、跨端协作和技术风险控制，保障公司战略级产品稳定迭代。</w:t>
+      </w:r>
+    </w:p>
+    <w:p>
+      <w:pPr>
+        <w:pStyle w:val="3"/>
+        <w:numPr>
+          <w:ilvl w:val="0"/>
+          <w:numId w:val="0"/>
+        </w:numPr>
+        <w:tabs>
+          <w:tab w:val="left" w:pos="619"/>
+          <w:tab w:val="left" w:pos="620"/>
+        </w:tabs>
+        <w:ind w:left="140" w:leftChars="0" w:firstLine="486" w:firstLineChars="300"/>
+        <w:rPr>
+          <w:rFonts w:hint="default" w:ascii="Arial Unicode MS" w:hAnsi="Arial Unicode MS" w:eastAsia="Arial Unicode MS" w:cs="Arial Unicode MS"/>
+          <w:b w:val="0"/>
+          <w:bCs w:val="0"/>
+          <w:spacing w:val="-4"/>
+          <w:sz w:val="17"/>
+          <w:szCs w:val="22"/>
+          <w:lang w:val="en-US" w:eastAsia="zh-CN" w:bidi="ar-SA"/>
+        </w:rPr>
+      </w:pPr>
+    </w:p>
+    <w:p>
+      <w:pPr>
+        <w:pStyle w:val="3"/>
+        <w:keepNext w:val="0"/>
+        <w:keepLines w:val="0"/>
+        <w:pageBreakBefore w:val="0"/>
+        <w:widowControl w:val="0"/>
+        <w:numPr>
+          <w:ilvl w:val="0"/>
+          <w:numId w:val="3"/>
+        </w:numPr>
+        <w:tabs>
+          <w:tab w:val="left" w:pos="619"/>
+          <w:tab w:val="left" w:pos="620"/>
+        </w:tabs>
+        <w:kinsoku/>
+        <w:wordWrap/>
+        <w:overflowPunct/>
+        <w:topLinePunct w:val="0"/>
+        <w:autoSpaceDE w:val="0"/>
+        <w:autoSpaceDN w:val="0"/>
+        <w:bidi w:val="0"/>
+        <w:adjustRightInd/>
+        <w:snapToGrid/>
+        <w:spacing w:line="360" w:lineRule="auto"/>
+        <w:ind w:left="624" w:hanging="482"/>
+        <w:textAlignment w:val="auto"/>
+        <w:rPr>
+          <w:rFonts w:hint="eastAsia" w:ascii="STKaitiSC-Black" w:hAnsi="Arial Unicode MS" w:eastAsia="STKaitiSC-Black" w:cs="Arial Unicode MS"/>
+          <w:b/>
+          <w:bCs w:val="0"/>
+          <w:spacing w:val="-3"/>
+          <w:w w:val="106"/>
+          <w:sz w:val="17"/>
+          <w:szCs w:val="17"/>
+          <w:lang w:val="en-US" w:eastAsia="zh-CN" w:bidi="ar-SA"/>
+        </w:rPr>
+      </w:pPr>
+      <w:r>
+        <w:rPr>
+          <w:spacing w:val="-2"/>
+          <w:w w:val="110"/>
+          <w:lang w:eastAsia="zh-CN"/>
+        </w:rPr>
+        <w:t>项目名称</w:t>
+      </w:r>
+      <w:r>
+        <w:rPr>
+          <w:rFonts w:hint="eastAsia"/>
+          <w:spacing w:val="-2"/>
+          <w:w w:val="110"/>
+          <w:lang w:eastAsia="zh-CN"/>
+        </w:rPr>
+        <w:t>：</w:t>
+      </w:r>
+      <w:r>
+        <w:rPr>
+          <w:rFonts w:hint="eastAsia"/>
+          <w:spacing w:val="-2"/>
+          <w:w w:val="110"/>
+          <w:lang w:val="en-US" w:eastAsia="zh-CN"/>
+        </w:rPr>
+        <w:t>集团数字化转型项目 |  CIO助理（数字化转型方向）</w:t>
+      </w:r>
+      <w:r>
+        <w:rPr>
+          <w:w w:val="110"/>
+          <w:lang w:eastAsia="zh-CN"/>
+        </w:rPr>
+        <w:t>｜</w:t>
+      </w:r>
+      <w:r>
+        <w:rPr>
+          <w:rFonts w:hint="eastAsia"/>
+          <w:w w:val="110"/>
+          <w:lang w:val="en-US" w:eastAsia="zh-CN"/>
+        </w:rPr>
+        <w:t>集团CIO小组成员</w:t>
+      </w:r>
+      <w:r>
+        <w:rPr>
+          <w:color w:val="0000FF"/>
+          <w:spacing w:val="-2"/>
+          <w:w w:val="110"/>
+          <w:lang w:eastAsia="zh-CN"/>
+        </w:rPr>
+        <w:t>（202</w:t>
+      </w:r>
+      <w:r>
+        <w:rPr>
+          <w:rFonts w:hint="eastAsia"/>
+          <w:color w:val="0000FF"/>
+          <w:spacing w:val="-2"/>
+          <w:w w:val="110"/>
+          <w:lang w:val="en-US" w:eastAsia="zh-CN"/>
+        </w:rPr>
+        <w:t>4</w:t>
+      </w:r>
+      <w:r>
+        <w:rPr>
+          <w:color w:val="0000FF"/>
+          <w:spacing w:val="-2"/>
+          <w:w w:val="110"/>
+          <w:lang w:eastAsia="zh-CN"/>
+        </w:rPr>
+        <w:t>.1</w:t>
+      </w:r>
+      <w:r>
+        <w:rPr>
+          <w:rFonts w:hint="eastAsia"/>
+          <w:color w:val="0000FF"/>
+          <w:spacing w:val="-2"/>
+          <w:w w:val="110"/>
+          <w:lang w:val="en-US" w:eastAsia="zh-CN"/>
+        </w:rPr>
+        <w:t>2</w:t>
+      </w:r>
+      <w:r>
+        <w:rPr>
+          <w:color w:val="0000FF"/>
+          <w:spacing w:val="2"/>
+          <w:w w:val="110"/>
+          <w:lang w:eastAsia="zh-CN"/>
+        </w:rPr>
+        <w:t xml:space="preserve"> ——</w:t>
+      </w:r>
+      <w:r>
+        <w:rPr>
+          <w:color w:val="0000FF"/>
+          <w:spacing w:val="5"/>
+          <w:w w:val="110"/>
+          <w:lang w:eastAsia="zh-CN"/>
+        </w:rPr>
+        <w:t xml:space="preserve"> </w:t>
+      </w:r>
+      <w:r>
+        <w:rPr>
+          <w:rFonts w:hint="eastAsia"/>
+          <w:color w:val="0000FF"/>
+          <w:spacing w:val="5"/>
+          <w:w w:val="110"/>
+          <w:lang w:val="en-US" w:eastAsia="zh-CN"/>
+        </w:rPr>
+        <w:t>2025.4</w:t>
+      </w:r>
+      <w:r>
+        <w:rPr>
+          <w:color w:val="0000FF"/>
+          <w:spacing w:val="-10"/>
+          <w:w w:val="110"/>
+          <w:lang w:eastAsia="zh-CN"/>
+        </w:rPr>
+        <w:t>）</w:t>
+      </w:r>
+    </w:p>
+    <w:p>
+      <w:pPr>
+        <w:pStyle w:val="3"/>
+        <w:keepNext w:val="0"/>
+        <w:keepLines w:val="0"/>
+        <w:pageBreakBefore w:val="0"/>
+        <w:widowControl w:val="0"/>
+        <w:numPr>
+          <w:ilvl w:val="0"/>
+          <w:numId w:val="0"/>
+        </w:numPr>
+        <w:tabs>
+          <w:tab w:val="left" w:pos="619"/>
+          <w:tab w:val="left" w:pos="620"/>
+        </w:tabs>
+        <w:kinsoku/>
+        <w:wordWrap/>
+        <w:overflowPunct/>
+        <w:topLinePunct w:val="0"/>
+        <w:autoSpaceDE w:val="0"/>
+        <w:autoSpaceDN w:val="0"/>
+        <w:bidi w:val="0"/>
+        <w:adjustRightInd/>
+        <w:snapToGrid/>
+        <w:spacing w:line="360" w:lineRule="auto"/>
+        <w:ind w:left="0" w:leftChars="0" w:firstLine="610" w:firstLineChars="350"/>
+        <w:jc w:val="left"/>
+        <w:textAlignment w:val="auto"/>
+        <w:rPr>
+          <w:rFonts w:hint="eastAsia" w:ascii="STKaitiSC-Black" w:hAnsi="Arial Unicode MS" w:eastAsia="STKaitiSC-Black" w:cs="Arial Unicode MS"/>
+          <w:b/>
+          <w:bCs w:val="0"/>
+          <w:spacing w:val="-3"/>
+          <w:w w:val="106"/>
+          <w:sz w:val="17"/>
+          <w:szCs w:val="17"/>
+          <w:lang w:val="en-US" w:eastAsia="zh-CN" w:bidi="ar-SA"/>
+        </w:rPr>
+      </w:pPr>
+      <w:r>
+        <w:rPr>
+          <w:rFonts w:hint="eastAsia"/>
+          <w:b/>
+          <w:spacing w:val="-3"/>
+          <w:w w:val="106"/>
+          <w:lang w:val="en-US" w:eastAsia="zh-CN"/>
+        </w:rPr>
+        <w:t>工作</w:t>
+      </w:r>
+      <w:r>
+        <w:rPr>
+          <w:rFonts w:hint="eastAsia" w:ascii="STKaitiSC-Black" w:eastAsia="STKaitiSC-Black"/>
+          <w:b/>
+          <w:spacing w:val="-3"/>
+          <w:w w:val="106"/>
+          <w:lang w:eastAsia="zh-CN"/>
+        </w:rPr>
+        <w:t>描述</w:t>
+      </w:r>
+      <w:r>
+        <w:rPr>
+          <w:rFonts w:hint="eastAsia" w:ascii="STKaitiSC-Black" w:eastAsia="STKaitiSC-Black"/>
+          <w:b/>
+          <w:spacing w:val="-1"/>
+          <w:lang w:eastAsia="zh-CN"/>
+        </w:rPr>
+        <w:t>：</w:t>
+      </w:r>
+    </w:p>
+    <w:p>
+      <w:pPr>
+        <w:pStyle w:val="3"/>
+        <w:numPr>
+          <w:ilvl w:val="0"/>
+          <w:numId w:val="0"/>
+        </w:numPr>
+        <w:tabs>
+          <w:tab w:val="left" w:pos="619"/>
+          <w:tab w:val="left" w:pos="620"/>
+        </w:tabs>
+        <w:ind w:left="140" w:leftChars="0" w:firstLine="486" w:firstLineChars="300"/>
+        <w:rPr>
           <w:rFonts w:hint="eastAsia" w:ascii="Arial Unicode MS" w:hAnsi="Arial Unicode MS" w:eastAsia="Arial Unicode MS" w:cs="Arial Unicode MS"/>
           <w:b w:val="0"/>
           <w:bCs w:val="0"/>
@@ -4681,8 +5560,8 @@
           <w:lang w:eastAsia="zh-CN"/>
         </w:rPr>
       </w:pPr>
-      <w:bookmarkStart w:id="38" w:name="OLE_LINK66"/>
-      <w:bookmarkStart w:id="39" w:name="OLE_LINK65"/>
+      <w:bookmarkStart w:id="37" w:name="OLE_LINK66"/>
+      <w:bookmarkStart w:id="38" w:name="OLE_LINK65"/>
     </w:p>
     <w:p>
       <w:pPr>
@@ -5241,12 +6120,12 @@
         </w:rPr>
         <w:t>6、整合集团Web3模块业务，整合Element NFT平台、NAGA Web3游戏平台以及火星财经，围绕蓝港 LK Venture 形成新的生态结构，共同推动集团Web3业务建设</w:t>
       </w:r>
+      <w:bookmarkEnd w:id="37"/>
       <w:bookmarkEnd w:id="38"/>
-      <w:bookmarkEnd w:id="39"/>
-      <w:bookmarkStart w:id="40" w:name="OLE_LINK59"/>
+      <w:bookmarkStart w:id="39" w:name="OLE_LINK59"/>
+      <w:bookmarkStart w:id="40" w:name="OLE_LINK60"/>
       <w:bookmarkStart w:id="41" w:name="OLE_LINK62"/>
-      <w:bookmarkStart w:id="42" w:name="OLE_LINK60"/>
-      <w:bookmarkStart w:id="43" w:name="OLE_LINK61"/>
+      <w:bookmarkStart w:id="42" w:name="OLE_LINK61"/>
     </w:p>
     <w:p>
       <w:pPr>
@@ -5259,19 +6138,18 @@
           <w:tab w:val="left" w:pos="619"/>
           <w:tab w:val="left" w:pos="620"/>
         </w:tabs>
-        <w:ind w:left="140" w:leftChars="0" w:firstLine="487" w:firstLineChars="300"/>
-        <w:rPr>
-          <w:rFonts w:hint="eastAsia"/>
-          <w:spacing w:val="-4"/>
-          <w:szCs w:val="22"/>
-          <w:lang w:eastAsia="zh-CN"/>
-        </w:rPr>
-      </w:pPr>
-    </w:p>
+        <w:rPr>
+          <w:rFonts w:hint="eastAsia"/>
+          <w:spacing w:val="-4"/>
+          <w:szCs w:val="22"/>
+          <w:lang w:eastAsia="zh-CN"/>
+        </w:rPr>
+      </w:pPr>
+    </w:p>
+    <w:bookmarkEnd w:id="39"/>
     <w:bookmarkEnd w:id="40"/>
     <w:bookmarkEnd w:id="41"/>
     <w:bookmarkEnd w:id="42"/>
-    <w:bookmarkEnd w:id="43"/>
     <w:p>
       <w:pPr>
         <w:pStyle w:val="3"/>
@@ -5295,7 +6173,7 @@
         </w:rPr>
         <w:t>项目名称：</w:t>
       </w:r>
-      <w:bookmarkStart w:id="44" w:name="OLE_LINK69"/>
+      <w:bookmarkStart w:id="43" w:name="OLE_LINK69"/>
       <w:r>
         <w:rPr>
           <w:spacing w:val="8"/>
@@ -5304,7 +6182,7 @@
         </w:rPr>
         <w:t xml:space="preserve"> 麦思加数学</w:t>
       </w:r>
-      <w:bookmarkEnd w:id="44"/>
+      <w:bookmarkEnd w:id="43"/>
       <w:r>
         <w:rPr>
           <w:rFonts w:hint="eastAsia"/>
@@ -5396,7 +6274,7 @@
         </w:rPr>
         <w:t xml:space="preserve">：  </w:t>
       </w:r>
-      <w:bookmarkStart w:id="45" w:name="OLE_LINK70"/>
+      <w:bookmarkStart w:id="44" w:name="OLE_LINK70"/>
       <w:r>
         <w:rPr>
           <w:w w:val="104"/>
@@ -5469,7 +6347,7 @@
         </w:rPr>
         <w:t>经典练习题。</w:t>
       </w:r>
-      <w:bookmarkEnd w:id="45"/>
+      <w:bookmarkEnd w:id="44"/>
     </w:p>
     <w:p>
       <w:pPr>
@@ -5480,8 +6358,8 @@
           <w:lang w:eastAsia="zh-CN"/>
         </w:rPr>
       </w:pPr>
+      <w:bookmarkStart w:id="45" w:name="OLE_LINK72"/>
       <w:bookmarkStart w:id="46" w:name="OLE_LINK71"/>
-      <w:bookmarkStart w:id="47" w:name="OLE_LINK72"/>
       <w:r>
         <w:rPr>
           <w:lang w:eastAsia="zh-CN"/>
@@ -5533,8 +6411,8 @@
         </w:rPr>
         <w:t>、成长性体系。</w:t>
       </w:r>
+      <w:bookmarkEnd w:id="45"/>
       <w:bookmarkEnd w:id="46"/>
-      <w:bookmarkEnd w:id="47"/>
     </w:p>
     <w:p>
       <w:pPr>
@@ -5605,8 +6483,8 @@
           <w:lang w:val="en-US" w:eastAsia="zh-CN" w:bidi="ar-SA"/>
         </w:rPr>
       </w:pPr>
-      <w:bookmarkStart w:id="48" w:name="OLE_LINK74"/>
-      <w:bookmarkStart w:id="49" w:name="OLE_LINK73"/>
+      <w:bookmarkStart w:id="47" w:name="OLE_LINK74"/>
+      <w:bookmarkStart w:id="48" w:name="OLE_LINK73"/>
       <w:r>
         <w:rPr>
           <w:rFonts w:hint="eastAsia" w:ascii="Arial Unicode MS" w:hAnsi="Arial Unicode MS" w:eastAsia="Arial Unicode MS" w:cs="Arial Unicode MS"/>
@@ -5898,85 +6776,13 @@
         <w:t>7、生态建设：协调 Web / 小程序 / 安卓端开发，完成教育类备案、等保测评等合规性工作。</w:t>
       </w:r>
     </w:p>
+    <w:bookmarkEnd w:id="47"/>
     <w:bookmarkEnd w:id="48"/>
-    <w:bookmarkEnd w:id="49"/>
     <w:p>
       <w:pPr>
         <w:pStyle w:val="4"/>
         <w:spacing w:before="94" w:line="232" w:lineRule="auto"/>
-        <w:ind w:right="282"/>
-        <w:rPr>
-          <w:spacing w:val="-4"/>
-          <w:szCs w:val="22"/>
-          <w:lang w:eastAsia="zh-CN"/>
-        </w:rPr>
-      </w:pPr>
-    </w:p>
-    <w:p>
-      <w:pPr>
-        <w:pStyle w:val="4"/>
-        <w:spacing w:before="94" w:line="232" w:lineRule="auto"/>
-        <w:ind w:right="282"/>
-        <w:rPr>
-          <w:spacing w:val="-4"/>
-          <w:szCs w:val="22"/>
-          <w:lang w:eastAsia="zh-CN"/>
-        </w:rPr>
-      </w:pPr>
-    </w:p>
-    <w:p>
-      <w:pPr>
-        <w:pStyle w:val="4"/>
-        <w:spacing w:before="94" w:line="232" w:lineRule="auto"/>
-        <w:ind w:right="282"/>
-        <w:rPr>
-          <w:spacing w:val="-4"/>
-          <w:szCs w:val="22"/>
-          <w:lang w:eastAsia="zh-CN"/>
-        </w:rPr>
-      </w:pPr>
-    </w:p>
-    <w:p>
-      <w:pPr>
-        <w:pStyle w:val="4"/>
-        <w:spacing w:before="94" w:line="232" w:lineRule="auto"/>
-        <w:ind w:right="282"/>
-        <w:rPr>
-          <w:spacing w:val="-4"/>
-          <w:szCs w:val="22"/>
-          <w:lang w:eastAsia="zh-CN"/>
-        </w:rPr>
-      </w:pPr>
-    </w:p>
-    <w:p>
-      <w:pPr>
-        <w:pStyle w:val="4"/>
-        <w:spacing w:before="94" w:line="232" w:lineRule="auto"/>
-        <w:ind w:right="282"/>
-        <w:rPr>
-          <w:spacing w:val="-4"/>
-          <w:szCs w:val="22"/>
-          <w:lang w:eastAsia="zh-CN"/>
-        </w:rPr>
-      </w:pPr>
-    </w:p>
-    <w:p>
-      <w:pPr>
-        <w:pStyle w:val="4"/>
-        <w:spacing w:before="94" w:line="232" w:lineRule="auto"/>
-        <w:ind w:right="282"/>
-        <w:rPr>
-          <w:spacing w:val="-4"/>
-          <w:szCs w:val="22"/>
-          <w:lang w:eastAsia="zh-CN"/>
-        </w:rPr>
-      </w:pPr>
-    </w:p>
-    <w:p>
-      <w:pPr>
-        <w:pStyle w:val="4"/>
-        <w:spacing w:before="94" w:line="232" w:lineRule="auto"/>
-        <w:ind w:right="282"/>
+        <w:ind w:left="0" w:leftChars="0" w:right="282" w:firstLine="0" w:firstLineChars="0"/>
         <w:rPr>
           <w:spacing w:val="-4"/>
           <w:szCs w:val="22"/>
@@ -6014,7 +6820,7 @@
         </w:rPr>
         <w:t xml:space="preserve"> </w:t>
       </w:r>
-      <w:bookmarkStart w:id="50" w:name="OLE_LINK75"/>
+      <w:bookmarkStart w:id="49" w:name="OLE_LINK75"/>
       <w:r>
         <w:rPr>
           <w:spacing w:val="2"/>
@@ -6023,7 +6829,7 @@
         </w:rPr>
         <w:t>爬梯朗读</w:t>
       </w:r>
-      <w:bookmarkEnd w:id="50"/>
+      <w:bookmarkEnd w:id="49"/>
       <w:r>
         <w:rPr>
           <w:spacing w:val="19"/>
@@ -6100,8 +6906,8 @@
         </w:rPr>
         <w:t xml:space="preserve">：  </w:t>
       </w:r>
+      <w:bookmarkStart w:id="50" w:name="OLE_LINK77"/>
       <w:bookmarkStart w:id="51" w:name="OLE_LINK76"/>
-      <w:bookmarkStart w:id="52" w:name="OLE_LINK77"/>
       <w:r>
         <w:rPr>
           <w:w w:val="104"/>
@@ -6134,7 +6940,7 @@
           <w:lang w:eastAsia="zh-CN"/>
         </w:rPr>
       </w:pPr>
-      <w:bookmarkStart w:id="53" w:name="OLE_LINK49"/>
+      <w:bookmarkStart w:id="52" w:name="OLE_LINK49"/>
       <w:r>
         <w:rPr>
           <w:w w:val="104"/>
@@ -6158,7 +6964,7 @@
         <w:t>信息服务股份有限公司推出一款集朗读与背诵，采用国家普通话水平测试系统、智能语音评测技术的全新模式的少儿语文学习产品。</w:t>
       </w:r>
     </w:p>
-    <w:bookmarkEnd w:id="53"/>
+    <w:bookmarkEnd w:id="52"/>
     <w:p>
       <w:pPr>
         <w:pStyle w:val="4"/>
@@ -6305,8 +7111,8 @@
         <w:t>工作描述：</w:t>
       </w:r>
     </w:p>
+    <w:bookmarkEnd w:id="50"/>
     <w:bookmarkEnd w:id="51"/>
-    <w:bookmarkEnd w:id="52"/>
     <w:p>
       <w:pPr>
         <w:pStyle w:val="3"/>
@@ -6329,8 +7135,8 @@
           <w:lang w:val="en-US" w:eastAsia="zh-CN" w:bidi="ar-SA"/>
         </w:rPr>
       </w:pPr>
-      <w:bookmarkStart w:id="54" w:name="OLE_LINK79"/>
-      <w:bookmarkStart w:id="55" w:name="OLE_LINK78"/>
+      <w:bookmarkStart w:id="53" w:name="OLE_LINK79"/>
+      <w:bookmarkStart w:id="54" w:name="OLE_LINK78"/>
       <w:r>
         <w:rPr>
           <w:rFonts w:hint="eastAsia" w:ascii="Arial Unicode MS" w:hAnsi="Arial Unicode MS" w:eastAsia="Arial Unicode MS" w:cs="Arial Unicode MS"/>
@@ -6518,8 +7324,8 @@
         </w:rPr>
         <w:t>6、能够独立完成各项工作，以及更新迭代，bug  修复等。</w:t>
       </w:r>
+      <w:bookmarkEnd w:id="53"/>
       <w:bookmarkEnd w:id="54"/>
-      <w:bookmarkEnd w:id="55"/>
     </w:p>
     <w:p>
       <w:pPr>
@@ -7300,8 +8106,8 @@
         </w:rPr>
         <w:t>6、集成第三方  SDK（点聚）并进行二次开发。来实现电子签章批注等功能</w:t>
       </w:r>
-      <w:bookmarkStart w:id="56" w:name="教育经历"/>
-      <w:bookmarkEnd w:id="56"/>
+      <w:bookmarkStart w:id="55" w:name="教育经历"/>
+      <w:bookmarkEnd w:id="55"/>
     </w:p>
     <w:sectPr>
       <w:pgSz w:w="11910" w:h="16840"/>

--- a/王学明开发岗个人简历v2.5.2.docx
+++ b/王学明开发岗个人简历v2.5.2.docx
@@ -778,8 +778,8 @@
           </w14:textFill>
         </w:rPr>
       </w:pPr>
-      <w:bookmarkStart w:id="6" w:name="OLE_LINK51"/>
-      <w:bookmarkStart w:id="7" w:name="OLE_LINK52"/>
+      <w:bookmarkStart w:id="6" w:name="OLE_LINK52"/>
+      <w:bookmarkStart w:id="7" w:name="OLE_LINK51"/>
       <w:r>
         <w:drawing>
           <wp:anchor distT="0" distB="0" distL="0" distR="0" simplePos="0" relativeHeight="251660288" behindDoc="0" locked="0" layoutInCell="1" allowOverlap="1">
@@ -1492,7 +1492,25 @@
           <w:sz w:val="17"/>
           <w:lang w:val="en-US" w:eastAsia="zh-CN"/>
         </w:rPr>
-        <w:t>AI 开发生产力工具：精通 Cursor、CodeX、CloudCode 核心功能与第三方插件，可依托 AI 高效完成编码开发、Bug 排查、代码优化、接口设计、技术文档撰写；具备完整的大模型本地部署、环境搭建、启动运维实战经验，掌握本地模型基础配置与落地使用流程。</w:t>
+        <w:t xml:space="preserve">AI 开发生产力工具：精通 Cursor、CodeX、CloudCode </w:t>
+      </w:r>
+      <w:r>
+        <w:rPr>
+          <w:rFonts w:hint="eastAsia"/>
+          <w:spacing w:val="-4"/>
+          <w:sz w:val="17"/>
+          <w:lang w:val="en-US" w:eastAsia="zh-CN"/>
+        </w:rPr>
+        <w:t>、Coze等中外Agent</w:t>
+      </w:r>
+      <w:r>
+        <w:rPr>
+          <w:rFonts w:hint="default"/>
+          <w:spacing w:val="-4"/>
+          <w:sz w:val="17"/>
+          <w:lang w:val="en-US" w:eastAsia="zh-CN"/>
+        </w:rPr>
+        <w:t>核心功能与第三方插件，可依托 AI 高效完成编码开发、Bug 排查、代码优化、接口设计、技术文档撰写；具备完整的大模型本地部署、环境搭建、启动运维实战经验，掌握本地模型基础配置与落地使用流程。</w:t>
       </w:r>
     </w:p>
     <w:p>
@@ -2070,8 +2088,6 @@
         </w:rPr>
         <w:t xml:space="preserve"> 辅修计算机科学相关课程 - 通过自学与项目实践掌握 iOS 开发核心技术。后深度拥抱并学习AI，逐渐担任前端全栈开发工作。</w:t>
       </w:r>
-      <w:bookmarkStart w:id="56" w:name="_GoBack"/>
-      <w:bookmarkEnd w:id="56"/>
     </w:p>
     <w:p>
       <w:pPr>
@@ -2137,8 +2153,8 @@
       </w:pPr>
       <w:bookmarkStart w:id="8" w:name="2019_.04_–_今________蓝港互动集团"/>
       <w:bookmarkEnd w:id="8"/>
-      <w:bookmarkStart w:id="9" w:name="OLE_LINK39"/>
-      <w:bookmarkStart w:id="10" w:name="OLE_LINK38"/>
+      <w:bookmarkStart w:id="9" w:name="OLE_LINK38"/>
+      <w:bookmarkStart w:id="10" w:name="OLE_LINK39"/>
       <w:r>
         <w:drawing>
           <wp:anchor distT="0" distB="0" distL="0" distR="0" simplePos="0" relativeHeight="251665408" behindDoc="0" locked="0" layoutInCell="1" allowOverlap="1">
@@ -2496,7 +2512,7 @@
           <w:szCs w:val="22"/>
           <w:lang w:val="en-US" w:eastAsia="zh-CN"/>
         </w:rPr>
-        <w:t>负责进行公司战略级产品《开开华彩》的开发工作，功能微信小程序《开开华彩兴趣课堂》、运营管理后台的开发。</w:t>
+        <w:t>负责进行公司战略级产品《开开华彩》的开发工作，微信小程序《开开华彩兴趣课堂》、运营管理后台的开发。</w:t>
       </w:r>
     </w:p>
     <w:p>
@@ -2519,7 +2535,7 @@
           <w:szCs w:val="22"/>
           <w:lang w:val="en-US" w:eastAsia="zh-CN"/>
         </w:rPr>
-        <w:t>辅助CTO进行日常团队管理。</w:t>
+        <w:t>辅助CTO进行日常团队管理。巧用微信小程序手机号验证打通登录业务流程。</w:t>
       </w:r>
     </w:p>
     <w:p>
@@ -3112,8 +3128,8 @@
         </w:rPr>
       </w:pPr>
       <w:bookmarkStart w:id="16" w:name="OLE_LINK55"/>
-      <w:bookmarkStart w:id="17" w:name="OLE_LINK36"/>
-      <w:bookmarkStart w:id="18" w:name="OLE_LINK37"/>
+      <w:bookmarkStart w:id="17" w:name="OLE_LINK37"/>
+      <w:bookmarkStart w:id="18" w:name="OLE_LINK36"/>
       <w:r>
         <w:rPr>
           <w:rFonts w:hint="eastAsia"/>
@@ -3136,8 +3152,8 @@
         </w:rPr>
         <w:t xml:space="preserve">2020.07 </w:t>
       </w:r>
-      <w:bookmarkStart w:id="21" w:name="OLE_LINK17"/>
-      <w:bookmarkStart w:id="22" w:name="OLE_LINK18"/>
+      <w:bookmarkStart w:id="21" w:name="OLE_LINK18"/>
+      <w:bookmarkStart w:id="22" w:name="OLE_LINK17"/>
       <w:r>
         <w:rPr>
           <w:spacing w:val="-4"/>
@@ -3788,8 +3804,8 @@
       </w:pPr>
       <w:bookmarkStart w:id="27" w:name="___________________________产品研发部_|_iOS_高"/>
       <w:bookmarkEnd w:id="27"/>
-      <w:bookmarkStart w:id="28" w:name="OLE_LINK30"/>
-      <w:bookmarkStart w:id="29" w:name="OLE_LINK29"/>
+      <w:bookmarkStart w:id="28" w:name="OLE_LINK29"/>
+      <w:bookmarkStart w:id="29" w:name="OLE_LINK30"/>
       <w:r>
         <w:rPr>
           <w:rFonts w:hint="eastAsia" w:ascii="Arial Unicode MS" w:hAnsi="Arial Unicode MS" w:eastAsia="Arial Unicode MS" w:cs="Arial Unicode MS"/>
@@ -5560,8 +5576,8 @@
           <w:lang w:eastAsia="zh-CN"/>
         </w:rPr>
       </w:pPr>
-      <w:bookmarkStart w:id="37" w:name="OLE_LINK66"/>
-      <w:bookmarkStart w:id="38" w:name="OLE_LINK65"/>
+      <w:bookmarkStart w:id="37" w:name="OLE_LINK65"/>
+      <w:bookmarkStart w:id="38" w:name="OLE_LINK66"/>
     </w:p>
     <w:p>
       <w:pPr>
@@ -5943,7 +5959,7 @@
           <w:szCs w:val="22"/>
           <w:lang w:val="en-US" w:eastAsia="zh-CN" w:bidi="ar-SA"/>
         </w:rPr>
-        <w:t>1、SDK 架构优化：重构游戏登录 / 支付 SDK，实现 OC-Swift 混编静态库，掉单率从 8% 降至 3%，支撑千万级用户并发；完成 Unity / 自研引擎与 iOS 交互中间层开发，覆盖 20 + 游戏项目。</w:t>
+        <w:t>1、SDK 架构优化：重构游戏登录 / 支付 SDK，实现 OC-Swift 混编静态库，掉单率从 ≤0.2‰ 降至 ≤0.05‰，支撑千万级用户并发；完成 Unity / 自研引擎与 iOS 交互中间层开发，覆盖 20 + 游戏项目。</w:t>
       </w:r>
     </w:p>
     <w:p>
@@ -5980,6 +5996,8 @@
         </w:rPr>
         <w:t>2、国内外相关第三方SDK集成（Facebook、Google、Adjust、Firebase、Kakao等等）。</w:t>
       </w:r>
+      <w:bookmarkStart w:id="56" w:name="_GoBack"/>
+      <w:bookmarkEnd w:id="56"/>
     </w:p>
     <w:p>
       <w:pPr>
@@ -6124,8 +6142,8 @@
       <w:bookmarkEnd w:id="38"/>
       <w:bookmarkStart w:id="39" w:name="OLE_LINK59"/>
       <w:bookmarkStart w:id="40" w:name="OLE_LINK60"/>
-      <w:bookmarkStart w:id="41" w:name="OLE_LINK62"/>
-      <w:bookmarkStart w:id="42" w:name="OLE_LINK61"/>
+      <w:bookmarkStart w:id="41" w:name="OLE_LINK61"/>
+      <w:bookmarkStart w:id="42" w:name="OLE_LINK62"/>
     </w:p>
     <w:p>
       <w:pPr>
@@ -6906,8 +6924,8 @@
         </w:rPr>
         <w:t xml:space="preserve">：  </w:t>
       </w:r>
-      <w:bookmarkStart w:id="50" w:name="OLE_LINK77"/>
-      <w:bookmarkStart w:id="51" w:name="OLE_LINK76"/>
+      <w:bookmarkStart w:id="50" w:name="OLE_LINK76"/>
+      <w:bookmarkStart w:id="51" w:name="OLE_LINK77"/>
       <w:r>
         <w:rPr>
           <w:w w:val="104"/>

--- a/王学明开发岗个人简历v2.5.2.docx
+++ b/王学明开发岗个人简历v2.5.2.docx
@@ -723,8 +723,8 @@
       </w:pPr>
       <w:bookmarkStart w:id="3" w:name="专业技能"/>
       <w:bookmarkEnd w:id="3"/>
-      <w:bookmarkStart w:id="4" w:name="OLE_LINK34"/>
-      <w:bookmarkStart w:id="5" w:name="OLE_LINK33"/>
+      <w:bookmarkStart w:id="4" w:name="OLE_LINK33"/>
+      <w:bookmarkStart w:id="5" w:name="OLE_LINK34"/>
       <w:r>
         <w:rPr>
           <w:color w:val="246EB8"/>
@@ -778,8 +778,8 @@
           </w14:textFill>
         </w:rPr>
       </w:pPr>
-      <w:bookmarkStart w:id="6" w:name="OLE_LINK52"/>
-      <w:bookmarkStart w:id="7" w:name="OLE_LINK51"/>
+      <w:bookmarkStart w:id="6" w:name="OLE_LINK51"/>
+      <w:bookmarkStart w:id="7" w:name="OLE_LINK52"/>
       <w:r>
         <w:drawing>
           <wp:anchor distT="0" distB="0" distL="0" distR="0" simplePos="0" relativeHeight="251660288" behindDoc="0" locked="0" layoutInCell="1" allowOverlap="1">
@@ -3128,8 +3128,8 @@
         </w:rPr>
       </w:pPr>
       <w:bookmarkStart w:id="16" w:name="OLE_LINK55"/>
-      <w:bookmarkStart w:id="17" w:name="OLE_LINK37"/>
-      <w:bookmarkStart w:id="18" w:name="OLE_LINK36"/>
+      <w:bookmarkStart w:id="17" w:name="OLE_LINK36"/>
+      <w:bookmarkStart w:id="18" w:name="OLE_LINK37"/>
       <w:r>
         <w:rPr>
           <w:rFonts w:hint="eastAsia"/>
@@ -3142,8 +3142,8 @@
       <w:bookmarkEnd w:id="14"/>
       <w:bookmarkEnd w:id="15"/>
       <w:bookmarkEnd w:id="16"/>
-      <w:bookmarkStart w:id="19" w:name="OLE_LINK43"/>
-      <w:bookmarkStart w:id="20" w:name="OLE_LINK42"/>
+      <w:bookmarkStart w:id="19" w:name="OLE_LINK42"/>
+      <w:bookmarkStart w:id="20" w:name="OLE_LINK43"/>
       <w:r>
         <w:rPr>
           <w:spacing w:val="-4"/>
@@ -3152,8 +3152,8 @@
         </w:rPr>
         <w:t xml:space="preserve">2020.07 </w:t>
       </w:r>
-      <w:bookmarkStart w:id="21" w:name="OLE_LINK18"/>
-      <w:bookmarkStart w:id="22" w:name="OLE_LINK17"/>
+      <w:bookmarkStart w:id="21" w:name="OLE_LINK17"/>
+      <w:bookmarkStart w:id="22" w:name="OLE_LINK18"/>
       <w:r>
         <w:rPr>
           <w:spacing w:val="-4"/>
@@ -3804,8 +3804,8 @@
       </w:pPr>
       <w:bookmarkStart w:id="27" w:name="___________________________产品研发部_|_iOS_高"/>
       <w:bookmarkEnd w:id="27"/>
-      <w:bookmarkStart w:id="28" w:name="OLE_LINK29"/>
-      <w:bookmarkStart w:id="29" w:name="OLE_LINK30"/>
+      <w:bookmarkStart w:id="28" w:name="OLE_LINK30"/>
+      <w:bookmarkStart w:id="29" w:name="OLE_LINK29"/>
       <w:r>
         <w:rPr>
           <w:rFonts w:hint="eastAsia" w:ascii="Arial Unicode MS" w:hAnsi="Arial Unicode MS" w:eastAsia="Arial Unicode MS" w:cs="Arial Unicode MS"/>
@@ -5959,7 +5959,21 @@
           <w:szCs w:val="22"/>
           <w:lang w:val="en-US" w:eastAsia="zh-CN" w:bidi="ar-SA"/>
         </w:rPr>
-        <w:t>1、SDK 架构优化：重构游戏登录 / 支付 SDK，实现 OC-Swift 混编静态库，掉单率从 ≤0.2‰ 降至 ≤0.05‰，支撑千万级用户并发；完成 Unity / 自研引擎与 iOS 交互中间层开发，覆盖 20 + 游戏项目。</w:t>
+        <w:t>1、SDK 架构优化：重构游戏登录 / 支付 SDK，实现 OC-Swift 混编静态库，掉单率从 ≤0.2‰ 降至 ≤0.05‰，支撑十</w:t>
+      </w:r>
+      <w:bookmarkStart w:id="56" w:name="_GoBack"/>
+      <w:bookmarkEnd w:id="56"/>
+      <w:r>
+        <w:rPr>
+          <w:rFonts w:hint="eastAsia" w:ascii="Arial Unicode MS" w:hAnsi="Arial Unicode MS" w:eastAsia="Arial Unicode MS" w:cs="Arial Unicode MS"/>
+          <w:b w:val="0"/>
+          <w:bCs w:val="0"/>
+          <w:spacing w:val="-4"/>
+          <w:sz w:val="17"/>
+          <w:szCs w:val="22"/>
+          <w:lang w:val="en-US" w:eastAsia="zh-CN" w:bidi="ar-SA"/>
+        </w:rPr>
+        <w:t>万级用户并发；完成 Unity / 自研引擎与 iOS 交互中间层开发，覆盖 20 + 游戏项目。</w:t>
       </w:r>
     </w:p>
     <w:p>
@@ -5996,8 +6010,6 @@
         </w:rPr>
         <w:t>2、国内外相关第三方SDK集成（Facebook、Google、Adjust、Firebase、Kakao等等）。</w:t>
       </w:r>
-      <w:bookmarkStart w:id="56" w:name="_GoBack"/>
-      <w:bookmarkEnd w:id="56"/>
     </w:p>
     <w:p>
       <w:pPr>
@@ -6141,8 +6153,8 @@
       <w:bookmarkEnd w:id="37"/>
       <w:bookmarkEnd w:id="38"/>
       <w:bookmarkStart w:id="39" w:name="OLE_LINK59"/>
-      <w:bookmarkStart w:id="40" w:name="OLE_LINK60"/>
-      <w:bookmarkStart w:id="41" w:name="OLE_LINK61"/>
+      <w:bookmarkStart w:id="40" w:name="OLE_LINK61"/>
+      <w:bookmarkStart w:id="41" w:name="OLE_LINK60"/>
       <w:bookmarkStart w:id="42" w:name="OLE_LINK62"/>
     </w:p>
     <w:p>
@@ -6924,8 +6936,8 @@
         </w:rPr>
         <w:t xml:space="preserve">：  </w:t>
       </w:r>
-      <w:bookmarkStart w:id="50" w:name="OLE_LINK76"/>
-      <w:bookmarkStart w:id="51" w:name="OLE_LINK77"/>
+      <w:bookmarkStart w:id="50" w:name="OLE_LINK77"/>
+      <w:bookmarkStart w:id="51" w:name="OLE_LINK76"/>
       <w:r>
         <w:rPr>
           <w:w w:val="104"/>
@@ -7153,8 +7165,8 @@
           <w:lang w:val="en-US" w:eastAsia="zh-CN" w:bidi="ar-SA"/>
         </w:rPr>
       </w:pPr>
-      <w:bookmarkStart w:id="53" w:name="OLE_LINK79"/>
-      <w:bookmarkStart w:id="54" w:name="OLE_LINK78"/>
+      <w:bookmarkStart w:id="53" w:name="OLE_LINK78"/>
+      <w:bookmarkStart w:id="54" w:name="OLE_LINK79"/>
       <w:r>
         <w:rPr>
           <w:rFonts w:hint="eastAsia" w:ascii="Arial Unicode MS" w:hAnsi="Arial Unicode MS" w:eastAsia="Arial Unicode MS" w:cs="Arial Unicode MS"/>

--- a/王学明开发岗个人简历v2.5.2.docx
+++ b/王学明开发岗个人简历v2.5.2.docx
@@ -13,6 +13,8 @@
           <w:lang w:eastAsia="zh-CN"/>
         </w:rPr>
       </w:pPr>
+      <w:bookmarkStart w:id="56" w:name="_GoBack"/>
+      <w:bookmarkEnd w:id="56"/>
     </w:p>
     <w:p>
       <w:pPr>
@@ -132,7 +134,7 @@
           <w:szCs w:val="20"/>
           <w:lang w:val="en-US" w:eastAsia="zh-CN"/>
         </w:rPr>
-        <w:t>求职意向：高级前端全栈开发工程师</w:t>
+        <w:t>求职意向：高级前端全栈开发工程师/负责人</w:t>
       </w:r>
       <w:r>
         <w:rPr>
@@ -336,7 +338,25 @@
           <w:szCs w:val="22"/>
           <w:lang w:eastAsia="zh-CN"/>
         </w:rPr>
-        <w:t xml:space="preserve">  </w:t>
+        <w:t xml:space="preserve"> </w:t>
+      </w:r>
+      <w:r>
+        <w:rPr>
+          <w:rFonts w:hint="eastAsia"/>
+          <w:spacing w:val="-4"/>
+          <w:szCs w:val="22"/>
+          <w:lang w:val="en-US" w:eastAsia="zh-CN"/>
+        </w:rPr>
+        <w:t>一</w:t>
+      </w:r>
+      <w:r>
+        <w:rPr>
+          <w:rFonts w:hint="eastAsia"/>
+          <w:spacing w:val="-4"/>
+          <w:szCs w:val="22"/>
+          <w:lang w:eastAsia="zh-CN"/>
+        </w:rPr>
+        <w:t xml:space="preserve"> </w:t>
       </w:r>
       <w:r>
         <w:rPr>
@@ -587,126 +607,147 @@
         <w:ind w:left="142"/>
         <w:textAlignment w:val="auto"/>
         <w:rPr>
+          <w:rFonts w:hint="eastAsia"/>
+          <w:spacing w:val="-4"/>
+          <w:lang w:val="en-US" w:eastAsia="zh-CN"/>
+        </w:rPr>
+      </w:pPr>
+      <w:r>
+        <w:rPr>
+          <w:spacing w:val="-4"/>
+          <w:szCs w:val="22"/>
+          <w:lang w:eastAsia="zh-CN"/>
+        </w:rPr>
+        <w:t>Gitee      ：</w:t>
+      </w:r>
+      <w:r>
+        <w:rPr>
+          <w:rFonts w:hint="eastAsia"/>
+          <w:spacing w:val="-4"/>
+          <w:szCs w:val="22"/>
+          <w:lang w:eastAsia="zh-CN"/>
+        </w:rPr>
+        <w:t xml:space="preserve"> </w:t>
+      </w:r>
+      <w:r>
+        <w:fldChar w:fldCharType="begin"/>
+      </w:r>
+      <w:r>
+        <w:instrText xml:space="preserve"> HYPERLINK "https://gitee.com/xuemingwang" </w:instrText>
+      </w:r>
+      <w:r>
+        <w:fldChar w:fldCharType="separate"/>
+      </w:r>
+      <w:r>
+        <w:rPr>
+          <w:rStyle w:val="10"/>
+          <w:spacing w:val="-4"/>
+          <w:szCs w:val="22"/>
+          <w:lang w:eastAsia="zh-CN"/>
+        </w:rPr>
+        <w:t>https://gitee.com/xuemingwang</w:t>
+      </w:r>
+      <w:r>
+        <w:rPr>
+          <w:rStyle w:val="10"/>
+          <w:spacing w:val="-4"/>
+          <w:szCs w:val="22"/>
+          <w:lang w:eastAsia="zh-CN"/>
+        </w:rPr>
+        <w:fldChar w:fldCharType="end"/>
+      </w:r>
+      <w:r>
+        <w:rPr>
+          <w:spacing w:val="-4"/>
+          <w:lang w:eastAsia="zh-CN"/>
+        </w:rPr>
+        <w:t xml:space="preserve">          </w:t>
+      </w:r>
+      <w:r>
+        <w:rPr>
+          <w:rFonts w:hint="eastAsia"/>
+          <w:spacing w:val="-4"/>
+          <w:lang w:val="en-US" w:eastAsia="zh-CN"/>
+        </w:rPr>
+        <w:t xml:space="preserve">       </w:t>
+      </w:r>
+    </w:p>
+    <w:p>
+      <w:pPr>
+        <w:pStyle w:val="4"/>
+        <w:keepNext w:val="0"/>
+        <w:keepLines w:val="0"/>
+        <w:pageBreakBefore w:val="0"/>
+        <w:widowControl w:val="0"/>
+        <w:tabs>
+          <w:tab w:val="left" w:pos="679"/>
+          <w:tab w:val="left" w:pos="3977"/>
+        </w:tabs>
+        <w:kinsoku/>
+        <w:wordWrap/>
+        <w:overflowPunct/>
+        <w:topLinePunct w:val="0"/>
+        <w:autoSpaceDE w:val="0"/>
+        <w:autoSpaceDN w:val="0"/>
+        <w:bidi w:val="0"/>
+        <w:adjustRightInd/>
+        <w:snapToGrid/>
+        <w:spacing w:before="133" w:line="192" w:lineRule="auto"/>
+        <w:ind w:left="142"/>
+        <w:textAlignment w:val="auto"/>
+        <w:rPr>
           <w:sz w:val="18"/>
           <w:lang w:eastAsia="zh-CN"/>
         </w:rPr>
       </w:pPr>
       <w:r>
         <w:rPr>
-          <w:spacing w:val="-4"/>
-          <w:szCs w:val="22"/>
-          <w:lang w:eastAsia="zh-CN"/>
-        </w:rPr>
-        <w:t>Gitee      ：</w:t>
-      </w:r>
-      <w:r>
-        <w:rPr>
-          <w:rFonts w:hint="eastAsia"/>
-          <w:spacing w:val="-4"/>
-          <w:szCs w:val="22"/>
-          <w:lang w:eastAsia="zh-CN"/>
-        </w:rPr>
-        <w:t xml:space="preserve"> </w:t>
-      </w:r>
-      <w:r>
+          <w:rFonts w:hint="eastAsia"/>
+          <w:spacing w:val="-4"/>
+          <w:lang w:val="en-US" w:eastAsia="zh-CN"/>
+        </w:rPr>
+        <w:t>个人主页</w:t>
+      </w:r>
+      <w:r>
+        <w:rPr>
+          <w:rFonts w:hint="eastAsia"/>
+          <w:spacing w:val="-4"/>
+          <w:lang w:eastAsia="zh-CN"/>
+        </w:rPr>
+        <w:t>：</w:t>
+      </w:r>
+      <w:r>
+        <w:rPr>
+          <w:rFonts w:hint="eastAsia"/>
+          <w:color w:val="0000FF"/>
+        </w:rPr>
         <w:fldChar w:fldCharType="begin"/>
       </w:r>
       <w:r>
-        <w:instrText xml:space="preserve"> HYPERLINK "https://gitee.com/xuemingwang" </w:instrText>
-      </w:r>
-      <w:r>
+        <w:rPr>
+          <w:rFonts w:hint="eastAsia"/>
+          <w:color w:val="0000FF"/>
+        </w:rPr>
+        <w:instrText xml:space="preserve"> HYPERLINK "https://wxm510846302.github.io/online-resume-wangxueming/" </w:instrText>
+      </w:r>
+      <w:r>
+        <w:rPr>
+          <w:rFonts w:hint="eastAsia"/>
+          <w:color w:val="0000FF"/>
+        </w:rPr>
         <w:fldChar w:fldCharType="separate"/>
       </w:r>
       <w:r>
         <w:rPr>
           <w:rStyle w:val="10"/>
-          <w:spacing w:val="-4"/>
-          <w:szCs w:val="22"/>
-          <w:lang w:eastAsia="zh-CN"/>
-        </w:rPr>
-        <w:t>https://gitee.com/xuemingwang</w:t>
-      </w:r>
-      <w:r>
-        <w:rPr>
-          <w:rStyle w:val="10"/>
-          <w:spacing w:val="-4"/>
-          <w:szCs w:val="22"/>
-          <w:lang w:eastAsia="zh-CN"/>
-        </w:rPr>
-        <w:fldChar w:fldCharType="end"/>
-      </w:r>
-      <w:r>
-        <w:rPr>
-          <w:spacing w:val="-4"/>
-          <w:lang w:eastAsia="zh-CN"/>
-        </w:rPr>
-        <w:t xml:space="preserve">          </w:t>
-      </w:r>
-      <w:r>
-        <w:rPr>
-          <w:rFonts w:hint="eastAsia"/>
-          <w:spacing w:val="-4"/>
-          <w:lang w:val="en-US" w:eastAsia="zh-CN"/>
-        </w:rPr>
-        <w:t xml:space="preserve">       </w:t>
-      </w:r>
-      <w:r>
-        <w:rPr>
-          <w:rFonts w:hint="eastAsia"/>
-          <w:spacing w:val="-4"/>
-          <w:lang w:eastAsia="zh-CN"/>
-        </w:rPr>
-        <w:t>Twitter</w:t>
-      </w:r>
-      <w:r>
-        <w:rPr>
-          <w:spacing w:val="-4"/>
-          <w:lang w:eastAsia="zh-CN"/>
-        </w:rPr>
-        <w:t xml:space="preserve">     </w:t>
-      </w:r>
-      <w:r>
-        <w:rPr>
-          <w:rFonts w:hint="eastAsia"/>
-          <w:spacing w:val="-4"/>
-          <w:lang w:eastAsia="zh-CN"/>
-        </w:rPr>
-        <w:t>：</w:t>
-      </w:r>
-      <w:r>
-        <w:rPr>
+          <w:rFonts w:hint="eastAsia"/>
+        </w:rPr>
+        <w:t>https://wxm510846302.github.io/online-resume-wangxueming/</w:t>
+      </w:r>
+      <w:r>
+        <w:rPr>
+          <w:rFonts w:hint="eastAsia"/>
           <w:color w:val="0000FF"/>
-        </w:rPr>
-        <w:fldChar w:fldCharType="begin"/>
-      </w:r>
-      <w:r>
-        <w:rPr>
-          <w:color w:val="0000FF"/>
-          <w:lang w:eastAsia="zh-CN"/>
-        </w:rPr>
-        <w:instrText xml:space="preserve">HYPERLINK "https://x.com/XM_LKWeb3Team"</w:instrText>
-      </w:r>
-      <w:r>
-        <w:rPr>
-          <w:color w:val="0000FF"/>
-        </w:rPr>
-        <w:fldChar w:fldCharType="separate"/>
-      </w:r>
-      <w:r>
-        <w:rPr>
-          <w:rStyle w:val="9"/>
-          <w:color w:val="0000FF"/>
-          <w:spacing w:val="-4"/>
-          <w:lang w:eastAsia="zh-CN"/>
-        </w:rPr>
-        <w:t>https://x.com/XM_LKWeb3Team</w:t>
-      </w:r>
-      <w:r>
-        <w:rPr>
-          <w:rStyle w:val="10"/>
-          <w:color w:val="0000FF"/>
-          <w:spacing w:val="-4"/>
-          <w:lang w:eastAsia="zh-CN"/>
         </w:rPr>
         <w:fldChar w:fldCharType="end"/>
       </w:r>
@@ -1435,20 +1476,179 @@
         <w:ind w:firstLine="648" w:firstLineChars="400"/>
         <w:textAlignment w:val="auto"/>
         <w:rPr>
-          <w:rFonts w:hint="eastAsia"/>
-          <w:spacing w:val="-4"/>
-          <w:sz w:val="17"/>
-          <w:lang w:val="en-US" w:eastAsia="zh-CN"/>
-        </w:rPr>
-      </w:pPr>
-      <w:r>
-        <w:rPr>
-          <w:rFonts w:hint="eastAsia"/>
-          <w:spacing w:val="-4"/>
-          <w:sz w:val="17"/>
-          <w:lang w:val="en-US" w:eastAsia="zh-CN"/>
-        </w:rPr>
-        <w:t>编程语言：Swift（精通）、Objective-C（精通）、Java（Android 开发）、Vue（前端小程序）、Python（脚本）</w:t>
+          <w:rFonts w:hint="default"/>
+          <w:spacing w:val="-4"/>
+          <w:sz w:val="17"/>
+          <w:lang w:val="en-US" w:eastAsia="zh-CN"/>
+        </w:rPr>
+      </w:pPr>
+      <w:r>
+        <w:rPr>
+          <w:rFonts w:hint="eastAsia"/>
+          <w:spacing w:val="-4"/>
+          <w:sz w:val="17"/>
+          <w:lang w:val="en-US" w:eastAsia="zh-CN"/>
+        </w:rPr>
+        <w:t>编程语言：</w:t>
+      </w:r>
+      <w:r>
+        <w:rPr>
+          <w:rFonts w:hint="eastAsia"/>
+          <w:color w:val="C0504D" w:themeColor="accent2"/>
+          <w:spacing w:val="-4"/>
+          <w:sz w:val="17"/>
+          <w:lang w:val="en-US" w:eastAsia="zh-CN"/>
+          <w14:textFill>
+            <w14:solidFill>
+              <w14:schemeClr w14:val="accent2"/>
+            </w14:solidFill>
+          </w14:textFill>
+        </w:rPr>
+        <w:t>Swift</w:t>
+      </w:r>
+      <w:r>
+        <w:rPr>
+          <w:rFonts w:hint="eastAsia"/>
+          <w:spacing w:val="-4"/>
+          <w:sz w:val="17"/>
+          <w:lang w:val="en-US" w:eastAsia="zh-CN"/>
+        </w:rPr>
+        <w:t>（精通）、</w:t>
+      </w:r>
+      <w:r>
+        <w:rPr>
+          <w:rFonts w:hint="eastAsia"/>
+          <w:color w:val="C0504D" w:themeColor="accent2"/>
+          <w:spacing w:val="-4"/>
+          <w:sz w:val="17"/>
+          <w:lang w:val="en-US" w:eastAsia="zh-CN"/>
+          <w14:textFill>
+            <w14:solidFill>
+              <w14:schemeClr w14:val="accent2"/>
+            </w14:solidFill>
+          </w14:textFill>
+        </w:rPr>
+        <w:t>Objective-C</w:t>
+      </w:r>
+      <w:r>
+        <w:rPr>
+          <w:rFonts w:hint="eastAsia"/>
+          <w:spacing w:val="-4"/>
+          <w:sz w:val="17"/>
+          <w:lang w:val="en-US" w:eastAsia="zh-CN"/>
+        </w:rPr>
+        <w:t>（精通）、</w:t>
+      </w:r>
+      <w:r>
+        <w:rPr>
+          <w:rFonts w:hint="eastAsia"/>
+          <w:color w:val="C0504D" w:themeColor="accent2"/>
+          <w:spacing w:val="-4"/>
+          <w:sz w:val="17"/>
+          <w:lang w:val="en-US" w:eastAsia="zh-CN"/>
+          <w14:textFill>
+            <w14:solidFill>
+              <w14:schemeClr w14:val="accent2"/>
+            </w14:solidFill>
+          </w14:textFill>
+        </w:rPr>
+        <w:t>Kotlin</w:t>
+      </w:r>
+      <w:r>
+        <w:rPr>
+          <w:rFonts w:hint="eastAsia"/>
+          <w:spacing w:val="-4"/>
+          <w:sz w:val="17"/>
+          <w:lang w:val="en-US" w:eastAsia="zh-CN"/>
+        </w:rPr>
+        <w:t>（Android）、</w:t>
+      </w:r>
+      <w:r>
+        <w:rPr>
+          <w:rFonts w:hint="eastAsia"/>
+          <w:color w:val="C0504D" w:themeColor="accent2"/>
+          <w:spacing w:val="-4"/>
+          <w:sz w:val="17"/>
+          <w:lang w:val="en-US" w:eastAsia="zh-CN"/>
+          <w14:textFill>
+            <w14:solidFill>
+              <w14:schemeClr w14:val="accent2"/>
+            </w14:solidFill>
+          </w14:textFill>
+        </w:rPr>
+        <w:t>ArkTS</w:t>
+      </w:r>
+      <w:r>
+        <w:rPr>
+          <w:rFonts w:hint="eastAsia"/>
+          <w:spacing w:val="-4"/>
+          <w:sz w:val="17"/>
+          <w:lang w:val="en-US" w:eastAsia="zh-CN"/>
+        </w:rPr>
+        <w:t>（鸿蒙）、</w:t>
+      </w:r>
+      <w:r>
+        <w:rPr>
+          <w:rFonts w:hint="eastAsia"/>
+          <w:color w:val="C0504D" w:themeColor="accent2"/>
+          <w:spacing w:val="-4"/>
+          <w:sz w:val="17"/>
+          <w:lang w:val="en-US" w:eastAsia="zh-CN"/>
+          <w14:textFill>
+            <w14:solidFill>
+              <w14:schemeClr w14:val="accent2"/>
+            </w14:solidFill>
+          </w14:textFill>
+        </w:rPr>
+        <w:t>Dart</w:t>
+      </w:r>
+      <w:r>
+        <w:rPr>
+          <w:rFonts w:hint="eastAsia"/>
+          <w:spacing w:val="-4"/>
+          <w:sz w:val="17"/>
+          <w:lang w:val="en-US" w:eastAsia="zh-CN"/>
+        </w:rPr>
+        <w:t>（Flutter）、</w:t>
+      </w:r>
+      <w:r>
+        <w:rPr>
+          <w:rFonts w:hint="eastAsia"/>
+          <w:color w:val="C0504D" w:themeColor="accent2"/>
+          <w:spacing w:val="-4"/>
+          <w:sz w:val="17"/>
+          <w:lang w:val="en-US" w:eastAsia="zh-CN"/>
+          <w14:textFill>
+            <w14:solidFill>
+              <w14:schemeClr w14:val="accent2"/>
+            </w14:solidFill>
+          </w14:textFill>
+        </w:rPr>
+        <w:t>Vue</w:t>
+      </w:r>
+      <w:r>
+        <w:rPr>
+          <w:rFonts w:hint="eastAsia"/>
+          <w:spacing w:val="-4"/>
+          <w:sz w:val="17"/>
+          <w:lang w:val="en-US" w:eastAsia="zh-CN"/>
+        </w:rPr>
+        <w:t>（前端小程序）、</w:t>
+      </w:r>
+      <w:r>
+        <w:rPr>
+          <w:rFonts w:hint="eastAsia"/>
+          <w:color w:val="C0504D" w:themeColor="accent2"/>
+          <w:spacing w:val="-4"/>
+          <w:sz w:val="17"/>
+          <w:lang w:val="en-US" w:eastAsia="zh-CN"/>
+          <w14:textFill>
+            <w14:solidFill>
+              <w14:schemeClr w14:val="accent2"/>
+            </w14:solidFill>
+          </w14:textFill>
+        </w:rPr>
+        <w:t xml:space="preserve">Python </w:t>
       </w:r>
     </w:p>
     <w:p>
@@ -1492,7 +1692,25 @@
           <w:sz w:val="17"/>
           <w:lang w:val="en-US" w:eastAsia="zh-CN"/>
         </w:rPr>
-        <w:t xml:space="preserve">AI 开发生产力工具：精通 Cursor、CodeX、CloudCode </w:t>
+        <w:t>AI 开发生产力工具：精通 CodeX</w:t>
+      </w:r>
+      <w:r>
+        <w:rPr>
+          <w:rFonts w:hint="eastAsia"/>
+          <w:spacing w:val="-4"/>
+          <w:sz w:val="17"/>
+          <w:lang w:val="en-US" w:eastAsia="zh-CN"/>
+        </w:rPr>
+        <w:t>、</w:t>
+      </w:r>
+      <w:r>
+        <w:rPr>
+          <w:rFonts w:hint="default"/>
+          <w:spacing w:val="-4"/>
+          <w:sz w:val="17"/>
+          <w:lang w:val="en-US" w:eastAsia="zh-CN"/>
+        </w:rPr>
+        <w:t xml:space="preserve">Cursor、CloudCode </w:t>
       </w:r>
       <w:r>
         <w:rPr>
@@ -1510,7 +1728,25 @@
           <w:sz w:val="17"/>
           <w:lang w:val="en-US" w:eastAsia="zh-CN"/>
         </w:rPr>
-        <w:t>核心功能与第三方插件，可依托 AI 高效完成编码开发、Bug 排查、代码优化、接口设计、技术文档撰写；具备完整的大模型本地部署、环境搭建、启动运维实战经验，掌握本地模型基础配置与落地使用流程。</w:t>
+        <w:t>核心功能与第三方插件，</w:t>
+      </w:r>
+      <w:r>
+        <w:rPr>
+          <w:rFonts w:hint="eastAsia"/>
+          <w:spacing w:val="-4"/>
+          <w:sz w:val="17"/>
+          <w:lang w:val="en-US" w:eastAsia="zh-CN"/>
+        </w:rPr>
+        <w:t>利用</w:t>
+      </w:r>
+      <w:r>
+        <w:rPr>
+          <w:rFonts w:hint="default"/>
+          <w:spacing w:val="-4"/>
+          <w:sz w:val="17"/>
+          <w:lang w:val="en-US" w:eastAsia="zh-CN"/>
+        </w:rPr>
+        <w:t xml:space="preserve"> AI 高效完成编码开发、Bug 排查、代码优化、接口设计、技术文档撰写；具备完整的大模型本地部署、环境搭建、启动运维实战经验，掌握本地模型基础配置与落地使用流程。</w:t>
       </w:r>
     </w:p>
     <w:p>
@@ -1853,7 +2089,7 @@
           <w:sz w:val="17"/>
           <w:lang w:val="en-US" w:eastAsia="zh-CN"/>
         </w:rPr>
-        <w:t>：具备9 年 iOS 开发 + 5 年技术管理经验。曾就职上市公司CEO技术助理、CIO助理以及LK Venture【区块链行业的风险投资机构】投研岗位，兼具技术落地与战略思维，能驱动产品从需求到上线全流程。</w:t>
+        <w:t>：具备10 年 客户端开发 + 5 年技术管理经验。曾就职上市公司CEO技术助理、CIO助理以及LK Venture【区块链行业的风险投资机构】投研岗位，兼具技术落地与战略思维，能驱动产品从需求到上线全流程。</w:t>
       </w:r>
     </w:p>
     <w:p>
@@ -1909,10 +2145,9 @@
         </w:tabs>
         <w:ind w:left="665" w:leftChars="0" w:hanging="425" w:firstLineChars="0"/>
         <w:rPr>
-          <w:rFonts w:hint="eastAsia"/>
-          <w:spacing w:val="-4"/>
-          <w:sz w:val="17"/>
-          <w:lang w:val="en-US" w:eastAsia="zh-CN"/>
+          <w:color w:val="246EB8"/>
+          <w:spacing w:val="-2"/>
+          <w:lang w:eastAsia="zh-CN"/>
         </w:rPr>
       </w:pPr>
       <w:r>
@@ -1933,19 +2168,8 @@
           <w:sz w:val="17"/>
           <w:lang w:val="en-US" w:eastAsia="zh-CN"/>
         </w:rPr>
-        <w:t>：熟悉项目全生命周期管理，带领过 3 人以上开发团队，具有团队以及独立开发经验和能力，能有效推动产品迭代与创新。</w:t>
-      </w:r>
-    </w:p>
-    <w:p>
-      <w:pPr>
-        <w:pStyle w:val="2"/>
-        <w:spacing w:before="35"/>
-        <w:rPr>
-          <w:color w:val="246EB8"/>
-          <w:spacing w:val="-2"/>
-          <w:lang w:eastAsia="zh-CN"/>
-        </w:rPr>
-      </w:pPr>
+        <w:t>：熟悉项目全生命周期管理，带领过 8人以上开发团队，具有团队以及独立开发经验和能力，能有效推动产品迭代与创新。</w:t>
+      </w:r>
     </w:p>
     <w:p>
       <w:pPr>
@@ -3074,8 +3298,8 @@
           <w:lang w:eastAsia="zh-CN"/>
         </w:rPr>
       </w:pPr>
-      <w:bookmarkStart w:id="12" w:name="OLE_LINK54"/>
-      <w:bookmarkStart w:id="13" w:name="OLE_LINK53"/>
+      <w:bookmarkStart w:id="12" w:name="OLE_LINK53"/>
+      <w:bookmarkStart w:id="13" w:name="OLE_LINK54"/>
       <w:bookmarkStart w:id="14" w:name="OLE_LINK26"/>
       <w:bookmarkStart w:id="15" w:name="OLE_LINK25"/>
       <w:r>
@@ -3142,8 +3366,8 @@
       <w:bookmarkEnd w:id="14"/>
       <w:bookmarkEnd w:id="15"/>
       <w:bookmarkEnd w:id="16"/>
-      <w:bookmarkStart w:id="19" w:name="OLE_LINK42"/>
-      <w:bookmarkStart w:id="20" w:name="OLE_LINK43"/>
+      <w:bookmarkStart w:id="19" w:name="OLE_LINK43"/>
+      <w:bookmarkStart w:id="20" w:name="OLE_LINK42"/>
       <w:r>
         <w:rPr>
           <w:spacing w:val="-4"/>
@@ -5959,21 +6183,7 @@
           <w:szCs w:val="22"/>
           <w:lang w:val="en-US" w:eastAsia="zh-CN" w:bidi="ar-SA"/>
         </w:rPr>
-        <w:t>1、SDK 架构优化：重构游戏登录 / 支付 SDK，实现 OC-Swift 混编静态库，掉单率从 ≤0.2‰ 降至 ≤0.05‰，支撑十</w:t>
-      </w:r>
-      <w:bookmarkStart w:id="56" w:name="_GoBack"/>
-      <w:bookmarkEnd w:id="56"/>
-      <w:r>
-        <w:rPr>
-          <w:rFonts w:hint="eastAsia" w:ascii="Arial Unicode MS" w:hAnsi="Arial Unicode MS" w:eastAsia="Arial Unicode MS" w:cs="Arial Unicode MS"/>
-          <w:b w:val="0"/>
-          <w:bCs w:val="0"/>
-          <w:spacing w:val="-4"/>
-          <w:sz w:val="17"/>
-          <w:szCs w:val="22"/>
-          <w:lang w:val="en-US" w:eastAsia="zh-CN" w:bidi="ar-SA"/>
-        </w:rPr>
-        <w:t>万级用户并发；完成 Unity / 自研引擎与 iOS 交互中间层开发，覆盖 20 + 游戏项目。</w:t>
+        <w:t>1、SDK 架构优化：重构游戏登录 / 支付 SDK，实现 OC-Swift 混编静态库，掉单率从 ≤0.2‰ 降至 ≤0.05‰，支撑十万级用户并发；完成 Unity / 自研引擎与 iOS 交互中间层开发，覆盖 20 + 游戏项目。</w:t>
       </w:r>
     </w:p>
     <w:p>
@@ -6152,10 +6362,10 @@
       </w:r>
       <w:bookmarkEnd w:id="37"/>
       <w:bookmarkEnd w:id="38"/>
-      <w:bookmarkStart w:id="39" w:name="OLE_LINK59"/>
-      <w:bookmarkStart w:id="40" w:name="OLE_LINK61"/>
-      <w:bookmarkStart w:id="41" w:name="OLE_LINK60"/>
-      <w:bookmarkStart w:id="42" w:name="OLE_LINK62"/>
+      <w:bookmarkStart w:id="39" w:name="OLE_LINK60"/>
+      <w:bookmarkStart w:id="40" w:name="OLE_LINK62"/>
+      <w:bookmarkStart w:id="41" w:name="OLE_LINK61"/>
+      <w:bookmarkStart w:id="42" w:name="OLE_LINK59"/>
     </w:p>
     <w:p>
       <w:pPr>
@@ -6936,8 +7146,8 @@
         </w:rPr>
         <w:t xml:space="preserve">：  </w:t>
       </w:r>
-      <w:bookmarkStart w:id="50" w:name="OLE_LINK77"/>
-      <w:bookmarkStart w:id="51" w:name="OLE_LINK76"/>
+      <w:bookmarkStart w:id="50" w:name="OLE_LINK76"/>
+      <w:bookmarkStart w:id="51" w:name="OLE_LINK77"/>
       <w:r>
         <w:rPr>
           <w:w w:val="104"/>
